--- a/Report/ОТЧЁТ ПО ПП06.docx
+++ b/Report/ОТЧЁТ ПО ПП06.docx
@@ -859,49 +859,19 @@
         <w:jc w:val="center"/>
         <w:rPr>
           <w:rFonts w:ascii="Times New Roman" w:hAnsi="Times New Roman" w:cs="Times New Roman"/>
-          <w:sz w:val="28"/>
-          <w:szCs w:val="28"/>
-        </w:rPr>
-      </w:pPr>
-      <w:r>
-        <w:rPr>
-          <w:rFonts w:ascii="Times New Roman" w:hAnsi="Times New Roman" w:cs="Times New Roman"/>
+          <w:bCs/>
+          <w:sz w:val="28"/>
+          <w:szCs w:val="28"/>
+        </w:rPr>
+      </w:pPr>
+      <w:r>
+        <w:rPr>
+          <w:rFonts w:ascii="Times New Roman" w:hAnsi="Times New Roman" w:cs="Times New Roman"/>
+          <w:bCs/>
           <w:sz w:val="28"/>
           <w:szCs w:val="28"/>
         </w:rPr>
         <w:lastRenderedPageBreak/>
-        <w:t>ОСНОВНАЯ ЧАСТЬ</w:t>
-      </w:r>
-    </w:p>
-    <w:p>
-      <w:pPr>
-        <w:spacing w:after="0" w:line="360" w:lineRule="auto"/>
-        <w:jc w:val="center"/>
-        <w:rPr>
-          <w:rFonts w:ascii="Times New Roman" w:hAnsi="Times New Roman" w:cs="Times New Roman"/>
-          <w:sz w:val="28"/>
-          <w:szCs w:val="28"/>
-        </w:rPr>
-      </w:pPr>
-    </w:p>
-    <w:p>
-      <w:pPr>
-        <w:spacing w:after="0" w:line="360" w:lineRule="auto"/>
-        <w:jc w:val="center"/>
-        <w:rPr>
-          <w:rFonts w:ascii="Times New Roman" w:hAnsi="Times New Roman" w:cs="Times New Roman"/>
-          <w:bCs/>
-          <w:sz w:val="28"/>
-          <w:szCs w:val="28"/>
-        </w:rPr>
-      </w:pPr>
-      <w:r>
-        <w:rPr>
-          <w:rFonts w:ascii="Times New Roman" w:hAnsi="Times New Roman" w:cs="Times New Roman"/>
-          <w:bCs/>
-          <w:sz w:val="28"/>
-          <w:szCs w:val="28"/>
-        </w:rPr>
         <w:t>1</w:t>
       </w:r>
       <w:r>
@@ -1090,16 +1060,7 @@
           <w:sz w:val="28"/>
           <w:szCs w:val="28"/>
         </w:rPr>
-        <w:t>-</w:t>
-      </w:r>
-      <w:r>
-        <w:rPr>
-          <w:rFonts w:ascii="Times New Roman" w:hAnsi="Times New Roman" w:cs="Times New Roman"/>
-          <w:sz w:val="28"/>
-          <w:szCs w:val="28"/>
-        </w:rPr>
-        <w:lastRenderedPageBreak/>
-        <w:t>функциональную структуру, при которой отдельные направления сопровождаются профильными специалистами.</w:t>
+        <w:t>-функциональную структуру, при которой отдельные направления сопровождаются профильными специалистами.</w:t>
       </w:r>
     </w:p>
     <w:p>
@@ -1133,6 +1094,7 @@
           <w:sz w:val="28"/>
           <w:szCs w:val="28"/>
         </w:rPr>
+        <w:lastRenderedPageBreak/>
         <w:t>1.2 Роль информационных систем в работе организации</w:t>
       </w:r>
     </w:p>
@@ -1256,8 +1218,6 @@
           <w:szCs w:val="28"/>
         </w:rPr>
       </w:pPr>
-      <w:bookmarkStart w:id="0" w:name="_GoBack"/>
-      <w:bookmarkEnd w:id="0"/>
     </w:p>
     <w:p>
       <w:pPr>
@@ -1298,7 +1258,6 @@
           <w:sz w:val="28"/>
           <w:szCs w:val="28"/>
         </w:rPr>
-        <w:lastRenderedPageBreak/>
         <w:t>В организации используются различные информационные системы и программные продукты, предназначенные для автоматизации производственных процессов, контроля качества продукции, обработки видеоданных и сопровождения клиентов.</w:t>
       </w:r>
     </w:p>
@@ -1319,6 +1278,7 @@
           <w:sz w:val="28"/>
           <w:szCs w:val="28"/>
         </w:rPr>
+        <w:lastRenderedPageBreak/>
         <w:t>К используемым системам относятся:</w:t>
       </w:r>
     </w:p>
@@ -1727,6 +1687,8 @@
           <w:szCs w:val="28"/>
         </w:rPr>
       </w:pPr>
+      <w:bookmarkStart w:id="0" w:name="_GoBack"/>
+      <w:bookmarkEnd w:id="0"/>
     </w:p>
     <w:sectPr>
       <w:type w:val="continuous"/>
@@ -2593,6 +2555,7 @@
   <w:style w:type="character" w:default="1" w:styleId="a0">
     <w:name w:val="Default Paragraph Font"/>
     <w:uiPriority w:val="1"/>
+    <w:semiHidden/>
     <w:unhideWhenUsed/>
   </w:style>
   <w:style w:type="table" w:default="1" w:styleId="a1">
@@ -2978,7 +2941,7 @@
 </file>
 
 <file path=customXml/itemProps1.xml><?xml version="1.0" encoding="utf-8"?>
-<ds:datastoreItem xmlns:ds="http://schemas.openxmlformats.org/officeDocument/2006/customXml" ds:itemID="{20A7A6ED-7A39-463F-956A-10B2DB4ADED0}">
+<ds:datastoreItem xmlns:ds="http://schemas.openxmlformats.org/officeDocument/2006/customXml" ds:itemID="{350168F5-6FC0-436F-8C42-21026D645A19}">
   <ds:schemaRefs>
     <ds:schemaRef ds:uri="http://schemas.openxmlformats.org/officeDocument/2006/bibliography"/>
   </ds:schemaRefs>

--- a/Report/ОТЧЁТ ПО ПП06.docx
+++ b/Report/ОТЧЁТ ПО ПП06.docx
@@ -818,6 +818,7 @@
     </w:p>
     <w:p>
       <w:pPr>
+        <w:spacing w:after="0" w:line="360" w:lineRule="auto"/>
         <w:jc w:val="center"/>
         <w:rPr>
           <w:rFonts w:ascii="Times New Roman" w:hAnsi="Times New Roman" w:cs="Times New Roman"/>
@@ -837,13 +838,298 @@
     </w:p>
     <w:p>
       <w:pPr>
-        <w:spacing w:after="160" w:line="259" w:lineRule="auto"/>
-        <w:rPr>
-          <w:rFonts w:ascii="Times New Roman" w:hAnsi="Times New Roman" w:cs="Times New Roman"/>
-          <w:sz w:val="28"/>
-          <w:szCs w:val="28"/>
-        </w:rPr>
-      </w:pPr>
+        <w:spacing w:after="0" w:line="360" w:lineRule="auto"/>
+        <w:jc w:val="center"/>
+        <w:rPr>
+          <w:rFonts w:ascii="Times New Roman" w:hAnsi="Times New Roman" w:cs="Times New Roman"/>
+          <w:sz w:val="28"/>
+          <w:szCs w:val="28"/>
+        </w:rPr>
+      </w:pPr>
+    </w:p>
+    <w:p>
+      <w:pPr>
+        <w:spacing w:after="0" w:line="360" w:lineRule="auto"/>
+        <w:ind w:firstLine="709"/>
+        <w:jc w:val="both"/>
+        <w:rPr>
+          <w:rFonts w:ascii="Times New Roman" w:hAnsi="Times New Roman" w:cs="Times New Roman"/>
+          <w:sz w:val="28"/>
+          <w:szCs w:val="28"/>
+        </w:rPr>
+      </w:pPr>
+      <w:r>
+        <w:rPr>
+          <w:rFonts w:ascii="Times New Roman" w:hAnsi="Times New Roman" w:cs="Times New Roman"/>
+          <w:sz w:val="28"/>
+          <w:szCs w:val="28"/>
+        </w:rPr>
+        <w:t>Производственная практика по профессиональному модулю ПП.06 «Сопровождение информационных систем» проходила в ООО «</w:t>
+      </w:r>
+      <w:proofErr w:type="spellStart"/>
+      <w:r>
+        <w:rPr>
+          <w:rFonts w:ascii="Times New Roman" w:hAnsi="Times New Roman" w:cs="Times New Roman"/>
+          <w:sz w:val="28"/>
+          <w:szCs w:val="28"/>
+        </w:rPr>
+        <w:t>Малленом</w:t>
+      </w:r>
+      <w:proofErr w:type="spellEnd"/>
+      <w:r>
+        <w:rPr>
+          <w:rFonts w:ascii="Times New Roman" w:hAnsi="Times New Roman" w:cs="Times New Roman"/>
+          <w:sz w:val="28"/>
+          <w:szCs w:val="28"/>
+        </w:rPr>
+        <w:t xml:space="preserve"> Системс» в период с «11» мая 2026 г. по «31» мая 2026 г.</w:t>
+      </w:r>
+    </w:p>
+    <w:p>
+      <w:pPr>
+        <w:spacing w:after="0" w:line="360" w:lineRule="auto"/>
+        <w:ind w:firstLine="709"/>
+        <w:jc w:val="both"/>
+        <w:rPr>
+          <w:rFonts w:ascii="Times New Roman" w:hAnsi="Times New Roman" w:cs="Times New Roman"/>
+          <w:sz w:val="28"/>
+          <w:szCs w:val="28"/>
+        </w:rPr>
+      </w:pPr>
+      <w:r>
+        <w:rPr>
+          <w:rFonts w:ascii="Times New Roman" w:hAnsi="Times New Roman" w:cs="Times New Roman"/>
+          <w:sz w:val="28"/>
+          <w:szCs w:val="28"/>
+        </w:rPr>
+        <w:t>Основной целью прохождения производственной практики являлось закрепление теоретических знаний, полученных в процессе обучения, а также приобретение практических навыков в области сопровождения, настройки и обслуживания информационных систем.</w:t>
+      </w:r>
+    </w:p>
+    <w:p>
+      <w:pPr>
+        <w:spacing w:after="0" w:line="360" w:lineRule="auto"/>
+        <w:ind w:firstLine="709"/>
+        <w:jc w:val="both"/>
+        <w:rPr>
+          <w:rFonts w:ascii="Times New Roman" w:hAnsi="Times New Roman" w:cs="Times New Roman"/>
+          <w:sz w:val="28"/>
+          <w:szCs w:val="28"/>
+        </w:rPr>
+      </w:pPr>
+      <w:r>
+        <w:rPr>
+          <w:rFonts w:ascii="Times New Roman" w:hAnsi="Times New Roman" w:cs="Times New Roman"/>
+          <w:sz w:val="28"/>
+          <w:szCs w:val="28"/>
+        </w:rPr>
+        <w:t>В процессе прохождения практики были поставлены следующие задачи:</w:t>
+      </w:r>
+    </w:p>
+    <w:p>
+      <w:pPr>
+        <w:numPr>
+          <w:ilvl w:val="0"/>
+          <w:numId w:val="16"/>
+        </w:numPr>
+        <w:spacing w:after="0" w:line="360" w:lineRule="auto"/>
+        <w:ind w:left="0" w:firstLine="0"/>
+        <w:jc w:val="both"/>
+        <w:rPr>
+          <w:rFonts w:ascii="Times New Roman" w:hAnsi="Times New Roman" w:cs="Times New Roman"/>
+          <w:sz w:val="28"/>
+          <w:szCs w:val="28"/>
+        </w:rPr>
+      </w:pPr>
+      <w:r>
+        <w:rPr>
+          <w:rFonts w:ascii="Times New Roman" w:hAnsi="Times New Roman" w:cs="Times New Roman"/>
+          <w:sz w:val="28"/>
+          <w:szCs w:val="28"/>
+        </w:rPr>
+        <w:t xml:space="preserve">изучение информационных систем, используемых на предприятии, и принципов их функционирования; </w:t>
+      </w:r>
+    </w:p>
+    <w:p>
+      <w:pPr>
+        <w:numPr>
+          <w:ilvl w:val="0"/>
+          <w:numId w:val="16"/>
+        </w:numPr>
+        <w:spacing w:after="0" w:line="360" w:lineRule="auto"/>
+        <w:ind w:left="0" w:firstLine="0"/>
+        <w:jc w:val="both"/>
+        <w:rPr>
+          <w:rFonts w:ascii="Times New Roman" w:hAnsi="Times New Roman" w:cs="Times New Roman"/>
+          <w:sz w:val="28"/>
+          <w:szCs w:val="28"/>
+        </w:rPr>
+      </w:pPr>
+      <w:r>
+        <w:rPr>
+          <w:rFonts w:ascii="Times New Roman" w:hAnsi="Times New Roman" w:cs="Times New Roman"/>
+          <w:sz w:val="28"/>
+          <w:szCs w:val="28"/>
+        </w:rPr>
+        <w:t xml:space="preserve">ознакомление с процессами установки, настройки и сопровождения информационных систем; </w:t>
+      </w:r>
+    </w:p>
+    <w:p>
+      <w:pPr>
+        <w:numPr>
+          <w:ilvl w:val="0"/>
+          <w:numId w:val="16"/>
+        </w:numPr>
+        <w:spacing w:after="0" w:line="360" w:lineRule="auto"/>
+        <w:ind w:left="0" w:firstLine="0"/>
+        <w:jc w:val="both"/>
+        <w:rPr>
+          <w:rFonts w:ascii="Times New Roman" w:hAnsi="Times New Roman" w:cs="Times New Roman"/>
+          <w:sz w:val="28"/>
+          <w:szCs w:val="28"/>
+        </w:rPr>
+      </w:pPr>
+      <w:r>
+        <w:rPr>
+          <w:rFonts w:ascii="Times New Roman" w:hAnsi="Times New Roman" w:cs="Times New Roman"/>
+          <w:sz w:val="28"/>
+          <w:szCs w:val="28"/>
+        </w:rPr>
+        <w:t xml:space="preserve">изучение регламентов обновления программного обеспечения, технического сопровождения и восстановления данных; </w:t>
+      </w:r>
+    </w:p>
+    <w:p>
+      <w:pPr>
+        <w:numPr>
+          <w:ilvl w:val="0"/>
+          <w:numId w:val="16"/>
+        </w:numPr>
+        <w:spacing w:after="0" w:line="360" w:lineRule="auto"/>
+        <w:ind w:left="0" w:firstLine="0"/>
+        <w:jc w:val="both"/>
+        <w:rPr>
+          <w:rFonts w:ascii="Times New Roman" w:hAnsi="Times New Roman" w:cs="Times New Roman"/>
+          <w:sz w:val="28"/>
+          <w:szCs w:val="28"/>
+        </w:rPr>
+      </w:pPr>
+      <w:r>
+        <w:rPr>
+          <w:rFonts w:ascii="Times New Roman" w:hAnsi="Times New Roman" w:cs="Times New Roman"/>
+          <w:sz w:val="28"/>
+          <w:szCs w:val="28"/>
+        </w:rPr>
+        <w:t xml:space="preserve">анализ ошибок, возникающих в процессе эксплуатации информационных систем, а также способов их устранения; </w:t>
+      </w:r>
+    </w:p>
+    <w:p>
+      <w:pPr>
+        <w:numPr>
+          <w:ilvl w:val="0"/>
+          <w:numId w:val="16"/>
+        </w:numPr>
+        <w:spacing w:after="0" w:line="360" w:lineRule="auto"/>
+        <w:ind w:left="0" w:firstLine="0"/>
+        <w:jc w:val="both"/>
+        <w:rPr>
+          <w:rFonts w:ascii="Times New Roman" w:hAnsi="Times New Roman" w:cs="Times New Roman"/>
+          <w:sz w:val="28"/>
+          <w:szCs w:val="28"/>
+        </w:rPr>
+      </w:pPr>
+      <w:r>
+        <w:rPr>
+          <w:rFonts w:ascii="Times New Roman" w:hAnsi="Times New Roman" w:cs="Times New Roman"/>
+          <w:sz w:val="28"/>
+          <w:szCs w:val="28"/>
+        </w:rPr>
+        <w:t xml:space="preserve">получение практических навыков настройки информационных систем для пользователей в соответствии с технической документацией; </w:t>
+      </w:r>
+    </w:p>
+    <w:p>
+      <w:pPr>
+        <w:numPr>
+          <w:ilvl w:val="0"/>
+          <w:numId w:val="16"/>
+        </w:numPr>
+        <w:spacing w:after="0" w:line="360" w:lineRule="auto"/>
+        <w:ind w:left="0" w:firstLine="0"/>
+        <w:jc w:val="both"/>
+        <w:rPr>
+          <w:rFonts w:ascii="Times New Roman" w:hAnsi="Times New Roman" w:cs="Times New Roman"/>
+          <w:sz w:val="28"/>
+          <w:szCs w:val="28"/>
+        </w:rPr>
+      </w:pPr>
+      <w:r>
+        <w:rPr>
+          <w:rFonts w:ascii="Times New Roman" w:hAnsi="Times New Roman" w:cs="Times New Roman"/>
+          <w:sz w:val="28"/>
+          <w:szCs w:val="28"/>
+        </w:rPr>
+        <w:t xml:space="preserve">изучение политики информационной безопасности организации; </w:t>
+      </w:r>
+    </w:p>
+    <w:p>
+      <w:pPr>
+        <w:numPr>
+          <w:ilvl w:val="0"/>
+          <w:numId w:val="16"/>
+        </w:numPr>
+        <w:spacing w:after="0" w:line="360" w:lineRule="auto"/>
+        <w:ind w:left="0" w:firstLine="0"/>
+        <w:jc w:val="both"/>
+        <w:rPr>
+          <w:rFonts w:ascii="Times New Roman" w:hAnsi="Times New Roman" w:cs="Times New Roman"/>
+          <w:sz w:val="28"/>
+          <w:szCs w:val="28"/>
+        </w:rPr>
+      </w:pPr>
+      <w:r>
+        <w:rPr>
+          <w:rFonts w:ascii="Times New Roman" w:hAnsi="Times New Roman" w:cs="Times New Roman"/>
+          <w:sz w:val="28"/>
+          <w:szCs w:val="28"/>
+        </w:rPr>
+        <w:t xml:space="preserve">разработка обучающих материалов для пользователей по работе с информационной системой. </w:t>
+      </w:r>
+    </w:p>
+    <w:p>
+      <w:pPr>
+        <w:spacing w:after="0" w:line="360" w:lineRule="auto"/>
+        <w:ind w:firstLine="709"/>
+        <w:jc w:val="both"/>
+        <w:rPr>
+          <w:rFonts w:ascii="Times New Roman" w:hAnsi="Times New Roman" w:cs="Times New Roman"/>
+          <w:sz w:val="28"/>
+          <w:szCs w:val="28"/>
+        </w:rPr>
+      </w:pPr>
+      <w:r>
+        <w:rPr>
+          <w:rFonts w:ascii="Times New Roman" w:hAnsi="Times New Roman" w:cs="Times New Roman"/>
+          <w:sz w:val="28"/>
+          <w:szCs w:val="28"/>
+        </w:rPr>
+        <w:t>Во время прохождения практики были изучены особенности деятельности ООО «</w:t>
+      </w:r>
+      <w:proofErr w:type="spellStart"/>
+      <w:r>
+        <w:rPr>
+          <w:rFonts w:ascii="Times New Roman" w:hAnsi="Times New Roman" w:cs="Times New Roman"/>
+          <w:sz w:val="28"/>
+          <w:szCs w:val="28"/>
+        </w:rPr>
+        <w:t>Малленом</w:t>
+      </w:r>
+      <w:proofErr w:type="spellEnd"/>
+      <w:r>
+        <w:rPr>
+          <w:rFonts w:ascii="Times New Roman" w:hAnsi="Times New Roman" w:cs="Times New Roman"/>
+          <w:sz w:val="28"/>
+          <w:szCs w:val="28"/>
+        </w:rPr>
+        <w:t xml:space="preserve"> Системс», получены практические навыки сопровождения информационных систем, а также приобретен опыт решения задач, связанных с технической поддержкой, настройкой программного обеспечения и обеспечением стабильной работы информационной инфраструктуры предприятия.</w:t>
+      </w:r>
       <w:r>
         <w:rPr>
           <w:rFonts w:ascii="Times New Roman" w:hAnsi="Times New Roman" w:cs="Times New Roman"/>
@@ -1286,10 +1572,10 @@
       <w:pPr>
         <w:numPr>
           <w:ilvl w:val="0"/>
-          <w:numId w:val="1"/>
+          <w:numId w:val="15"/>
         </w:numPr>
         <w:spacing w:after="0" w:line="360" w:lineRule="auto"/>
-        <w:ind w:left="0" w:firstLine="706"/>
+        <w:ind w:left="0" w:firstLine="0"/>
         <w:jc w:val="both"/>
         <w:rPr>
           <w:rFonts w:ascii="Times New Roman" w:hAnsi="Times New Roman" w:cs="Times New Roman"/>
@@ -1310,10 +1596,10 @@
       <w:pPr>
         <w:numPr>
           <w:ilvl w:val="0"/>
-          <w:numId w:val="1"/>
+          <w:numId w:val="15"/>
         </w:numPr>
         <w:spacing w:after="0" w:line="360" w:lineRule="auto"/>
-        <w:ind w:left="0" w:firstLine="706"/>
+        <w:ind w:left="0" w:firstLine="0"/>
         <w:jc w:val="both"/>
         <w:rPr>
           <w:rFonts w:ascii="Times New Roman" w:hAnsi="Times New Roman" w:cs="Times New Roman"/>
@@ -1334,10 +1620,10 @@
       <w:pPr>
         <w:numPr>
           <w:ilvl w:val="0"/>
-          <w:numId w:val="1"/>
+          <w:numId w:val="15"/>
         </w:numPr>
         <w:spacing w:after="0" w:line="360" w:lineRule="auto"/>
-        <w:ind w:left="0" w:firstLine="706"/>
+        <w:ind w:left="0" w:firstLine="0"/>
         <w:jc w:val="both"/>
         <w:rPr>
           <w:rFonts w:ascii="Times New Roman" w:hAnsi="Times New Roman" w:cs="Times New Roman"/>
@@ -1376,10 +1662,10 @@
       <w:pPr>
         <w:numPr>
           <w:ilvl w:val="0"/>
-          <w:numId w:val="1"/>
+          <w:numId w:val="15"/>
         </w:numPr>
         <w:spacing w:after="0" w:line="360" w:lineRule="auto"/>
-        <w:ind w:left="0" w:firstLine="706"/>
+        <w:ind w:left="0" w:firstLine="0"/>
         <w:jc w:val="both"/>
         <w:rPr>
           <w:rFonts w:ascii="Times New Roman" w:hAnsi="Times New Roman" w:cs="Times New Roman"/>
@@ -1420,10 +1706,10 @@
       <w:pPr>
         <w:numPr>
           <w:ilvl w:val="0"/>
-          <w:numId w:val="2"/>
+          <w:numId w:val="15"/>
         </w:numPr>
         <w:spacing w:after="0" w:line="360" w:lineRule="auto"/>
-        <w:ind w:left="0" w:firstLine="706"/>
+        <w:ind w:left="0" w:firstLine="0"/>
         <w:jc w:val="both"/>
         <w:rPr>
           <w:rFonts w:ascii="Times New Roman" w:hAnsi="Times New Roman" w:cs="Times New Roman"/>
@@ -1444,10 +1730,10 @@
       <w:pPr>
         <w:numPr>
           <w:ilvl w:val="0"/>
-          <w:numId w:val="2"/>
+          <w:numId w:val="15"/>
         </w:numPr>
         <w:spacing w:after="0" w:line="360" w:lineRule="auto"/>
-        <w:ind w:left="0" w:firstLine="706"/>
+        <w:ind w:left="0" w:firstLine="0"/>
         <w:jc w:val="both"/>
         <w:rPr>
           <w:rFonts w:ascii="Times New Roman" w:hAnsi="Times New Roman" w:cs="Times New Roman"/>
@@ -1468,10 +1754,10 @@
       <w:pPr>
         <w:numPr>
           <w:ilvl w:val="0"/>
-          <w:numId w:val="2"/>
+          <w:numId w:val="15"/>
         </w:numPr>
         <w:spacing w:after="0" w:line="360" w:lineRule="auto"/>
-        <w:ind w:left="0" w:firstLine="706"/>
+        <w:ind w:left="0" w:firstLine="0"/>
         <w:jc w:val="both"/>
         <w:rPr>
           <w:rFonts w:ascii="Times New Roman" w:hAnsi="Times New Roman" w:cs="Times New Roman"/>
@@ -1510,10 +1796,10 @@
       <w:pPr>
         <w:numPr>
           <w:ilvl w:val="0"/>
-          <w:numId w:val="2"/>
+          <w:numId w:val="15"/>
         </w:numPr>
         <w:spacing w:after="0" w:line="360" w:lineRule="auto"/>
-        <w:ind w:left="0" w:firstLine="706"/>
+        <w:ind w:left="0" w:firstLine="0"/>
         <w:jc w:val="both"/>
         <w:rPr>
           <w:rFonts w:ascii="Times New Roman" w:hAnsi="Times New Roman" w:cs="Times New Roman"/>
@@ -1552,10 +1838,10 @@
       <w:pPr>
         <w:numPr>
           <w:ilvl w:val="0"/>
-          <w:numId w:val="2"/>
+          <w:numId w:val="15"/>
         </w:numPr>
         <w:spacing w:after="0" w:line="360" w:lineRule="auto"/>
-        <w:ind w:left="0" w:firstLine="706"/>
+        <w:ind w:left="0" w:firstLine="0"/>
         <w:jc w:val="both"/>
         <w:rPr>
           <w:rFonts w:ascii="Times New Roman" w:hAnsi="Times New Roman" w:cs="Times New Roman"/>
@@ -1576,10 +1862,10 @@
       <w:pPr>
         <w:numPr>
           <w:ilvl w:val="0"/>
-          <w:numId w:val="2"/>
+          <w:numId w:val="15"/>
         </w:numPr>
         <w:spacing w:after="0" w:line="360" w:lineRule="auto"/>
-        <w:ind w:left="0" w:firstLine="706"/>
+        <w:ind w:left="0" w:firstLine="0"/>
         <w:jc w:val="both"/>
         <w:rPr>
           <w:rFonts w:ascii="Times New Roman" w:hAnsi="Times New Roman" w:cs="Times New Roman"/>
@@ -1600,10 +1886,10 @@
       <w:pPr>
         <w:numPr>
           <w:ilvl w:val="0"/>
-          <w:numId w:val="2"/>
+          <w:numId w:val="15"/>
         </w:numPr>
         <w:spacing w:after="0" w:line="360" w:lineRule="auto"/>
-        <w:ind w:left="0" w:firstLine="706"/>
+        <w:ind w:left="0" w:firstLine="0"/>
         <w:jc w:val="both"/>
         <w:rPr>
           <w:rFonts w:ascii="Times New Roman" w:hAnsi="Times New Roman" w:cs="Times New Roman"/>
@@ -1678,17 +1964,4303 @@
     </w:p>
     <w:p>
       <w:pPr>
-        <w:spacing w:after="0" w:line="360" w:lineRule="auto"/>
-        <w:ind w:firstLine="706"/>
-        <w:jc w:val="both"/>
-        <w:rPr>
-          <w:rFonts w:ascii="Times New Roman" w:hAnsi="Times New Roman" w:cs="Times New Roman"/>
-          <w:sz w:val="28"/>
-          <w:szCs w:val="28"/>
-        </w:rPr>
-      </w:pPr>
+        <w:spacing w:after="160" w:line="259" w:lineRule="auto"/>
+        <w:rPr>
+          <w:rFonts w:ascii="Times New Roman" w:hAnsi="Times New Roman" w:cs="Times New Roman"/>
+          <w:sz w:val="28"/>
+          <w:szCs w:val="28"/>
+        </w:rPr>
+      </w:pPr>
+      <w:r>
+        <w:rPr>
+          <w:rFonts w:ascii="Times New Roman" w:hAnsi="Times New Roman" w:cs="Times New Roman"/>
+          <w:sz w:val="28"/>
+          <w:szCs w:val="28"/>
+        </w:rPr>
+        <w:br w:type="page"/>
+      </w:r>
+    </w:p>
+    <w:p>
+      <w:pPr>
+        <w:spacing w:after="0" w:line="360" w:lineRule="auto"/>
+        <w:jc w:val="center"/>
+        <w:rPr>
+          <w:rFonts w:ascii="Times New Roman" w:hAnsi="Times New Roman" w:cs="Times New Roman"/>
+          <w:bCs/>
+          <w:sz w:val="28"/>
+          <w:szCs w:val="28"/>
+        </w:rPr>
+      </w:pPr>
+      <w:r>
+        <w:rPr>
+          <w:rFonts w:ascii="Times New Roman" w:hAnsi="Times New Roman" w:cs="Times New Roman"/>
+          <w:bCs/>
+          <w:sz w:val="28"/>
+          <w:szCs w:val="28"/>
+        </w:rPr>
+        <w:lastRenderedPageBreak/>
+        <w:t>2</w:t>
+      </w:r>
+      <w:r>
+        <w:rPr>
+          <w:rFonts w:ascii="Times New Roman" w:hAnsi="Times New Roman" w:cs="Times New Roman"/>
+          <w:bCs/>
+          <w:sz w:val="28"/>
+          <w:szCs w:val="28"/>
+        </w:rPr>
+        <w:t xml:space="preserve"> СОПРОВОЖДЕНИЕ ИНФОРМАЦИОННЫХ СИСТЕМ</w:t>
+      </w:r>
+    </w:p>
+    <w:p>
+      <w:pPr>
+        <w:spacing w:after="0" w:line="360" w:lineRule="auto"/>
+        <w:jc w:val="center"/>
+        <w:rPr>
+          <w:rFonts w:ascii="Times New Roman" w:hAnsi="Times New Roman" w:cs="Times New Roman"/>
+          <w:bCs/>
+          <w:sz w:val="28"/>
+          <w:szCs w:val="28"/>
+        </w:rPr>
+      </w:pPr>
+    </w:p>
+    <w:p>
+      <w:pPr>
+        <w:spacing w:after="0" w:line="360" w:lineRule="auto"/>
+        <w:ind w:firstLine="706"/>
+        <w:jc w:val="both"/>
+        <w:rPr>
+          <w:rFonts w:ascii="Times New Roman" w:hAnsi="Times New Roman" w:cs="Times New Roman"/>
+          <w:sz w:val="28"/>
+          <w:szCs w:val="28"/>
+        </w:rPr>
+      </w:pPr>
+      <w:r>
+        <w:rPr>
+          <w:rFonts w:ascii="Times New Roman" w:hAnsi="Times New Roman" w:cs="Times New Roman"/>
+          <w:sz w:val="28"/>
+          <w:szCs w:val="28"/>
+        </w:rPr>
+        <w:t>Сопровождение информационных систем является важной частью работы любой современной организации. Под сопровождением ИС понимается комплекс мероприятий, направленных на обеспечение стабильной и бесперебойной работы программного обеспечения после его внедрения и начала эксплуатации.</w:t>
+      </w:r>
+    </w:p>
+    <w:p>
+      <w:pPr>
+        <w:spacing w:after="0" w:line="360" w:lineRule="auto"/>
+        <w:ind w:firstLine="706"/>
+        <w:jc w:val="both"/>
+        <w:rPr>
+          <w:rFonts w:ascii="Times New Roman" w:hAnsi="Times New Roman" w:cs="Times New Roman"/>
+          <w:sz w:val="28"/>
+          <w:szCs w:val="28"/>
+        </w:rPr>
+      </w:pPr>
+      <w:r>
+        <w:rPr>
+          <w:rFonts w:ascii="Times New Roman" w:hAnsi="Times New Roman" w:cs="Times New Roman"/>
+          <w:sz w:val="28"/>
+          <w:szCs w:val="28"/>
+        </w:rPr>
+        <w:t>Основными целями сопровождения являются поддержание работоспособности системы, устранение возникающих ошибок, обновление программного обеспечения и обеспечение информационной безопасности. В процессе сопровождения выполняется настройка системы, контроль ее состояния, техническая поддержка пользователей и восстановление данных при возникновении сбоев.</w:t>
+      </w:r>
+    </w:p>
+    <w:p>
+      <w:pPr>
+        <w:spacing w:after="0" w:line="360" w:lineRule="auto"/>
+        <w:ind w:firstLine="706"/>
+        <w:jc w:val="both"/>
+        <w:rPr>
+          <w:rFonts w:ascii="Times New Roman" w:hAnsi="Times New Roman" w:cs="Times New Roman"/>
+          <w:sz w:val="28"/>
+          <w:szCs w:val="28"/>
+        </w:rPr>
+      </w:pPr>
+      <w:r>
+        <w:rPr>
+          <w:rFonts w:ascii="Times New Roman" w:hAnsi="Times New Roman" w:cs="Times New Roman"/>
+          <w:sz w:val="28"/>
+          <w:szCs w:val="28"/>
+        </w:rPr>
+        <w:t>Сопровождение информационных систем отличается от разработки программного обеспечения. Разработка направлена на создание новых программ и функций, а сопровождение связано с поддержкой и улучшением уже существующей системы в процессе эксплуатации.</w:t>
+      </w:r>
+    </w:p>
+    <w:p>
+      <w:pPr>
+        <w:spacing w:after="0" w:line="360" w:lineRule="auto"/>
+        <w:ind w:firstLine="706"/>
+        <w:jc w:val="both"/>
+        <w:rPr>
+          <w:rFonts w:ascii="Times New Roman" w:hAnsi="Times New Roman" w:cs="Times New Roman"/>
+          <w:sz w:val="28"/>
+          <w:szCs w:val="28"/>
+        </w:rPr>
+      </w:pPr>
+      <w:r>
+        <w:rPr>
+          <w:rFonts w:ascii="Times New Roman" w:hAnsi="Times New Roman" w:cs="Times New Roman"/>
+          <w:sz w:val="28"/>
+          <w:szCs w:val="28"/>
+        </w:rPr>
+        <w:t>В ходе производственной практики были изучены особенности сопровождения информационных систем на предприятии «</w:t>
+      </w:r>
+      <w:proofErr w:type="spellStart"/>
+      <w:r>
+        <w:rPr>
+          <w:rFonts w:ascii="Times New Roman" w:hAnsi="Times New Roman" w:cs="Times New Roman"/>
+          <w:sz w:val="28"/>
+          <w:szCs w:val="28"/>
+        </w:rPr>
+        <w:t>Малленом</w:t>
+      </w:r>
+      <w:proofErr w:type="spellEnd"/>
+      <w:r>
+        <w:rPr>
+          <w:rFonts w:ascii="Times New Roman" w:hAnsi="Times New Roman" w:cs="Times New Roman"/>
+          <w:sz w:val="28"/>
+          <w:szCs w:val="28"/>
+        </w:rPr>
+        <w:t xml:space="preserve"> Системс», а также рассмотрены процессы обновления, технической поддержки и обеспечения стабильной работы программных решений.</w:t>
+      </w:r>
+    </w:p>
+    <w:p>
+      <w:pPr>
+        <w:spacing w:after="0" w:line="480" w:lineRule="auto"/>
+        <w:ind w:firstLine="706"/>
+        <w:jc w:val="both"/>
+        <w:rPr>
+          <w:rFonts w:ascii="Times New Roman" w:hAnsi="Times New Roman" w:cs="Times New Roman"/>
+          <w:sz w:val="28"/>
+          <w:szCs w:val="28"/>
+        </w:rPr>
+      </w:pPr>
+    </w:p>
+    <w:p>
+      <w:pPr>
+        <w:spacing w:after="0" w:line="360" w:lineRule="auto"/>
+        <w:ind w:firstLine="706"/>
+        <w:jc w:val="both"/>
+        <w:rPr>
+          <w:rFonts w:ascii="Times New Roman" w:hAnsi="Times New Roman" w:cs="Times New Roman"/>
+          <w:bCs/>
+          <w:sz w:val="28"/>
+          <w:szCs w:val="28"/>
+        </w:rPr>
+      </w:pPr>
+      <w:r>
+        <w:rPr>
+          <w:rFonts w:ascii="Times New Roman" w:hAnsi="Times New Roman" w:cs="Times New Roman"/>
+          <w:bCs/>
+          <w:sz w:val="28"/>
+          <w:szCs w:val="28"/>
+        </w:rPr>
+        <w:t>2.1 Основные задачи сопровождения ИС</w:t>
+      </w:r>
+    </w:p>
+    <w:p>
+      <w:pPr>
+        <w:spacing w:after="0" w:line="360" w:lineRule="auto"/>
+        <w:ind w:firstLine="706"/>
+        <w:jc w:val="both"/>
+        <w:rPr>
+          <w:rFonts w:ascii="Times New Roman" w:hAnsi="Times New Roman" w:cs="Times New Roman"/>
+          <w:bCs/>
+          <w:sz w:val="28"/>
+          <w:szCs w:val="28"/>
+        </w:rPr>
+      </w:pPr>
+    </w:p>
+    <w:p>
+      <w:pPr>
+        <w:spacing w:after="0" w:line="360" w:lineRule="auto"/>
+        <w:ind w:firstLine="706"/>
+        <w:jc w:val="both"/>
+        <w:rPr>
+          <w:rFonts w:ascii="Times New Roman" w:hAnsi="Times New Roman" w:cs="Times New Roman"/>
+          <w:sz w:val="28"/>
+          <w:szCs w:val="28"/>
+        </w:rPr>
+      </w:pPr>
+      <w:r>
+        <w:rPr>
+          <w:rFonts w:ascii="Times New Roman" w:hAnsi="Times New Roman" w:cs="Times New Roman"/>
+          <w:sz w:val="28"/>
+          <w:szCs w:val="28"/>
+        </w:rPr>
+        <w:t>Одной из основных задач сопровождения информационных систем является поддержание работоспособности системы. Для этого выполняется контроль состояния программного обеспечения, оборудования и сетевой инфраструктуры.</w:t>
+      </w:r>
+    </w:p>
+    <w:p>
+      <w:pPr>
+        <w:spacing w:after="0" w:line="360" w:lineRule="auto"/>
+        <w:ind w:firstLine="706"/>
+        <w:jc w:val="both"/>
+        <w:rPr>
+          <w:rFonts w:ascii="Times New Roman" w:hAnsi="Times New Roman" w:cs="Times New Roman"/>
+          <w:sz w:val="28"/>
+          <w:szCs w:val="28"/>
+        </w:rPr>
+      </w:pPr>
+      <w:r>
+        <w:rPr>
+          <w:rFonts w:ascii="Times New Roman" w:hAnsi="Times New Roman" w:cs="Times New Roman"/>
+          <w:sz w:val="28"/>
+          <w:szCs w:val="28"/>
+        </w:rPr>
+        <w:lastRenderedPageBreak/>
+        <w:t>Важной задачей является устранение ошибок и оптимизация производительности системы. В процессе эксплуатации могут возникать сбои, ошибки обработки данных и снижение производительности, поэтому специалисты проводят диагностику системы и выполняют необходимые настройки.</w:t>
+      </w:r>
+    </w:p>
+    <w:p>
+      <w:pPr>
+        <w:spacing w:after="0" w:line="360" w:lineRule="auto"/>
+        <w:ind w:firstLine="706"/>
+        <w:jc w:val="both"/>
+        <w:rPr>
+          <w:rFonts w:ascii="Times New Roman" w:hAnsi="Times New Roman" w:cs="Times New Roman"/>
+          <w:sz w:val="28"/>
+          <w:szCs w:val="28"/>
+        </w:rPr>
+      </w:pPr>
+      <w:r>
+        <w:rPr>
+          <w:rFonts w:ascii="Times New Roman" w:hAnsi="Times New Roman" w:cs="Times New Roman"/>
+          <w:sz w:val="28"/>
+          <w:szCs w:val="28"/>
+        </w:rPr>
+        <w:t>Также сопровождение включает адаптацию информационной системы к изменяющимся требованиям организации и пользователей. При необходимости выполняется настройка новых функций, установка обновлений и модернизация отдельных компонентов системы.</w:t>
+      </w:r>
+    </w:p>
+    <w:p>
+      <w:pPr>
+        <w:spacing w:after="0" w:line="480" w:lineRule="auto"/>
+        <w:ind w:firstLine="706"/>
+        <w:jc w:val="both"/>
+        <w:rPr>
+          <w:rFonts w:ascii="Times New Roman" w:hAnsi="Times New Roman" w:cs="Times New Roman"/>
+          <w:sz w:val="28"/>
+          <w:szCs w:val="28"/>
+        </w:rPr>
+      </w:pPr>
+    </w:p>
+    <w:p>
+      <w:pPr>
+        <w:spacing w:after="0" w:line="360" w:lineRule="auto"/>
+        <w:ind w:firstLine="706"/>
+        <w:jc w:val="both"/>
+        <w:rPr>
+          <w:rFonts w:ascii="Times New Roman" w:hAnsi="Times New Roman" w:cs="Times New Roman"/>
+          <w:bCs/>
+          <w:sz w:val="28"/>
+          <w:szCs w:val="28"/>
+        </w:rPr>
+      </w:pPr>
+      <w:r>
+        <w:rPr>
+          <w:rFonts w:ascii="Times New Roman" w:hAnsi="Times New Roman" w:cs="Times New Roman"/>
+          <w:bCs/>
+          <w:sz w:val="28"/>
+          <w:szCs w:val="28"/>
+        </w:rPr>
+        <w:t>2.2 Виды сопровождения информационных систем</w:t>
+      </w:r>
+    </w:p>
+    <w:p>
+      <w:pPr>
+        <w:spacing w:after="0" w:line="360" w:lineRule="auto"/>
+        <w:ind w:firstLine="706"/>
+        <w:jc w:val="both"/>
+        <w:rPr>
+          <w:rFonts w:ascii="Times New Roman" w:hAnsi="Times New Roman" w:cs="Times New Roman"/>
+          <w:bCs/>
+          <w:sz w:val="28"/>
+          <w:szCs w:val="28"/>
+        </w:rPr>
+      </w:pPr>
+    </w:p>
+    <w:p>
+      <w:pPr>
+        <w:spacing w:after="0" w:line="360" w:lineRule="auto"/>
+        <w:ind w:firstLine="706"/>
+        <w:jc w:val="both"/>
+        <w:rPr>
+          <w:rFonts w:ascii="Times New Roman" w:hAnsi="Times New Roman" w:cs="Times New Roman"/>
+          <w:sz w:val="28"/>
+          <w:szCs w:val="28"/>
+        </w:rPr>
+      </w:pPr>
+      <w:r>
+        <w:rPr>
+          <w:rFonts w:ascii="Times New Roman" w:hAnsi="Times New Roman" w:cs="Times New Roman"/>
+          <w:sz w:val="28"/>
+          <w:szCs w:val="28"/>
+        </w:rPr>
+        <w:t>Сопровождение информационных систем подразделяется на несколько видов.</w:t>
+      </w:r>
+    </w:p>
+    <w:p>
+      <w:pPr>
+        <w:spacing w:after="0" w:line="360" w:lineRule="auto"/>
+        <w:ind w:firstLine="706"/>
+        <w:jc w:val="both"/>
+        <w:rPr>
+          <w:rFonts w:ascii="Times New Roman" w:hAnsi="Times New Roman" w:cs="Times New Roman"/>
+          <w:sz w:val="28"/>
+          <w:szCs w:val="28"/>
+        </w:rPr>
+      </w:pPr>
+      <w:r>
+        <w:rPr>
+          <w:rFonts w:ascii="Times New Roman" w:hAnsi="Times New Roman" w:cs="Times New Roman"/>
+          <w:sz w:val="28"/>
+          <w:szCs w:val="28"/>
+        </w:rPr>
+        <w:t>Корректирующее сопровождение связано с исправлением ошибок и устранением сбоев в работе системы.</w:t>
+      </w:r>
+    </w:p>
+    <w:p>
+      <w:pPr>
+        <w:spacing w:after="0" w:line="360" w:lineRule="auto"/>
+        <w:ind w:firstLine="706"/>
+        <w:jc w:val="both"/>
+        <w:rPr>
+          <w:rFonts w:ascii="Times New Roman" w:hAnsi="Times New Roman" w:cs="Times New Roman"/>
+          <w:sz w:val="28"/>
+          <w:szCs w:val="28"/>
+        </w:rPr>
+      </w:pPr>
+      <w:r>
+        <w:rPr>
+          <w:rFonts w:ascii="Times New Roman" w:hAnsi="Times New Roman" w:cs="Times New Roman"/>
+          <w:sz w:val="28"/>
+          <w:szCs w:val="28"/>
+        </w:rPr>
+        <w:t>Адаптивное сопровождение предусматривает настройку системы под новые условия эксплуатации, обновление программного обеспечения и подключение нового оборудования.</w:t>
+      </w:r>
+    </w:p>
+    <w:p>
+      <w:pPr>
+        <w:spacing w:after="0" w:line="360" w:lineRule="auto"/>
+        <w:ind w:firstLine="706"/>
+        <w:jc w:val="both"/>
+        <w:rPr>
+          <w:rFonts w:ascii="Times New Roman" w:hAnsi="Times New Roman" w:cs="Times New Roman"/>
+          <w:sz w:val="28"/>
+          <w:szCs w:val="28"/>
+        </w:rPr>
+      </w:pPr>
+      <w:r>
+        <w:rPr>
+          <w:rFonts w:ascii="Times New Roman" w:hAnsi="Times New Roman" w:cs="Times New Roman"/>
+          <w:sz w:val="28"/>
+          <w:szCs w:val="28"/>
+        </w:rPr>
+        <w:t>Совершенствующее сопровождение направлено на улучшение функциональных возможностей системы и повышение эффективности ее работы.</w:t>
+      </w:r>
+    </w:p>
+    <w:p>
+      <w:pPr>
+        <w:spacing w:after="0" w:line="360" w:lineRule="auto"/>
+        <w:ind w:firstLine="706"/>
+        <w:jc w:val="both"/>
+        <w:rPr>
+          <w:rFonts w:ascii="Times New Roman" w:hAnsi="Times New Roman" w:cs="Times New Roman"/>
+          <w:sz w:val="28"/>
+          <w:szCs w:val="28"/>
+        </w:rPr>
+      </w:pPr>
+      <w:r>
+        <w:rPr>
+          <w:rFonts w:ascii="Times New Roman" w:hAnsi="Times New Roman" w:cs="Times New Roman"/>
+          <w:sz w:val="28"/>
+          <w:szCs w:val="28"/>
+        </w:rPr>
+        <w:t>Профилактическое сопровождение включает мероприятия по предупреждению возможных неисправностей, проверку оборудования, обновление программного обеспечения и контроль состояния системы.</w:t>
+      </w:r>
+    </w:p>
+    <w:p>
+      <w:pPr>
+        <w:spacing w:after="0" w:line="480" w:lineRule="auto"/>
+        <w:ind w:firstLine="706"/>
+        <w:jc w:val="both"/>
+        <w:rPr>
+          <w:rFonts w:ascii="Times New Roman" w:hAnsi="Times New Roman" w:cs="Times New Roman"/>
+          <w:sz w:val="28"/>
+          <w:szCs w:val="28"/>
+        </w:rPr>
+      </w:pPr>
+    </w:p>
+    <w:p>
+      <w:pPr>
+        <w:spacing w:after="0" w:line="360" w:lineRule="auto"/>
+        <w:ind w:firstLine="706"/>
+        <w:jc w:val="both"/>
+        <w:rPr>
+          <w:rFonts w:ascii="Times New Roman" w:hAnsi="Times New Roman" w:cs="Times New Roman"/>
+          <w:bCs/>
+          <w:sz w:val="28"/>
+          <w:szCs w:val="28"/>
+        </w:rPr>
+      </w:pPr>
+      <w:r>
+        <w:rPr>
+          <w:rFonts w:ascii="Times New Roman" w:hAnsi="Times New Roman" w:cs="Times New Roman"/>
+          <w:bCs/>
+          <w:sz w:val="28"/>
+          <w:szCs w:val="28"/>
+        </w:rPr>
+        <w:t>2.3 Процессы и этапы сопровождения ИС</w:t>
+      </w:r>
+    </w:p>
+    <w:p>
+      <w:pPr>
+        <w:spacing w:after="0" w:line="360" w:lineRule="auto"/>
+        <w:ind w:firstLine="706"/>
+        <w:jc w:val="both"/>
+        <w:rPr>
+          <w:rFonts w:ascii="Times New Roman" w:hAnsi="Times New Roman" w:cs="Times New Roman"/>
+          <w:bCs/>
+          <w:sz w:val="28"/>
+          <w:szCs w:val="28"/>
+        </w:rPr>
+      </w:pPr>
+    </w:p>
+    <w:p>
+      <w:pPr>
+        <w:spacing w:after="0" w:line="360" w:lineRule="auto"/>
+        <w:ind w:firstLine="706"/>
+        <w:jc w:val="both"/>
+        <w:rPr>
+          <w:rFonts w:ascii="Times New Roman" w:hAnsi="Times New Roman" w:cs="Times New Roman"/>
+          <w:sz w:val="28"/>
+          <w:szCs w:val="28"/>
+        </w:rPr>
+      </w:pPr>
+      <w:r>
+        <w:rPr>
+          <w:rFonts w:ascii="Times New Roman" w:hAnsi="Times New Roman" w:cs="Times New Roman"/>
+          <w:sz w:val="28"/>
+          <w:szCs w:val="28"/>
+        </w:rPr>
+        <w:lastRenderedPageBreak/>
+        <w:t>Процесс сопровождения информационных систем включает несколько этапов. Сначала выполняется мониторинг состояния системы и выявление возникающих проблем. После этого проводится анализ неисправностей и определение причин их появления.</w:t>
+      </w:r>
+    </w:p>
+    <w:p>
+      <w:pPr>
+        <w:spacing w:after="0" w:line="360" w:lineRule="auto"/>
+        <w:ind w:firstLine="706"/>
+        <w:jc w:val="both"/>
+        <w:rPr>
+          <w:rFonts w:ascii="Times New Roman" w:hAnsi="Times New Roman" w:cs="Times New Roman"/>
+          <w:sz w:val="28"/>
+          <w:szCs w:val="28"/>
+        </w:rPr>
+      </w:pPr>
+      <w:r>
+        <w:rPr>
+          <w:rFonts w:ascii="Times New Roman" w:hAnsi="Times New Roman" w:cs="Times New Roman"/>
+          <w:sz w:val="28"/>
+          <w:szCs w:val="28"/>
+        </w:rPr>
+        <w:t>Следующим этапом является устранение обнаруженных ошибок, настройка программного обеспечения или восстановление данных. После выполнения работ проводится проверка работоспособности системы и тестирование ее функций.</w:t>
+      </w:r>
+    </w:p>
+    <w:p>
+      <w:pPr>
+        <w:spacing w:after="0" w:line="360" w:lineRule="auto"/>
+        <w:ind w:firstLine="706"/>
+        <w:jc w:val="both"/>
+        <w:rPr>
+          <w:rFonts w:ascii="Times New Roman" w:hAnsi="Times New Roman" w:cs="Times New Roman"/>
+          <w:sz w:val="28"/>
+          <w:szCs w:val="28"/>
+        </w:rPr>
+      </w:pPr>
+      <w:r>
+        <w:rPr>
+          <w:rFonts w:ascii="Times New Roman" w:hAnsi="Times New Roman" w:cs="Times New Roman"/>
+          <w:sz w:val="28"/>
+          <w:szCs w:val="28"/>
+        </w:rPr>
+        <w:t>Завершающим этапом является профилактическое обслуживание и обновление программного обеспечения для предотвращения повторного возникновения ошибок.</w:t>
+      </w:r>
+    </w:p>
+    <w:p>
+      <w:pPr>
+        <w:spacing w:after="0" w:line="480" w:lineRule="auto"/>
+        <w:ind w:firstLine="706"/>
+        <w:jc w:val="both"/>
+        <w:rPr>
+          <w:rFonts w:ascii="Times New Roman" w:hAnsi="Times New Roman" w:cs="Times New Roman"/>
+          <w:sz w:val="28"/>
+          <w:szCs w:val="28"/>
+        </w:rPr>
+      </w:pPr>
+    </w:p>
+    <w:p>
+      <w:pPr>
+        <w:spacing w:after="0" w:line="360" w:lineRule="auto"/>
+        <w:ind w:firstLine="706"/>
+        <w:jc w:val="both"/>
+        <w:rPr>
+          <w:rFonts w:ascii="Times New Roman" w:hAnsi="Times New Roman" w:cs="Times New Roman"/>
+          <w:bCs/>
+          <w:sz w:val="28"/>
+          <w:szCs w:val="28"/>
+        </w:rPr>
+      </w:pPr>
+      <w:r>
+        <w:rPr>
+          <w:rFonts w:ascii="Times New Roman" w:hAnsi="Times New Roman" w:cs="Times New Roman"/>
+          <w:bCs/>
+          <w:sz w:val="28"/>
+          <w:szCs w:val="28"/>
+        </w:rPr>
+        <w:t>2.4 Методы и инструменты сопровождения</w:t>
+      </w:r>
+    </w:p>
+    <w:p>
+      <w:pPr>
+        <w:spacing w:after="0" w:line="360" w:lineRule="auto"/>
+        <w:ind w:firstLine="706"/>
+        <w:jc w:val="both"/>
+        <w:rPr>
+          <w:rFonts w:ascii="Times New Roman" w:hAnsi="Times New Roman" w:cs="Times New Roman"/>
+          <w:bCs/>
+          <w:sz w:val="28"/>
+          <w:szCs w:val="28"/>
+        </w:rPr>
+      </w:pPr>
+    </w:p>
+    <w:p>
+      <w:pPr>
+        <w:spacing w:after="0" w:line="360" w:lineRule="auto"/>
+        <w:ind w:firstLine="706"/>
+        <w:jc w:val="both"/>
+        <w:rPr>
+          <w:rFonts w:ascii="Times New Roman" w:hAnsi="Times New Roman" w:cs="Times New Roman"/>
+          <w:sz w:val="28"/>
+          <w:szCs w:val="28"/>
+        </w:rPr>
+      </w:pPr>
+      <w:r>
+        <w:rPr>
+          <w:rFonts w:ascii="Times New Roman" w:hAnsi="Times New Roman" w:cs="Times New Roman"/>
+          <w:sz w:val="28"/>
+          <w:szCs w:val="28"/>
+        </w:rPr>
+        <w:t>Для сопровождения информационных систем используются различные программные и технические средства. Одним из основных методов является мониторинг состояния системы и контроль ее работоспособности.</w:t>
+      </w:r>
+    </w:p>
+    <w:p>
+      <w:pPr>
+        <w:spacing w:after="0" w:line="360" w:lineRule="auto"/>
+        <w:ind w:firstLine="706"/>
+        <w:jc w:val="both"/>
+        <w:rPr>
+          <w:rFonts w:ascii="Times New Roman" w:hAnsi="Times New Roman" w:cs="Times New Roman"/>
+          <w:sz w:val="28"/>
+          <w:szCs w:val="28"/>
+        </w:rPr>
+      </w:pPr>
+      <w:r>
+        <w:rPr>
+          <w:rFonts w:ascii="Times New Roman" w:hAnsi="Times New Roman" w:cs="Times New Roman"/>
+          <w:sz w:val="28"/>
+          <w:szCs w:val="28"/>
+        </w:rPr>
+        <w:t xml:space="preserve">Для учета задач и обращений пользователей может использоваться система </w:t>
+      </w:r>
+      <w:proofErr w:type="spellStart"/>
+      <w:r>
+        <w:rPr>
+          <w:rFonts w:ascii="Times New Roman" w:hAnsi="Times New Roman" w:cs="Times New Roman"/>
+          <w:sz w:val="28"/>
+          <w:szCs w:val="28"/>
+        </w:rPr>
+        <w:t>Redmine</w:t>
+      </w:r>
+      <w:proofErr w:type="spellEnd"/>
+      <w:r>
+        <w:rPr>
+          <w:rFonts w:ascii="Times New Roman" w:hAnsi="Times New Roman" w:cs="Times New Roman"/>
+          <w:sz w:val="28"/>
+          <w:szCs w:val="28"/>
+        </w:rPr>
+        <w:t>, позволяющая контролировать выполнение работ и организовывать техническую поддержку.</w:t>
+      </w:r>
+    </w:p>
+    <w:p>
+      <w:pPr>
+        <w:spacing w:after="0" w:line="360" w:lineRule="auto"/>
+        <w:ind w:firstLine="706"/>
+        <w:jc w:val="both"/>
+        <w:rPr>
+          <w:rFonts w:ascii="Times New Roman" w:hAnsi="Times New Roman" w:cs="Times New Roman"/>
+          <w:sz w:val="28"/>
+          <w:szCs w:val="28"/>
+        </w:rPr>
+      </w:pPr>
+      <w:r>
+        <w:rPr>
+          <w:rFonts w:ascii="Times New Roman" w:hAnsi="Times New Roman" w:cs="Times New Roman"/>
+          <w:sz w:val="28"/>
+          <w:szCs w:val="28"/>
+        </w:rPr>
+        <w:t>Также применяются средства удаленного администрирования, антивирусное программное обеспечение, системы резервного копирования данных и инструменты для работы с базами данных.</w:t>
+      </w:r>
+    </w:p>
+    <w:p>
+      <w:pPr>
+        <w:spacing w:after="0" w:line="480" w:lineRule="auto"/>
+        <w:ind w:firstLine="706"/>
+        <w:jc w:val="both"/>
+        <w:rPr>
+          <w:rFonts w:ascii="Times New Roman" w:hAnsi="Times New Roman" w:cs="Times New Roman"/>
+          <w:sz w:val="28"/>
+          <w:szCs w:val="28"/>
+        </w:rPr>
+      </w:pPr>
+    </w:p>
+    <w:p>
+      <w:pPr>
+        <w:spacing w:after="0" w:line="360" w:lineRule="auto"/>
+        <w:ind w:firstLine="706"/>
+        <w:jc w:val="both"/>
+        <w:rPr>
+          <w:rFonts w:ascii="Times New Roman" w:hAnsi="Times New Roman" w:cs="Times New Roman"/>
+          <w:bCs/>
+          <w:sz w:val="28"/>
+          <w:szCs w:val="28"/>
+        </w:rPr>
+      </w:pPr>
+      <w:r>
+        <w:rPr>
+          <w:rFonts w:ascii="Times New Roman" w:hAnsi="Times New Roman" w:cs="Times New Roman"/>
+          <w:bCs/>
+          <w:sz w:val="28"/>
+          <w:szCs w:val="28"/>
+        </w:rPr>
+        <w:t>2.5 Управление рисками и безопасностью</w:t>
+      </w:r>
+    </w:p>
+    <w:p>
+      <w:pPr>
+        <w:spacing w:after="0" w:line="360" w:lineRule="auto"/>
+        <w:ind w:firstLine="706"/>
+        <w:jc w:val="both"/>
+        <w:rPr>
+          <w:rFonts w:ascii="Times New Roman" w:hAnsi="Times New Roman" w:cs="Times New Roman"/>
+          <w:bCs/>
+          <w:sz w:val="28"/>
+          <w:szCs w:val="28"/>
+        </w:rPr>
+      </w:pPr>
+    </w:p>
+    <w:p>
+      <w:pPr>
+        <w:spacing w:after="0" w:line="360" w:lineRule="auto"/>
+        <w:ind w:firstLine="706"/>
+        <w:jc w:val="both"/>
+        <w:rPr>
+          <w:rFonts w:ascii="Times New Roman" w:hAnsi="Times New Roman" w:cs="Times New Roman"/>
+          <w:sz w:val="28"/>
+          <w:szCs w:val="28"/>
+        </w:rPr>
+      </w:pPr>
+      <w:r>
+        <w:rPr>
+          <w:rFonts w:ascii="Times New Roman" w:hAnsi="Times New Roman" w:cs="Times New Roman"/>
+          <w:sz w:val="28"/>
+          <w:szCs w:val="28"/>
+        </w:rPr>
+        <w:t xml:space="preserve">В процессе сопровождения информационных систем большое внимание уделяется информационной безопасности и управлению рисками. Основными </w:t>
+      </w:r>
+      <w:r>
+        <w:rPr>
+          <w:rFonts w:ascii="Times New Roman" w:hAnsi="Times New Roman" w:cs="Times New Roman"/>
+          <w:sz w:val="28"/>
+          <w:szCs w:val="28"/>
+        </w:rPr>
+        <w:lastRenderedPageBreak/>
+        <w:t>рисками являются программные сбои, потеря данных, вирусные атаки и ошибки пользователей.</w:t>
+      </w:r>
+    </w:p>
+    <w:p>
+      <w:pPr>
+        <w:spacing w:after="0" w:line="360" w:lineRule="auto"/>
+        <w:ind w:firstLine="706"/>
+        <w:jc w:val="both"/>
+        <w:rPr>
+          <w:rFonts w:ascii="Times New Roman" w:hAnsi="Times New Roman" w:cs="Times New Roman"/>
+          <w:sz w:val="28"/>
+          <w:szCs w:val="28"/>
+        </w:rPr>
+      </w:pPr>
+      <w:r>
+        <w:rPr>
+          <w:rFonts w:ascii="Times New Roman" w:hAnsi="Times New Roman" w:cs="Times New Roman"/>
+          <w:sz w:val="28"/>
+          <w:szCs w:val="28"/>
+        </w:rPr>
+        <w:t>Для обеспечения безопасности используются антивирусные программы, системы разграничения прав доступа и регулярное обновление программного обеспечения.</w:t>
+      </w:r>
+    </w:p>
+    <w:p>
+      <w:pPr>
+        <w:spacing w:after="0" w:line="360" w:lineRule="auto"/>
+        <w:ind w:firstLine="706"/>
+        <w:jc w:val="both"/>
+        <w:rPr>
+          <w:rFonts w:ascii="Times New Roman" w:hAnsi="Times New Roman" w:cs="Times New Roman"/>
+          <w:sz w:val="28"/>
+          <w:szCs w:val="28"/>
+        </w:rPr>
+      </w:pPr>
+      <w:r>
+        <w:rPr>
+          <w:rFonts w:ascii="Times New Roman" w:hAnsi="Times New Roman" w:cs="Times New Roman"/>
+          <w:sz w:val="28"/>
+          <w:szCs w:val="28"/>
+        </w:rPr>
+        <w:t>Важной частью сопровождения является резервное копирование данных. Создание резервных копий позволяет восстановить информацию и обеспечить работоспособность системы в случае возникновения сбоев или потери данных.</w:t>
+      </w:r>
+    </w:p>
+    <w:p>
+      <w:pPr>
+        <w:spacing w:after="0" w:line="360" w:lineRule="auto"/>
+        <w:ind w:firstLine="706"/>
+        <w:jc w:val="both"/>
+        <w:rPr>
+          <w:rFonts w:ascii="Times New Roman" w:hAnsi="Times New Roman" w:cs="Times New Roman"/>
+          <w:sz w:val="28"/>
+          <w:szCs w:val="28"/>
+        </w:rPr>
+      </w:pPr>
+      <w:r>
+        <w:rPr>
+          <w:rFonts w:ascii="Times New Roman" w:hAnsi="Times New Roman" w:cs="Times New Roman"/>
+          <w:sz w:val="28"/>
+          <w:szCs w:val="28"/>
+        </w:rPr>
+        <w:t>Таким образом, сопровождение информационных систем обеспечивает стабильную, безопасную и эффективную работу программного обеспечения и технической инфраструктуры организации.</w:t>
+      </w:r>
+    </w:p>
+    <w:p>
+      <w:pPr>
+        <w:spacing w:after="160" w:line="259" w:lineRule="auto"/>
+        <w:rPr>
+          <w:rFonts w:ascii="Times New Roman" w:hAnsi="Times New Roman" w:cs="Times New Roman"/>
+          <w:sz w:val="28"/>
+          <w:szCs w:val="28"/>
+        </w:rPr>
+      </w:pPr>
+      <w:r>
+        <w:rPr>
+          <w:rFonts w:ascii="Times New Roman" w:hAnsi="Times New Roman" w:cs="Times New Roman"/>
+          <w:sz w:val="28"/>
+          <w:szCs w:val="28"/>
+        </w:rPr>
+        <w:br w:type="page"/>
+      </w:r>
+    </w:p>
+    <w:p>
+      <w:pPr>
+        <w:spacing w:after="0" w:line="360" w:lineRule="auto"/>
+        <w:jc w:val="center"/>
+        <w:rPr>
+          <w:rFonts w:ascii="Times New Roman" w:hAnsi="Times New Roman" w:cs="Times New Roman"/>
+          <w:sz w:val="28"/>
+          <w:szCs w:val="28"/>
+        </w:rPr>
+      </w:pPr>
+      <w:r>
+        <w:rPr>
+          <w:rFonts w:ascii="Times New Roman" w:hAnsi="Times New Roman" w:cs="Times New Roman"/>
+          <w:sz w:val="28"/>
+          <w:szCs w:val="28"/>
+        </w:rPr>
+        <w:lastRenderedPageBreak/>
+        <w:t xml:space="preserve">3 </w:t>
+      </w:r>
+      <w:r>
+        <w:rPr>
+          <w:rFonts w:ascii="Times New Roman" w:hAnsi="Times New Roman" w:cs="Times New Roman"/>
+          <w:sz w:val="28"/>
+          <w:szCs w:val="28"/>
+        </w:rPr>
+        <w:t>ВЫПОЛНЯЕМЫЕ ЗАДАНИЯ</w:t>
+      </w:r>
+    </w:p>
+    <w:p>
+      <w:pPr>
+        <w:spacing w:after="0" w:line="360" w:lineRule="auto"/>
+        <w:jc w:val="center"/>
+        <w:rPr>
+          <w:rFonts w:ascii="Times New Roman" w:hAnsi="Times New Roman" w:cs="Times New Roman"/>
+          <w:sz w:val="28"/>
+          <w:szCs w:val="28"/>
+        </w:rPr>
+      </w:pPr>
+    </w:p>
+    <w:p>
+      <w:pPr>
+        <w:spacing w:after="0" w:line="360" w:lineRule="auto"/>
+        <w:ind w:firstLine="709"/>
+        <w:jc w:val="both"/>
+        <w:rPr>
+          <w:rFonts w:ascii="Times New Roman" w:hAnsi="Times New Roman" w:cs="Times New Roman"/>
+          <w:sz w:val="28"/>
+          <w:szCs w:val="28"/>
+        </w:rPr>
+      </w:pPr>
+      <w:r>
+        <w:rPr>
+          <w:rFonts w:ascii="Times New Roman" w:hAnsi="Times New Roman" w:cs="Times New Roman"/>
+          <w:sz w:val="28"/>
+          <w:szCs w:val="28"/>
+        </w:rPr>
+        <w:t>В ходе производственной практики мы выполнили как теоретические, так и практические задания</w:t>
+      </w:r>
+      <w:r>
+        <w:rPr>
+          <w:rFonts w:ascii="Times New Roman" w:hAnsi="Times New Roman" w:cs="Times New Roman"/>
+          <w:sz w:val="28"/>
+          <w:szCs w:val="28"/>
+        </w:rPr>
+        <w:t>.</w:t>
+      </w:r>
+    </w:p>
+    <w:p>
+      <w:pPr>
+        <w:spacing w:after="0" w:line="480" w:lineRule="auto"/>
+        <w:ind w:firstLine="709"/>
+        <w:jc w:val="both"/>
+        <w:rPr>
+          <w:rFonts w:ascii="Times New Roman" w:hAnsi="Times New Roman" w:cs="Times New Roman"/>
+          <w:sz w:val="28"/>
+          <w:szCs w:val="28"/>
+        </w:rPr>
+      </w:pPr>
+    </w:p>
+    <w:p>
+      <w:pPr>
+        <w:spacing w:after="0" w:line="360" w:lineRule="auto"/>
+        <w:ind w:firstLine="709"/>
+        <w:jc w:val="both"/>
+        <w:rPr>
+          <w:rFonts w:ascii="Times New Roman" w:hAnsi="Times New Roman" w:cs="Times New Roman"/>
+          <w:sz w:val="28"/>
+          <w:szCs w:val="28"/>
+        </w:rPr>
+      </w:pPr>
+      <w:r>
+        <w:rPr>
+          <w:rFonts w:ascii="Times New Roman" w:hAnsi="Times New Roman" w:cs="Times New Roman"/>
+          <w:sz w:val="28"/>
+          <w:szCs w:val="28"/>
+        </w:rPr>
+        <w:t xml:space="preserve">1 </w:t>
+      </w:r>
+      <w:r>
+        <w:rPr>
+          <w:rFonts w:ascii="Times New Roman" w:hAnsi="Times New Roman" w:cs="Times New Roman"/>
+          <w:sz w:val="28"/>
+          <w:szCs w:val="28"/>
+        </w:rPr>
+        <w:t>Ответы на теоретические вопросы по производственной практике</w:t>
+      </w:r>
+    </w:p>
+    <w:p>
+      <w:pPr>
+        <w:spacing w:after="0" w:line="240" w:lineRule="auto"/>
+        <w:ind w:firstLine="709"/>
+        <w:jc w:val="both"/>
+        <w:rPr>
+          <w:rFonts w:ascii="Times New Roman" w:hAnsi="Times New Roman" w:cs="Times New Roman"/>
+          <w:sz w:val="28"/>
+          <w:szCs w:val="28"/>
+        </w:rPr>
+      </w:pPr>
+    </w:p>
+    <w:p>
+      <w:pPr>
+        <w:spacing w:after="0" w:line="360" w:lineRule="auto"/>
+        <w:ind w:firstLine="706"/>
+        <w:jc w:val="both"/>
+        <w:rPr>
+          <w:rFonts w:ascii="Times New Roman" w:hAnsi="Times New Roman" w:cs="Times New Roman"/>
+          <w:bCs/>
+          <w:sz w:val="28"/>
+          <w:szCs w:val="28"/>
+        </w:rPr>
+      </w:pPr>
+      <w:r>
+        <w:rPr>
+          <w:rFonts w:ascii="Times New Roman" w:hAnsi="Times New Roman" w:cs="Times New Roman"/>
+          <w:bCs/>
+          <w:sz w:val="28"/>
+          <w:szCs w:val="28"/>
+        </w:rPr>
+        <w:t>1.</w:t>
+      </w:r>
+      <w:r>
+        <w:rPr>
+          <w:rFonts w:ascii="Times New Roman" w:hAnsi="Times New Roman" w:cs="Times New Roman"/>
+          <w:bCs/>
+          <w:sz w:val="28"/>
+          <w:szCs w:val="28"/>
+        </w:rPr>
+        <w:t>1</w:t>
+      </w:r>
+      <w:r>
+        <w:rPr>
+          <w:rFonts w:ascii="Times New Roman" w:hAnsi="Times New Roman" w:cs="Times New Roman"/>
+          <w:bCs/>
+          <w:sz w:val="28"/>
+          <w:szCs w:val="28"/>
+        </w:rPr>
+        <w:t xml:space="preserve"> Bitrix24</w:t>
+      </w:r>
+    </w:p>
+    <w:p>
+      <w:pPr>
+        <w:spacing w:after="0" w:line="240" w:lineRule="auto"/>
+        <w:ind w:firstLine="706"/>
+        <w:jc w:val="both"/>
+        <w:rPr>
+          <w:rFonts w:ascii="Times New Roman" w:hAnsi="Times New Roman" w:cs="Times New Roman"/>
+          <w:bCs/>
+          <w:sz w:val="28"/>
+          <w:szCs w:val="28"/>
+        </w:rPr>
+      </w:pPr>
+    </w:p>
+    <w:p>
+      <w:pPr>
+        <w:pStyle w:val="a8"/>
+        <w:numPr>
+          <w:ilvl w:val="0"/>
+          <w:numId w:val="9"/>
+        </w:numPr>
+        <w:spacing w:after="0" w:line="360" w:lineRule="auto"/>
+        <w:ind w:left="0" w:firstLine="709"/>
+        <w:jc w:val="both"/>
+        <w:rPr>
+          <w:rFonts w:ascii="Times New Roman" w:hAnsi="Times New Roman" w:cs="Times New Roman"/>
+          <w:bCs/>
+          <w:sz w:val="28"/>
+          <w:szCs w:val="28"/>
+        </w:rPr>
+      </w:pPr>
+      <w:r>
+        <w:rPr>
+          <w:rFonts w:ascii="Times New Roman" w:hAnsi="Times New Roman" w:cs="Times New Roman"/>
+          <w:bCs/>
+          <w:sz w:val="28"/>
+          <w:szCs w:val="28"/>
+        </w:rPr>
+        <w:t>Назначение системы</w:t>
+      </w:r>
+    </w:p>
+    <w:p>
+      <w:pPr>
+        <w:spacing w:after="0" w:line="360" w:lineRule="auto"/>
+        <w:ind w:firstLine="706"/>
+        <w:jc w:val="both"/>
+        <w:rPr>
+          <w:rFonts w:ascii="Times New Roman" w:hAnsi="Times New Roman" w:cs="Times New Roman"/>
+          <w:bCs/>
+          <w:sz w:val="28"/>
+          <w:szCs w:val="28"/>
+        </w:rPr>
+      </w:pPr>
+    </w:p>
+    <w:p>
+      <w:pPr>
+        <w:spacing w:after="0" w:line="360" w:lineRule="auto"/>
+        <w:ind w:firstLine="706"/>
+        <w:jc w:val="both"/>
+        <w:rPr>
+          <w:rFonts w:ascii="Times New Roman" w:hAnsi="Times New Roman" w:cs="Times New Roman"/>
+          <w:sz w:val="28"/>
+          <w:szCs w:val="28"/>
+        </w:rPr>
+      </w:pPr>
+      <w:r>
+        <w:rPr>
+          <w:rFonts w:ascii="Times New Roman" w:hAnsi="Times New Roman" w:cs="Times New Roman"/>
+          <w:sz w:val="28"/>
+          <w:szCs w:val="28"/>
+        </w:rPr>
+        <w:t>Bitrix24 — это корпоративная платформа, предназначенная для организации совместной работы сотрудников, управления задачами, автоматизации продаж и сопровождения клиентов. Система используется в коммерческих организациях, ИТ-компаниях, сервисных центрах и отделах продаж.</w:t>
+      </w:r>
+    </w:p>
+    <w:p>
+      <w:pPr>
+        <w:spacing w:after="0" w:line="480" w:lineRule="auto"/>
+        <w:ind w:firstLine="706"/>
+        <w:jc w:val="both"/>
+        <w:rPr>
+          <w:rFonts w:ascii="Times New Roman" w:hAnsi="Times New Roman" w:cs="Times New Roman"/>
+          <w:sz w:val="28"/>
+          <w:szCs w:val="28"/>
+        </w:rPr>
+      </w:pPr>
+    </w:p>
+    <w:p>
+      <w:pPr>
+        <w:pStyle w:val="a8"/>
+        <w:numPr>
+          <w:ilvl w:val="0"/>
+          <w:numId w:val="11"/>
+        </w:numPr>
+        <w:spacing w:after="0" w:line="360" w:lineRule="auto"/>
+        <w:ind w:left="0" w:firstLine="709"/>
+        <w:rPr>
+          <w:rFonts w:ascii="Times New Roman" w:hAnsi="Times New Roman" w:cs="Times New Roman"/>
+          <w:sz w:val="28"/>
+        </w:rPr>
+      </w:pPr>
+      <w:r>
+        <w:rPr>
+          <w:rFonts w:ascii="Times New Roman" w:hAnsi="Times New Roman" w:cs="Times New Roman"/>
+          <w:sz w:val="28"/>
+        </w:rPr>
+        <w:t>Инструменты совместной работы</w:t>
+      </w:r>
+    </w:p>
+    <w:p>
+      <w:pPr>
+        <w:tabs>
+          <w:tab w:val="left" w:pos="6899"/>
+        </w:tabs>
+        <w:spacing w:after="0" w:line="360" w:lineRule="auto"/>
+        <w:ind w:firstLine="706"/>
+        <w:jc w:val="both"/>
+        <w:rPr>
+          <w:rFonts w:ascii="Times New Roman" w:hAnsi="Times New Roman" w:cs="Times New Roman"/>
+          <w:bCs/>
+          <w:sz w:val="28"/>
+          <w:szCs w:val="28"/>
+        </w:rPr>
+      </w:pPr>
+      <w:r>
+        <w:rPr>
+          <w:rFonts w:ascii="Times New Roman" w:hAnsi="Times New Roman" w:cs="Times New Roman"/>
+          <w:bCs/>
+          <w:sz w:val="28"/>
+          <w:szCs w:val="28"/>
+        </w:rPr>
+        <w:tab/>
+      </w:r>
+    </w:p>
+    <w:p>
+      <w:pPr>
+        <w:spacing w:after="0" w:line="360" w:lineRule="auto"/>
+        <w:ind w:firstLine="706"/>
+        <w:jc w:val="both"/>
+        <w:rPr>
+          <w:rFonts w:ascii="Times New Roman" w:hAnsi="Times New Roman" w:cs="Times New Roman"/>
+          <w:sz w:val="28"/>
+          <w:szCs w:val="28"/>
+        </w:rPr>
+      </w:pPr>
+      <w:r>
+        <w:rPr>
+          <w:rFonts w:ascii="Times New Roman" w:hAnsi="Times New Roman" w:cs="Times New Roman"/>
+          <w:sz w:val="28"/>
+          <w:szCs w:val="28"/>
+        </w:rPr>
+        <w:t xml:space="preserve">Для организации совместной работы сотрудников в Bitrix24 используются задачи, проекты, корпоративный чат, </w:t>
+      </w:r>
+      <w:proofErr w:type="spellStart"/>
+      <w:r>
+        <w:rPr>
+          <w:rFonts w:ascii="Times New Roman" w:hAnsi="Times New Roman" w:cs="Times New Roman"/>
+          <w:sz w:val="28"/>
+          <w:szCs w:val="28"/>
+        </w:rPr>
+        <w:t>видеозвонки</w:t>
+      </w:r>
+      <w:proofErr w:type="spellEnd"/>
+      <w:r>
+        <w:rPr>
+          <w:rFonts w:ascii="Times New Roman" w:hAnsi="Times New Roman" w:cs="Times New Roman"/>
+          <w:sz w:val="28"/>
+          <w:szCs w:val="28"/>
+        </w:rPr>
+        <w:t xml:space="preserve"> и календарь. Сотрудники могут создавать задачи, назначать исполнителей, устанавливать сроки выполнения и отслеживать статус работы.</w:t>
+      </w:r>
+    </w:p>
+    <w:p>
+      <w:pPr>
+        <w:spacing w:after="0" w:line="360" w:lineRule="auto"/>
+        <w:ind w:firstLine="706"/>
+        <w:jc w:val="both"/>
+        <w:rPr>
+          <w:rFonts w:ascii="Times New Roman" w:hAnsi="Times New Roman" w:cs="Times New Roman"/>
+          <w:sz w:val="28"/>
+          <w:szCs w:val="28"/>
+        </w:rPr>
+      </w:pPr>
+      <w:r>
+        <w:rPr>
+          <w:rFonts w:ascii="Times New Roman" w:hAnsi="Times New Roman" w:cs="Times New Roman"/>
+          <w:sz w:val="28"/>
+          <w:szCs w:val="28"/>
+        </w:rPr>
+        <w:t>Корпоративный чат позволяет быстро обмениваться сообщениями и файлами между сотрудниками. Также в системе присутствует возможность проведения видеоконференций и онлайн-совещаний, что особенно важно при удаленной работе.</w:t>
+      </w:r>
+    </w:p>
+    <w:p>
+      <w:pPr>
+        <w:spacing w:after="0" w:line="360" w:lineRule="auto"/>
+        <w:ind w:firstLine="706"/>
+        <w:jc w:val="both"/>
+        <w:rPr>
+          <w:rFonts w:ascii="Times New Roman" w:hAnsi="Times New Roman" w:cs="Times New Roman"/>
+          <w:sz w:val="28"/>
+          <w:szCs w:val="28"/>
+        </w:rPr>
+      </w:pPr>
+      <w:r>
+        <w:rPr>
+          <w:rFonts w:ascii="Times New Roman" w:hAnsi="Times New Roman" w:cs="Times New Roman"/>
+          <w:sz w:val="28"/>
+          <w:szCs w:val="28"/>
+        </w:rPr>
+        <w:t>Проекты и рабочие группы используются для объединения сотрудников по определенным направлениям деятельности и организации совместной работы над задачами.</w:t>
+      </w:r>
+    </w:p>
+    <w:p>
+      <w:pPr>
+        <w:pStyle w:val="a8"/>
+        <w:numPr>
+          <w:ilvl w:val="0"/>
+          <w:numId w:val="9"/>
+        </w:numPr>
+        <w:spacing w:after="0" w:line="360" w:lineRule="auto"/>
+        <w:ind w:left="0" w:firstLine="709"/>
+        <w:jc w:val="both"/>
+        <w:rPr>
+          <w:rFonts w:ascii="Times New Roman" w:hAnsi="Times New Roman" w:cs="Times New Roman"/>
+          <w:bCs/>
+          <w:sz w:val="28"/>
+          <w:szCs w:val="28"/>
+        </w:rPr>
+      </w:pPr>
+      <w:r>
+        <w:rPr>
+          <w:rFonts w:ascii="Times New Roman" w:hAnsi="Times New Roman" w:cs="Times New Roman"/>
+          <w:bCs/>
+          <w:sz w:val="28"/>
+          <w:szCs w:val="28"/>
+        </w:rPr>
+        <w:lastRenderedPageBreak/>
+        <w:t>Автоматизация процессов продаж</w:t>
+      </w:r>
+    </w:p>
+    <w:p>
+      <w:pPr>
+        <w:spacing w:after="0" w:line="360" w:lineRule="auto"/>
+        <w:ind w:firstLine="706"/>
+        <w:jc w:val="both"/>
+        <w:rPr>
+          <w:rFonts w:ascii="Times New Roman" w:hAnsi="Times New Roman" w:cs="Times New Roman"/>
+          <w:bCs/>
+          <w:sz w:val="28"/>
+          <w:szCs w:val="28"/>
+        </w:rPr>
+      </w:pPr>
+    </w:p>
+    <w:p>
+      <w:pPr>
+        <w:spacing w:after="0" w:line="360" w:lineRule="auto"/>
+        <w:ind w:firstLine="706"/>
+        <w:jc w:val="both"/>
+        <w:rPr>
+          <w:rFonts w:ascii="Times New Roman" w:hAnsi="Times New Roman" w:cs="Times New Roman"/>
+          <w:sz w:val="28"/>
+          <w:szCs w:val="28"/>
+        </w:rPr>
+      </w:pPr>
+      <w:r>
+        <w:rPr>
+          <w:rFonts w:ascii="Times New Roman" w:hAnsi="Times New Roman" w:cs="Times New Roman"/>
+          <w:sz w:val="28"/>
+          <w:szCs w:val="28"/>
+        </w:rPr>
+        <w:t>Одной из основных функций Bitrix24 является автоматизация работы CRM-системы. В системе используются воронки продаж, роботы и триггеры.</w:t>
+      </w:r>
+    </w:p>
+    <w:p>
+      <w:pPr>
+        <w:spacing w:after="0" w:line="360" w:lineRule="auto"/>
+        <w:ind w:firstLine="706"/>
+        <w:jc w:val="both"/>
+        <w:rPr>
+          <w:rFonts w:ascii="Times New Roman" w:hAnsi="Times New Roman" w:cs="Times New Roman"/>
+          <w:sz w:val="28"/>
+          <w:szCs w:val="28"/>
+        </w:rPr>
+      </w:pPr>
+      <w:r>
+        <w:rPr>
+          <w:rFonts w:ascii="Times New Roman" w:hAnsi="Times New Roman" w:cs="Times New Roman"/>
+          <w:sz w:val="28"/>
+          <w:szCs w:val="28"/>
+        </w:rPr>
+        <w:t>Воронка продаж позволяет разделить процесс работы с клиентом на отдельные этапы: получение заявки, обработка обращения, согласование условий, оформление сделки и завершение продажи.</w:t>
+      </w:r>
+    </w:p>
+    <w:p>
+      <w:pPr>
+        <w:spacing w:after="0" w:line="360" w:lineRule="auto"/>
+        <w:ind w:firstLine="706"/>
+        <w:jc w:val="both"/>
+        <w:rPr>
+          <w:rFonts w:ascii="Times New Roman" w:hAnsi="Times New Roman" w:cs="Times New Roman"/>
+          <w:sz w:val="28"/>
+          <w:szCs w:val="28"/>
+        </w:rPr>
+      </w:pPr>
+      <w:r>
+        <w:rPr>
+          <w:rFonts w:ascii="Times New Roman" w:hAnsi="Times New Roman" w:cs="Times New Roman"/>
+          <w:sz w:val="28"/>
+          <w:szCs w:val="28"/>
+        </w:rPr>
+        <w:t>Роботы автоматически выполняют действия при изменении статуса сделки. Например, после поступления новой заявки система может автоматически назначить ответственного менеджера, отправить уведомление клиенту и создать задачу на обработку обращения.</w:t>
+      </w:r>
+    </w:p>
+    <w:p>
+      <w:pPr>
+        <w:spacing w:after="0" w:line="360" w:lineRule="auto"/>
+        <w:ind w:firstLine="706"/>
+        <w:jc w:val="both"/>
+        <w:rPr>
+          <w:rFonts w:ascii="Times New Roman" w:hAnsi="Times New Roman" w:cs="Times New Roman"/>
+          <w:sz w:val="28"/>
+          <w:szCs w:val="28"/>
+        </w:rPr>
+      </w:pPr>
+      <w:r>
+        <w:rPr>
+          <w:rFonts w:ascii="Times New Roman" w:hAnsi="Times New Roman" w:cs="Times New Roman"/>
+          <w:sz w:val="28"/>
+          <w:szCs w:val="28"/>
+        </w:rPr>
+        <w:t xml:space="preserve">Триггеры позволяют запускать определенные действия при наступлении заданного события, </w:t>
+      </w:r>
+      <w:proofErr w:type="gramStart"/>
+      <w:r>
+        <w:rPr>
+          <w:rFonts w:ascii="Times New Roman" w:hAnsi="Times New Roman" w:cs="Times New Roman"/>
+          <w:sz w:val="28"/>
+          <w:szCs w:val="28"/>
+        </w:rPr>
+        <w:t>например</w:t>
+      </w:r>
+      <w:proofErr w:type="gramEnd"/>
+      <w:r>
+        <w:rPr>
+          <w:rFonts w:ascii="Times New Roman" w:hAnsi="Times New Roman" w:cs="Times New Roman"/>
+          <w:sz w:val="28"/>
+          <w:szCs w:val="28"/>
+        </w:rPr>
+        <w:t xml:space="preserve"> после заполнения формы на сайте или получения электронного письма.</w:t>
+      </w:r>
+    </w:p>
+    <w:p>
+      <w:pPr>
+        <w:spacing w:after="0" w:line="480" w:lineRule="auto"/>
+        <w:ind w:firstLine="706"/>
+        <w:jc w:val="both"/>
+        <w:rPr>
+          <w:rFonts w:ascii="Times New Roman" w:hAnsi="Times New Roman" w:cs="Times New Roman"/>
+          <w:sz w:val="28"/>
+          <w:szCs w:val="28"/>
+        </w:rPr>
+      </w:pPr>
+    </w:p>
+    <w:p>
+      <w:pPr>
+        <w:pStyle w:val="a8"/>
+        <w:numPr>
+          <w:ilvl w:val="0"/>
+          <w:numId w:val="9"/>
+        </w:numPr>
+        <w:spacing w:after="0" w:line="360" w:lineRule="auto"/>
+        <w:ind w:left="0" w:firstLine="709"/>
+        <w:jc w:val="both"/>
+        <w:rPr>
+          <w:rFonts w:ascii="Times New Roman" w:hAnsi="Times New Roman" w:cs="Times New Roman"/>
+          <w:bCs/>
+          <w:sz w:val="28"/>
+          <w:szCs w:val="28"/>
+        </w:rPr>
+      </w:pPr>
+      <w:r>
+        <w:rPr>
+          <w:rFonts w:ascii="Times New Roman" w:hAnsi="Times New Roman" w:cs="Times New Roman"/>
+          <w:bCs/>
+          <w:sz w:val="28"/>
+          <w:szCs w:val="28"/>
+        </w:rPr>
+        <w:t>Встроенные сервисы системы</w:t>
+      </w:r>
+    </w:p>
+    <w:p>
+      <w:pPr>
+        <w:spacing w:after="0" w:line="360" w:lineRule="auto"/>
+        <w:ind w:firstLine="706"/>
+        <w:jc w:val="both"/>
+        <w:rPr>
+          <w:rFonts w:ascii="Times New Roman" w:hAnsi="Times New Roman" w:cs="Times New Roman"/>
+          <w:bCs/>
+          <w:sz w:val="28"/>
+          <w:szCs w:val="28"/>
+        </w:rPr>
+      </w:pPr>
+    </w:p>
+    <w:p>
+      <w:pPr>
+        <w:spacing w:after="0" w:line="360" w:lineRule="auto"/>
+        <w:ind w:firstLine="706"/>
+        <w:jc w:val="both"/>
+        <w:rPr>
+          <w:rFonts w:ascii="Times New Roman" w:hAnsi="Times New Roman" w:cs="Times New Roman"/>
+          <w:sz w:val="28"/>
+          <w:szCs w:val="28"/>
+        </w:rPr>
+      </w:pPr>
+      <w:r>
+        <w:rPr>
+          <w:rFonts w:ascii="Times New Roman" w:hAnsi="Times New Roman" w:cs="Times New Roman"/>
+          <w:sz w:val="28"/>
+          <w:szCs w:val="28"/>
+        </w:rPr>
+        <w:t>Bitrix24 включает большое количество встроенных сервисов:</w:t>
+      </w:r>
+    </w:p>
+    <w:p>
+      <w:pPr>
+        <w:numPr>
+          <w:ilvl w:val="0"/>
+          <w:numId w:val="3"/>
+        </w:numPr>
+        <w:spacing w:after="0" w:line="360" w:lineRule="auto"/>
+        <w:ind w:left="0" w:firstLine="0"/>
+        <w:jc w:val="both"/>
+        <w:rPr>
+          <w:rFonts w:ascii="Times New Roman" w:hAnsi="Times New Roman" w:cs="Times New Roman"/>
+          <w:sz w:val="28"/>
+          <w:szCs w:val="28"/>
+        </w:rPr>
+      </w:pPr>
+      <w:r>
+        <w:rPr>
+          <w:rFonts w:ascii="Times New Roman" w:hAnsi="Times New Roman" w:cs="Times New Roman"/>
+          <w:sz w:val="28"/>
+          <w:szCs w:val="28"/>
+        </w:rPr>
+        <w:t xml:space="preserve">CRM-система; </w:t>
+      </w:r>
+    </w:p>
+    <w:p>
+      <w:pPr>
+        <w:numPr>
+          <w:ilvl w:val="0"/>
+          <w:numId w:val="3"/>
+        </w:numPr>
+        <w:spacing w:after="0" w:line="360" w:lineRule="auto"/>
+        <w:ind w:left="0" w:firstLine="0"/>
+        <w:jc w:val="both"/>
+        <w:rPr>
+          <w:rFonts w:ascii="Times New Roman" w:hAnsi="Times New Roman" w:cs="Times New Roman"/>
+          <w:sz w:val="28"/>
+          <w:szCs w:val="28"/>
+        </w:rPr>
+      </w:pPr>
+      <w:r>
+        <w:rPr>
+          <w:rFonts w:ascii="Times New Roman" w:hAnsi="Times New Roman" w:cs="Times New Roman"/>
+          <w:sz w:val="28"/>
+          <w:szCs w:val="28"/>
+        </w:rPr>
+        <w:t xml:space="preserve">управление задачами и проектами; </w:t>
+      </w:r>
+    </w:p>
+    <w:p>
+      <w:pPr>
+        <w:numPr>
+          <w:ilvl w:val="0"/>
+          <w:numId w:val="3"/>
+        </w:numPr>
+        <w:spacing w:after="0" w:line="360" w:lineRule="auto"/>
+        <w:ind w:left="0" w:firstLine="0"/>
+        <w:jc w:val="both"/>
+        <w:rPr>
+          <w:rFonts w:ascii="Times New Roman" w:hAnsi="Times New Roman" w:cs="Times New Roman"/>
+          <w:sz w:val="28"/>
+          <w:szCs w:val="28"/>
+        </w:rPr>
+      </w:pPr>
+      <w:r>
+        <w:rPr>
+          <w:rFonts w:ascii="Times New Roman" w:hAnsi="Times New Roman" w:cs="Times New Roman"/>
+          <w:sz w:val="28"/>
+          <w:szCs w:val="28"/>
+        </w:rPr>
+        <w:t xml:space="preserve">корпоративная почта; </w:t>
+      </w:r>
+    </w:p>
+    <w:p>
+      <w:pPr>
+        <w:numPr>
+          <w:ilvl w:val="0"/>
+          <w:numId w:val="3"/>
+        </w:numPr>
+        <w:spacing w:after="0" w:line="360" w:lineRule="auto"/>
+        <w:ind w:left="0" w:firstLine="0"/>
+        <w:jc w:val="both"/>
+        <w:rPr>
+          <w:rFonts w:ascii="Times New Roman" w:hAnsi="Times New Roman" w:cs="Times New Roman"/>
+          <w:sz w:val="28"/>
+          <w:szCs w:val="28"/>
+        </w:rPr>
+      </w:pPr>
+      <w:r>
+        <w:rPr>
+          <w:rFonts w:ascii="Times New Roman" w:hAnsi="Times New Roman" w:cs="Times New Roman"/>
+          <w:sz w:val="28"/>
+          <w:szCs w:val="28"/>
+        </w:rPr>
+        <w:t xml:space="preserve">телефония; </w:t>
+      </w:r>
+    </w:p>
+    <w:p>
+      <w:pPr>
+        <w:numPr>
+          <w:ilvl w:val="0"/>
+          <w:numId w:val="3"/>
+        </w:numPr>
+        <w:spacing w:after="0" w:line="360" w:lineRule="auto"/>
+        <w:ind w:left="0" w:firstLine="0"/>
+        <w:jc w:val="both"/>
+        <w:rPr>
+          <w:rFonts w:ascii="Times New Roman" w:hAnsi="Times New Roman" w:cs="Times New Roman"/>
+          <w:sz w:val="28"/>
+          <w:szCs w:val="28"/>
+        </w:rPr>
+      </w:pPr>
+      <w:proofErr w:type="spellStart"/>
+      <w:r>
+        <w:rPr>
+          <w:rFonts w:ascii="Times New Roman" w:hAnsi="Times New Roman" w:cs="Times New Roman"/>
+          <w:sz w:val="28"/>
+          <w:szCs w:val="28"/>
+        </w:rPr>
+        <w:t>видеозвонки</w:t>
+      </w:r>
+      <w:proofErr w:type="spellEnd"/>
+      <w:r>
+        <w:rPr>
+          <w:rFonts w:ascii="Times New Roman" w:hAnsi="Times New Roman" w:cs="Times New Roman"/>
+          <w:sz w:val="28"/>
+          <w:szCs w:val="28"/>
+        </w:rPr>
+        <w:t xml:space="preserve">; </w:t>
+      </w:r>
+    </w:p>
+    <w:p>
+      <w:pPr>
+        <w:numPr>
+          <w:ilvl w:val="0"/>
+          <w:numId w:val="3"/>
+        </w:numPr>
+        <w:spacing w:after="0" w:line="360" w:lineRule="auto"/>
+        <w:ind w:left="0" w:firstLine="0"/>
+        <w:jc w:val="both"/>
+        <w:rPr>
+          <w:rFonts w:ascii="Times New Roman" w:hAnsi="Times New Roman" w:cs="Times New Roman"/>
+          <w:sz w:val="28"/>
+          <w:szCs w:val="28"/>
+        </w:rPr>
+      </w:pPr>
+      <w:r>
+        <w:rPr>
+          <w:rFonts w:ascii="Times New Roman" w:hAnsi="Times New Roman" w:cs="Times New Roman"/>
+          <w:sz w:val="28"/>
+          <w:szCs w:val="28"/>
+        </w:rPr>
+        <w:t xml:space="preserve">календарь; </w:t>
+      </w:r>
+    </w:p>
+    <w:p>
+      <w:pPr>
+        <w:numPr>
+          <w:ilvl w:val="0"/>
+          <w:numId w:val="3"/>
+        </w:numPr>
+        <w:spacing w:after="0" w:line="360" w:lineRule="auto"/>
+        <w:ind w:left="0" w:firstLine="0"/>
+        <w:jc w:val="both"/>
+        <w:rPr>
+          <w:rFonts w:ascii="Times New Roman" w:hAnsi="Times New Roman" w:cs="Times New Roman"/>
+          <w:sz w:val="28"/>
+          <w:szCs w:val="28"/>
+        </w:rPr>
+      </w:pPr>
+      <w:r>
+        <w:rPr>
+          <w:rFonts w:ascii="Times New Roman" w:hAnsi="Times New Roman" w:cs="Times New Roman"/>
+          <w:sz w:val="28"/>
+          <w:szCs w:val="28"/>
+        </w:rPr>
+        <w:t xml:space="preserve">корпоративный диск для хранения файлов; </w:t>
+      </w:r>
+    </w:p>
+    <w:p>
+      <w:pPr>
+        <w:numPr>
+          <w:ilvl w:val="0"/>
+          <w:numId w:val="3"/>
+        </w:numPr>
+        <w:spacing w:after="0" w:line="360" w:lineRule="auto"/>
+        <w:ind w:left="0" w:firstLine="0"/>
+        <w:jc w:val="both"/>
+        <w:rPr>
+          <w:rFonts w:ascii="Times New Roman" w:hAnsi="Times New Roman" w:cs="Times New Roman"/>
+          <w:sz w:val="28"/>
+          <w:szCs w:val="28"/>
+        </w:rPr>
+      </w:pPr>
+      <w:r>
+        <w:rPr>
+          <w:rFonts w:ascii="Times New Roman" w:hAnsi="Times New Roman" w:cs="Times New Roman"/>
+          <w:sz w:val="28"/>
+          <w:szCs w:val="28"/>
+        </w:rPr>
+        <w:t xml:space="preserve">документы и базы знаний; </w:t>
+      </w:r>
+    </w:p>
+    <w:p>
+      <w:pPr>
+        <w:numPr>
+          <w:ilvl w:val="0"/>
+          <w:numId w:val="3"/>
+        </w:numPr>
+        <w:spacing w:after="0" w:line="360" w:lineRule="auto"/>
+        <w:ind w:left="0" w:firstLine="0"/>
+        <w:jc w:val="both"/>
+        <w:rPr>
+          <w:rFonts w:ascii="Times New Roman" w:hAnsi="Times New Roman" w:cs="Times New Roman"/>
+          <w:sz w:val="28"/>
+          <w:szCs w:val="28"/>
+        </w:rPr>
+      </w:pPr>
+      <w:r>
+        <w:rPr>
+          <w:rFonts w:ascii="Times New Roman" w:hAnsi="Times New Roman" w:cs="Times New Roman"/>
+          <w:sz w:val="28"/>
+          <w:szCs w:val="28"/>
+        </w:rPr>
+        <w:t xml:space="preserve">аналитика и отчеты. </w:t>
+      </w:r>
+    </w:p>
+    <w:p>
+      <w:pPr>
+        <w:spacing w:after="0" w:line="360" w:lineRule="auto"/>
+        <w:ind w:firstLine="706"/>
+        <w:jc w:val="both"/>
+        <w:rPr>
+          <w:rFonts w:ascii="Times New Roman" w:hAnsi="Times New Roman" w:cs="Times New Roman"/>
+          <w:sz w:val="28"/>
+          <w:szCs w:val="28"/>
+        </w:rPr>
+      </w:pPr>
+      <w:r>
+        <w:rPr>
+          <w:rFonts w:ascii="Times New Roman" w:hAnsi="Times New Roman" w:cs="Times New Roman"/>
+          <w:sz w:val="28"/>
+          <w:szCs w:val="28"/>
+        </w:rPr>
+        <w:t>Наличие большого количества инструментов позволяет использовать систему как единое рабочее пространство организации.</w:t>
+      </w:r>
+      <w:r>
+        <w:rPr>
+          <w:rFonts w:ascii="Times New Roman" w:hAnsi="Times New Roman" w:cs="Times New Roman"/>
+          <w:sz w:val="28"/>
+          <w:szCs w:val="28"/>
+        </w:rPr>
+        <w:t xml:space="preserve"> </w:t>
+      </w:r>
+    </w:p>
+    <w:p>
+      <w:pPr>
+        <w:pStyle w:val="a8"/>
+        <w:numPr>
+          <w:ilvl w:val="0"/>
+          <w:numId w:val="9"/>
+        </w:numPr>
+        <w:spacing w:after="0" w:line="360" w:lineRule="auto"/>
+        <w:ind w:left="0" w:firstLine="709"/>
+        <w:jc w:val="both"/>
+        <w:rPr>
+          <w:rFonts w:ascii="Times New Roman" w:hAnsi="Times New Roman" w:cs="Times New Roman"/>
+          <w:bCs/>
+          <w:sz w:val="28"/>
+          <w:szCs w:val="28"/>
+        </w:rPr>
+      </w:pPr>
+      <w:r>
+        <w:rPr>
+          <w:rFonts w:ascii="Times New Roman" w:hAnsi="Times New Roman" w:cs="Times New Roman"/>
+          <w:bCs/>
+          <w:sz w:val="28"/>
+          <w:szCs w:val="28"/>
+        </w:rPr>
+        <w:lastRenderedPageBreak/>
+        <w:t>Интеграция с внешними системами</w:t>
+      </w:r>
+    </w:p>
+    <w:p>
+      <w:pPr>
+        <w:spacing w:after="0" w:line="360" w:lineRule="auto"/>
+        <w:ind w:firstLine="706"/>
+        <w:jc w:val="both"/>
+        <w:rPr>
+          <w:rFonts w:ascii="Times New Roman" w:hAnsi="Times New Roman" w:cs="Times New Roman"/>
+          <w:bCs/>
+          <w:sz w:val="28"/>
+          <w:szCs w:val="28"/>
+        </w:rPr>
+      </w:pPr>
+    </w:p>
+    <w:p>
+      <w:pPr>
+        <w:spacing w:after="0" w:line="360" w:lineRule="auto"/>
+        <w:ind w:firstLine="706"/>
+        <w:jc w:val="both"/>
+        <w:rPr>
+          <w:rFonts w:ascii="Times New Roman" w:hAnsi="Times New Roman" w:cs="Times New Roman"/>
+          <w:sz w:val="28"/>
+          <w:szCs w:val="28"/>
+        </w:rPr>
+      </w:pPr>
+      <w:r>
+        <w:rPr>
+          <w:rFonts w:ascii="Times New Roman" w:hAnsi="Times New Roman" w:cs="Times New Roman"/>
+          <w:sz w:val="28"/>
+          <w:szCs w:val="28"/>
+        </w:rPr>
+        <w:t>Bitrix24 поддерживает интеграцию с различными внешними сервисами и программами. Система может работать совместно с 1С, электронной почтой, IP-телефонией, интернет-магазинами, социальными сетями и платежными системами.</w:t>
+      </w:r>
+    </w:p>
+    <w:p>
+      <w:pPr>
+        <w:spacing w:after="0" w:line="360" w:lineRule="auto"/>
+        <w:ind w:firstLine="706"/>
+        <w:jc w:val="both"/>
+        <w:rPr>
+          <w:rFonts w:ascii="Times New Roman" w:hAnsi="Times New Roman" w:cs="Times New Roman"/>
+          <w:sz w:val="28"/>
+          <w:szCs w:val="28"/>
+        </w:rPr>
+      </w:pPr>
+      <w:r>
+        <w:rPr>
+          <w:rFonts w:ascii="Times New Roman" w:hAnsi="Times New Roman" w:cs="Times New Roman"/>
+          <w:sz w:val="28"/>
+          <w:szCs w:val="28"/>
+        </w:rPr>
+        <w:t>Интеграция позволяет автоматизировать обмен данными между различными системами и повысить эффективность работы сотрудников.</w:t>
+      </w:r>
+    </w:p>
+    <w:p>
+      <w:pPr>
+        <w:spacing w:after="0" w:line="480" w:lineRule="auto"/>
+        <w:ind w:firstLine="706"/>
+        <w:jc w:val="both"/>
+        <w:rPr>
+          <w:rFonts w:ascii="Times New Roman" w:hAnsi="Times New Roman" w:cs="Times New Roman"/>
+          <w:sz w:val="28"/>
+          <w:szCs w:val="28"/>
+        </w:rPr>
+      </w:pPr>
+    </w:p>
+    <w:p>
+      <w:pPr>
+        <w:pStyle w:val="a8"/>
+        <w:numPr>
+          <w:ilvl w:val="0"/>
+          <w:numId w:val="9"/>
+        </w:numPr>
+        <w:spacing w:after="0" w:line="360" w:lineRule="auto"/>
+        <w:ind w:left="0" w:firstLine="709"/>
+        <w:jc w:val="both"/>
+        <w:rPr>
+          <w:rFonts w:ascii="Times New Roman" w:hAnsi="Times New Roman" w:cs="Times New Roman"/>
+          <w:bCs/>
+          <w:sz w:val="28"/>
+          <w:szCs w:val="28"/>
+        </w:rPr>
+      </w:pPr>
+      <w:r>
+        <w:rPr>
+          <w:rFonts w:ascii="Times New Roman" w:hAnsi="Times New Roman" w:cs="Times New Roman"/>
+          <w:bCs/>
+          <w:sz w:val="28"/>
+          <w:szCs w:val="28"/>
+        </w:rPr>
+        <w:t>Обеспечение сохранности данных</w:t>
+      </w:r>
+    </w:p>
+    <w:p>
+      <w:pPr>
+        <w:spacing w:after="0" w:line="360" w:lineRule="auto"/>
+        <w:ind w:firstLine="706"/>
+        <w:jc w:val="both"/>
+        <w:rPr>
+          <w:rFonts w:ascii="Times New Roman" w:hAnsi="Times New Roman" w:cs="Times New Roman"/>
+          <w:bCs/>
+          <w:sz w:val="28"/>
+          <w:szCs w:val="28"/>
+        </w:rPr>
+      </w:pPr>
+    </w:p>
+    <w:p>
+      <w:pPr>
+        <w:spacing w:after="0" w:line="360" w:lineRule="auto"/>
+        <w:ind w:firstLine="706"/>
+        <w:jc w:val="both"/>
+        <w:rPr>
+          <w:rFonts w:ascii="Times New Roman" w:hAnsi="Times New Roman" w:cs="Times New Roman"/>
+          <w:sz w:val="28"/>
+          <w:szCs w:val="28"/>
+        </w:rPr>
+      </w:pPr>
+      <w:r>
+        <w:rPr>
+          <w:rFonts w:ascii="Times New Roman" w:hAnsi="Times New Roman" w:cs="Times New Roman"/>
+          <w:sz w:val="28"/>
+          <w:szCs w:val="28"/>
+        </w:rPr>
+        <w:t>Для обеспечения сохранности данных в системе используются механизмы резервного копирования информации, разграничение прав доступа пользователей и защита данных на серверной инфраструктуре.</w:t>
+      </w:r>
+    </w:p>
+    <w:p>
+      <w:pPr>
+        <w:spacing w:after="0" w:line="360" w:lineRule="auto"/>
+        <w:ind w:firstLine="706"/>
+        <w:jc w:val="both"/>
+        <w:rPr>
+          <w:rFonts w:ascii="Times New Roman" w:hAnsi="Times New Roman" w:cs="Times New Roman"/>
+          <w:sz w:val="28"/>
+          <w:szCs w:val="28"/>
+        </w:rPr>
+      </w:pPr>
+      <w:r>
+        <w:rPr>
+          <w:rFonts w:ascii="Times New Roman" w:hAnsi="Times New Roman" w:cs="Times New Roman"/>
+          <w:sz w:val="28"/>
+          <w:szCs w:val="28"/>
+        </w:rPr>
+        <w:t>Также в системе предусмотрены инструменты восстановления информации при возникновении сбоев или ошибок.</w:t>
+      </w:r>
+    </w:p>
+    <w:p>
+      <w:pPr>
+        <w:spacing w:after="0" w:line="480" w:lineRule="auto"/>
+        <w:ind w:firstLine="706"/>
+        <w:jc w:val="both"/>
+        <w:rPr>
+          <w:rFonts w:ascii="Times New Roman" w:hAnsi="Times New Roman" w:cs="Times New Roman"/>
+          <w:sz w:val="28"/>
+          <w:szCs w:val="28"/>
+        </w:rPr>
+      </w:pPr>
+    </w:p>
+    <w:p>
+      <w:pPr>
+        <w:pStyle w:val="a8"/>
+        <w:numPr>
+          <w:ilvl w:val="0"/>
+          <w:numId w:val="9"/>
+        </w:numPr>
+        <w:spacing w:after="0" w:line="360" w:lineRule="auto"/>
+        <w:ind w:left="0" w:firstLine="709"/>
+        <w:jc w:val="both"/>
+        <w:rPr>
+          <w:rFonts w:ascii="Times New Roman" w:hAnsi="Times New Roman" w:cs="Times New Roman"/>
+          <w:bCs/>
+          <w:sz w:val="28"/>
+          <w:szCs w:val="28"/>
+        </w:rPr>
+      </w:pPr>
+      <w:r>
+        <w:rPr>
+          <w:rFonts w:ascii="Times New Roman" w:hAnsi="Times New Roman" w:cs="Times New Roman"/>
+          <w:bCs/>
+          <w:sz w:val="28"/>
+          <w:szCs w:val="28"/>
+        </w:rPr>
+        <w:t>Ограничения бесплатной версии</w:t>
+      </w:r>
+    </w:p>
+    <w:p>
+      <w:pPr>
+        <w:spacing w:after="0" w:line="360" w:lineRule="auto"/>
+        <w:ind w:firstLine="706"/>
+        <w:jc w:val="both"/>
+        <w:rPr>
+          <w:rFonts w:ascii="Times New Roman" w:hAnsi="Times New Roman" w:cs="Times New Roman"/>
+          <w:bCs/>
+          <w:sz w:val="28"/>
+          <w:szCs w:val="28"/>
+        </w:rPr>
+      </w:pPr>
+    </w:p>
+    <w:p>
+      <w:pPr>
+        <w:spacing w:after="0" w:line="360" w:lineRule="auto"/>
+        <w:ind w:firstLine="706"/>
+        <w:jc w:val="both"/>
+        <w:rPr>
+          <w:rFonts w:ascii="Times New Roman" w:hAnsi="Times New Roman" w:cs="Times New Roman"/>
+          <w:sz w:val="28"/>
+          <w:szCs w:val="28"/>
+        </w:rPr>
+      </w:pPr>
+      <w:r>
+        <w:rPr>
+          <w:rFonts w:ascii="Times New Roman" w:hAnsi="Times New Roman" w:cs="Times New Roman"/>
+          <w:sz w:val="28"/>
+          <w:szCs w:val="28"/>
+        </w:rPr>
+        <w:t>Бесплатная версия Bitrix24 имеет ряд ограничений. Ограничивается количество пользователей, объем облачного хранилища и доступность некоторых функций автоматизации и аналитики.</w:t>
+      </w:r>
+    </w:p>
+    <w:p>
+      <w:pPr>
+        <w:spacing w:after="0" w:line="360" w:lineRule="auto"/>
+        <w:ind w:firstLine="706"/>
+        <w:jc w:val="both"/>
+        <w:rPr>
+          <w:rFonts w:ascii="Times New Roman" w:hAnsi="Times New Roman" w:cs="Times New Roman"/>
+          <w:sz w:val="28"/>
+          <w:szCs w:val="28"/>
+        </w:rPr>
+      </w:pPr>
+      <w:r>
+        <w:rPr>
+          <w:rFonts w:ascii="Times New Roman" w:hAnsi="Times New Roman" w:cs="Times New Roman"/>
+          <w:sz w:val="28"/>
+          <w:szCs w:val="28"/>
+        </w:rPr>
+        <w:t>Расширенные возможности становятся доступны только при использовании платных тарифов.</w:t>
+      </w:r>
+    </w:p>
+    <w:p>
+      <w:pPr>
+        <w:spacing w:after="0" w:line="480" w:lineRule="auto"/>
+        <w:ind w:firstLine="706"/>
+        <w:jc w:val="both"/>
+        <w:rPr>
+          <w:rFonts w:ascii="Times New Roman" w:hAnsi="Times New Roman" w:cs="Times New Roman"/>
+          <w:sz w:val="28"/>
+          <w:szCs w:val="28"/>
+        </w:rPr>
+      </w:pPr>
+    </w:p>
+    <w:p>
+      <w:pPr>
+        <w:pStyle w:val="a8"/>
+        <w:numPr>
+          <w:ilvl w:val="0"/>
+          <w:numId w:val="9"/>
+        </w:numPr>
+        <w:spacing w:after="0" w:line="360" w:lineRule="auto"/>
+        <w:ind w:left="0" w:firstLine="709"/>
+        <w:jc w:val="both"/>
+        <w:rPr>
+          <w:rFonts w:ascii="Times New Roman" w:hAnsi="Times New Roman" w:cs="Times New Roman"/>
+          <w:bCs/>
+          <w:sz w:val="28"/>
+          <w:szCs w:val="28"/>
+        </w:rPr>
+      </w:pPr>
+      <w:r>
+        <w:rPr>
+          <w:rFonts w:ascii="Times New Roman" w:hAnsi="Times New Roman" w:cs="Times New Roman"/>
+          <w:bCs/>
+          <w:sz w:val="28"/>
+          <w:szCs w:val="28"/>
+        </w:rPr>
+        <w:t>Пример использования системы</w:t>
+      </w:r>
+    </w:p>
+    <w:p>
+      <w:pPr>
+        <w:spacing w:after="0" w:line="360" w:lineRule="auto"/>
+        <w:ind w:firstLine="709"/>
+        <w:jc w:val="both"/>
+        <w:rPr>
+          <w:rFonts w:ascii="Times New Roman" w:hAnsi="Times New Roman" w:cs="Times New Roman"/>
+          <w:bCs/>
+          <w:sz w:val="28"/>
+          <w:szCs w:val="28"/>
+        </w:rPr>
+      </w:pPr>
+    </w:p>
+    <w:p>
+      <w:pPr>
+        <w:spacing w:after="0" w:line="360" w:lineRule="auto"/>
+        <w:ind w:firstLine="709"/>
+        <w:jc w:val="both"/>
+        <w:rPr>
+          <w:rFonts w:ascii="Times New Roman" w:hAnsi="Times New Roman" w:cs="Times New Roman"/>
+          <w:sz w:val="28"/>
+          <w:szCs w:val="28"/>
+        </w:rPr>
+      </w:pPr>
+      <w:r>
+        <w:rPr>
+          <w:rFonts w:ascii="Times New Roman" w:hAnsi="Times New Roman" w:cs="Times New Roman"/>
+          <w:sz w:val="28"/>
+          <w:szCs w:val="28"/>
+        </w:rPr>
+        <w:t xml:space="preserve">Использование Bitrix24 будет оправдано в организациях, где требуется совместная работа сотрудников и автоматизация взаимодействия с клиентами. </w:t>
+      </w:r>
+    </w:p>
+    <w:p>
+      <w:pPr>
+        <w:spacing w:after="0" w:line="360" w:lineRule="auto"/>
+        <w:ind w:firstLine="709"/>
+        <w:jc w:val="both"/>
+        <w:rPr>
+          <w:rFonts w:ascii="Times New Roman" w:hAnsi="Times New Roman" w:cs="Times New Roman"/>
+          <w:sz w:val="28"/>
+          <w:szCs w:val="28"/>
+        </w:rPr>
+      </w:pPr>
+      <w:r>
+        <w:rPr>
+          <w:rFonts w:ascii="Times New Roman" w:hAnsi="Times New Roman" w:cs="Times New Roman"/>
+          <w:sz w:val="28"/>
+          <w:szCs w:val="28"/>
+        </w:rPr>
+        <w:lastRenderedPageBreak/>
+        <w:t>Например, система подходит для торговых компаний, сервисных организаций, интернет-магазинов и ИТ-компаний.</w:t>
+      </w:r>
+    </w:p>
+    <w:p>
+      <w:pPr>
+        <w:spacing w:after="0" w:line="480" w:lineRule="auto"/>
+        <w:ind w:firstLine="709"/>
+        <w:jc w:val="both"/>
+        <w:rPr>
+          <w:rFonts w:ascii="Times New Roman" w:hAnsi="Times New Roman" w:cs="Times New Roman"/>
+          <w:sz w:val="28"/>
+          <w:szCs w:val="28"/>
+        </w:rPr>
+      </w:pPr>
+    </w:p>
+    <w:p>
+      <w:pPr>
+        <w:spacing w:after="0" w:line="360" w:lineRule="auto"/>
+        <w:ind w:firstLine="706"/>
+        <w:jc w:val="both"/>
+        <w:rPr>
+          <w:rFonts w:ascii="Times New Roman" w:hAnsi="Times New Roman" w:cs="Times New Roman"/>
+          <w:bCs/>
+          <w:sz w:val="28"/>
+          <w:szCs w:val="28"/>
+        </w:rPr>
+      </w:pPr>
+      <w:r>
+        <w:rPr>
+          <w:rFonts w:ascii="Times New Roman" w:hAnsi="Times New Roman" w:cs="Times New Roman"/>
+          <w:bCs/>
+          <w:sz w:val="28"/>
+          <w:szCs w:val="28"/>
+        </w:rPr>
+        <w:t>1.2</w:t>
+      </w:r>
+      <w:r>
+        <w:rPr>
+          <w:rFonts w:ascii="Times New Roman" w:hAnsi="Times New Roman" w:cs="Times New Roman"/>
+          <w:bCs/>
+          <w:sz w:val="28"/>
+          <w:szCs w:val="28"/>
+        </w:rPr>
+        <w:t xml:space="preserve"> </w:t>
+      </w:r>
+      <w:proofErr w:type="spellStart"/>
+      <w:r>
+        <w:rPr>
+          <w:rFonts w:ascii="Times New Roman" w:hAnsi="Times New Roman" w:cs="Times New Roman"/>
+          <w:bCs/>
+          <w:sz w:val="28"/>
+          <w:szCs w:val="28"/>
+        </w:rPr>
+        <w:t>Yandex</w:t>
+      </w:r>
+      <w:proofErr w:type="spellEnd"/>
+      <w:r>
+        <w:rPr>
+          <w:rFonts w:ascii="Times New Roman" w:hAnsi="Times New Roman" w:cs="Times New Roman"/>
+          <w:bCs/>
+          <w:sz w:val="28"/>
+          <w:szCs w:val="28"/>
+        </w:rPr>
+        <w:t xml:space="preserve"> </w:t>
+      </w:r>
+      <w:proofErr w:type="spellStart"/>
+      <w:r>
+        <w:rPr>
+          <w:rFonts w:ascii="Times New Roman" w:hAnsi="Times New Roman" w:cs="Times New Roman"/>
+          <w:bCs/>
+          <w:sz w:val="28"/>
+          <w:szCs w:val="28"/>
+        </w:rPr>
+        <w:t>Tracker</w:t>
+      </w:r>
+      <w:proofErr w:type="spellEnd"/>
+    </w:p>
+    <w:p>
+      <w:pPr>
+        <w:spacing w:after="0" w:line="240" w:lineRule="auto"/>
+        <w:ind w:firstLine="706"/>
+        <w:jc w:val="both"/>
+        <w:rPr>
+          <w:rFonts w:ascii="Times New Roman" w:hAnsi="Times New Roman" w:cs="Times New Roman"/>
+          <w:bCs/>
+          <w:sz w:val="28"/>
+          <w:szCs w:val="28"/>
+        </w:rPr>
+      </w:pPr>
+    </w:p>
+    <w:p>
+      <w:pPr>
+        <w:pStyle w:val="a8"/>
+        <w:numPr>
+          <w:ilvl w:val="0"/>
+          <w:numId w:val="9"/>
+        </w:numPr>
+        <w:spacing w:after="0" w:line="360" w:lineRule="auto"/>
+        <w:ind w:left="0" w:firstLine="709"/>
+        <w:jc w:val="both"/>
+        <w:rPr>
+          <w:rFonts w:ascii="Times New Roman" w:hAnsi="Times New Roman" w:cs="Times New Roman"/>
+          <w:bCs/>
+          <w:sz w:val="28"/>
+          <w:szCs w:val="28"/>
+        </w:rPr>
+      </w:pPr>
+      <w:r>
+        <w:rPr>
+          <w:rFonts w:ascii="Times New Roman" w:hAnsi="Times New Roman" w:cs="Times New Roman"/>
+          <w:bCs/>
+          <w:sz w:val="28"/>
+          <w:szCs w:val="28"/>
+        </w:rPr>
+        <w:t>Назначение системы</w:t>
+      </w:r>
+    </w:p>
+    <w:p>
+      <w:pPr>
+        <w:spacing w:after="0" w:line="360" w:lineRule="auto"/>
+        <w:ind w:firstLine="706"/>
+        <w:jc w:val="both"/>
+        <w:rPr>
+          <w:rFonts w:ascii="Times New Roman" w:hAnsi="Times New Roman" w:cs="Times New Roman"/>
+          <w:bCs/>
+          <w:sz w:val="28"/>
+          <w:szCs w:val="28"/>
+        </w:rPr>
+      </w:pPr>
+    </w:p>
+    <w:p>
+      <w:pPr>
+        <w:spacing w:after="0" w:line="360" w:lineRule="auto"/>
+        <w:ind w:firstLine="706"/>
+        <w:jc w:val="both"/>
+        <w:rPr>
+          <w:rFonts w:ascii="Times New Roman" w:hAnsi="Times New Roman" w:cs="Times New Roman"/>
+          <w:sz w:val="28"/>
+          <w:szCs w:val="28"/>
+        </w:rPr>
+      </w:pPr>
+      <w:proofErr w:type="spellStart"/>
+      <w:r>
+        <w:rPr>
+          <w:rFonts w:ascii="Times New Roman" w:hAnsi="Times New Roman" w:cs="Times New Roman"/>
+          <w:sz w:val="28"/>
+          <w:szCs w:val="28"/>
+        </w:rPr>
+        <w:t>Yandex</w:t>
+      </w:r>
+      <w:proofErr w:type="spellEnd"/>
+      <w:r>
+        <w:rPr>
+          <w:rFonts w:ascii="Times New Roman" w:hAnsi="Times New Roman" w:cs="Times New Roman"/>
+          <w:sz w:val="28"/>
+          <w:szCs w:val="28"/>
+        </w:rPr>
+        <w:t xml:space="preserve"> </w:t>
+      </w:r>
+      <w:proofErr w:type="spellStart"/>
+      <w:r>
+        <w:rPr>
+          <w:rFonts w:ascii="Times New Roman" w:hAnsi="Times New Roman" w:cs="Times New Roman"/>
+          <w:sz w:val="28"/>
+          <w:szCs w:val="28"/>
+        </w:rPr>
+        <w:t>Tracker</w:t>
+      </w:r>
+      <w:proofErr w:type="spellEnd"/>
+      <w:r>
+        <w:rPr>
+          <w:rFonts w:ascii="Times New Roman" w:hAnsi="Times New Roman" w:cs="Times New Roman"/>
+          <w:sz w:val="28"/>
+          <w:szCs w:val="28"/>
+        </w:rPr>
+        <w:t xml:space="preserve"> — это система управления задачами и проектами, предназначенная для организации командной работы, сопровождения проектов и контроля выполнения задач.</w:t>
+      </w:r>
+    </w:p>
+    <w:p>
+      <w:pPr>
+        <w:spacing w:after="0" w:line="360" w:lineRule="auto"/>
+        <w:ind w:firstLine="706"/>
+        <w:jc w:val="both"/>
+        <w:rPr>
+          <w:rFonts w:ascii="Times New Roman" w:hAnsi="Times New Roman" w:cs="Times New Roman"/>
+          <w:sz w:val="28"/>
+          <w:szCs w:val="28"/>
+        </w:rPr>
+      </w:pPr>
+      <w:r>
+        <w:rPr>
+          <w:rFonts w:ascii="Times New Roman" w:hAnsi="Times New Roman" w:cs="Times New Roman"/>
+          <w:sz w:val="28"/>
+          <w:szCs w:val="28"/>
+        </w:rPr>
+        <w:t>Система используется в ИТ-командах, службах технической поддержки и бизнес-подразделениях различных организаций.</w:t>
+      </w:r>
+    </w:p>
+    <w:p>
+      <w:pPr>
+        <w:spacing w:after="0" w:line="480" w:lineRule="auto"/>
+        <w:ind w:firstLine="706"/>
+        <w:jc w:val="both"/>
+        <w:rPr>
+          <w:rFonts w:ascii="Times New Roman" w:hAnsi="Times New Roman" w:cs="Times New Roman"/>
+          <w:sz w:val="28"/>
+          <w:szCs w:val="28"/>
+        </w:rPr>
+      </w:pPr>
+    </w:p>
+    <w:p>
+      <w:pPr>
+        <w:pStyle w:val="a8"/>
+        <w:numPr>
+          <w:ilvl w:val="0"/>
+          <w:numId w:val="9"/>
+        </w:numPr>
+        <w:spacing w:after="0" w:line="360" w:lineRule="auto"/>
+        <w:ind w:left="0" w:firstLine="709"/>
+        <w:jc w:val="both"/>
+        <w:rPr>
+          <w:rFonts w:ascii="Times New Roman" w:hAnsi="Times New Roman" w:cs="Times New Roman"/>
+          <w:bCs/>
+          <w:sz w:val="28"/>
+          <w:szCs w:val="28"/>
+        </w:rPr>
+      </w:pPr>
+      <w:r>
+        <w:rPr>
+          <w:rFonts w:ascii="Times New Roman" w:hAnsi="Times New Roman" w:cs="Times New Roman"/>
+          <w:bCs/>
+          <w:sz w:val="28"/>
+          <w:szCs w:val="28"/>
+        </w:rPr>
+        <w:t>Создание и отслеживание задач</w:t>
+      </w:r>
+    </w:p>
+    <w:p>
+      <w:pPr>
+        <w:spacing w:after="0" w:line="360" w:lineRule="auto"/>
+        <w:ind w:firstLine="706"/>
+        <w:jc w:val="both"/>
+        <w:rPr>
+          <w:rFonts w:ascii="Times New Roman" w:hAnsi="Times New Roman" w:cs="Times New Roman"/>
+          <w:bCs/>
+          <w:sz w:val="28"/>
+          <w:szCs w:val="28"/>
+        </w:rPr>
+      </w:pPr>
+    </w:p>
+    <w:p>
+      <w:pPr>
+        <w:spacing w:after="0" w:line="360" w:lineRule="auto"/>
+        <w:ind w:firstLine="706"/>
+        <w:jc w:val="both"/>
+        <w:rPr>
+          <w:rFonts w:ascii="Times New Roman" w:hAnsi="Times New Roman" w:cs="Times New Roman"/>
+          <w:sz w:val="28"/>
+          <w:szCs w:val="28"/>
+        </w:rPr>
+      </w:pPr>
+      <w:r>
+        <w:rPr>
+          <w:rFonts w:ascii="Times New Roman" w:hAnsi="Times New Roman" w:cs="Times New Roman"/>
+          <w:sz w:val="28"/>
+          <w:szCs w:val="28"/>
+        </w:rPr>
+        <w:t>В системе задачи создаются через специальную форму, где указываются описание задачи, исполнитель, сроки выполнения, приоритет и другие параметры.</w:t>
+      </w:r>
+    </w:p>
+    <w:p>
+      <w:pPr>
+        <w:spacing w:after="0" w:line="360" w:lineRule="auto"/>
+        <w:ind w:firstLine="706"/>
+        <w:jc w:val="both"/>
+        <w:rPr>
+          <w:rFonts w:ascii="Times New Roman" w:hAnsi="Times New Roman" w:cs="Times New Roman"/>
+          <w:sz w:val="28"/>
+          <w:szCs w:val="28"/>
+        </w:rPr>
+      </w:pPr>
+      <w:r>
+        <w:rPr>
+          <w:rFonts w:ascii="Times New Roman" w:hAnsi="Times New Roman" w:cs="Times New Roman"/>
+          <w:sz w:val="28"/>
+          <w:szCs w:val="28"/>
+        </w:rPr>
+        <w:t>Все изменения по задаче сохраняются в истории, что позволяет отслеживать этапы выполнения работы и контролировать процесс решения проблемы.</w:t>
+      </w:r>
+    </w:p>
+    <w:p>
+      <w:pPr>
+        <w:spacing w:after="0" w:line="480" w:lineRule="auto"/>
+        <w:ind w:firstLine="706"/>
+        <w:jc w:val="both"/>
+        <w:rPr>
+          <w:rFonts w:ascii="Times New Roman" w:hAnsi="Times New Roman" w:cs="Times New Roman"/>
+          <w:sz w:val="28"/>
+          <w:szCs w:val="28"/>
+        </w:rPr>
+      </w:pPr>
+    </w:p>
+    <w:p>
+      <w:pPr>
+        <w:pStyle w:val="a8"/>
+        <w:numPr>
+          <w:ilvl w:val="0"/>
+          <w:numId w:val="9"/>
+        </w:numPr>
+        <w:spacing w:after="0" w:line="360" w:lineRule="auto"/>
+        <w:ind w:left="0" w:firstLine="709"/>
+        <w:jc w:val="both"/>
+        <w:rPr>
+          <w:rFonts w:ascii="Times New Roman" w:hAnsi="Times New Roman" w:cs="Times New Roman"/>
+          <w:bCs/>
+          <w:sz w:val="28"/>
+          <w:szCs w:val="28"/>
+        </w:rPr>
+      </w:pPr>
+      <w:r>
+        <w:rPr>
+          <w:rFonts w:ascii="Times New Roman" w:hAnsi="Times New Roman" w:cs="Times New Roman"/>
+          <w:bCs/>
+          <w:sz w:val="28"/>
+          <w:szCs w:val="28"/>
+        </w:rPr>
+        <w:t>Инструменты командной работы</w:t>
+      </w:r>
+    </w:p>
+    <w:p>
+      <w:pPr>
+        <w:spacing w:after="0" w:line="360" w:lineRule="auto"/>
+        <w:ind w:firstLine="706"/>
+        <w:jc w:val="both"/>
+        <w:rPr>
+          <w:rFonts w:ascii="Times New Roman" w:hAnsi="Times New Roman" w:cs="Times New Roman"/>
+          <w:bCs/>
+          <w:sz w:val="28"/>
+          <w:szCs w:val="28"/>
+        </w:rPr>
+      </w:pPr>
+    </w:p>
+    <w:p>
+      <w:pPr>
+        <w:spacing w:after="0" w:line="360" w:lineRule="auto"/>
+        <w:ind w:firstLine="706"/>
+        <w:jc w:val="both"/>
+        <w:rPr>
+          <w:rFonts w:ascii="Times New Roman" w:hAnsi="Times New Roman" w:cs="Times New Roman"/>
+          <w:sz w:val="28"/>
+          <w:szCs w:val="28"/>
+        </w:rPr>
+      </w:pPr>
+      <w:r>
+        <w:rPr>
+          <w:rFonts w:ascii="Times New Roman" w:hAnsi="Times New Roman" w:cs="Times New Roman"/>
+          <w:sz w:val="28"/>
+          <w:szCs w:val="28"/>
+        </w:rPr>
+        <w:t xml:space="preserve">Для организации совместной работы в </w:t>
+      </w:r>
+      <w:proofErr w:type="spellStart"/>
+      <w:r>
+        <w:rPr>
+          <w:rFonts w:ascii="Times New Roman" w:hAnsi="Times New Roman" w:cs="Times New Roman"/>
+          <w:sz w:val="28"/>
+          <w:szCs w:val="28"/>
+        </w:rPr>
+        <w:t>Yandex</w:t>
+      </w:r>
+      <w:proofErr w:type="spellEnd"/>
+      <w:r>
+        <w:rPr>
+          <w:rFonts w:ascii="Times New Roman" w:hAnsi="Times New Roman" w:cs="Times New Roman"/>
+          <w:sz w:val="28"/>
+          <w:szCs w:val="28"/>
+        </w:rPr>
+        <w:t xml:space="preserve"> </w:t>
+      </w:r>
+      <w:proofErr w:type="spellStart"/>
+      <w:r>
+        <w:rPr>
+          <w:rFonts w:ascii="Times New Roman" w:hAnsi="Times New Roman" w:cs="Times New Roman"/>
+          <w:sz w:val="28"/>
+          <w:szCs w:val="28"/>
+        </w:rPr>
+        <w:t>Tracker</w:t>
+      </w:r>
+      <w:proofErr w:type="spellEnd"/>
+      <w:r>
+        <w:rPr>
+          <w:rFonts w:ascii="Times New Roman" w:hAnsi="Times New Roman" w:cs="Times New Roman"/>
+          <w:sz w:val="28"/>
+          <w:szCs w:val="28"/>
+        </w:rPr>
+        <w:t xml:space="preserve"> используются исполнители, статусы задач, сроки выполнения и комментарии.</w:t>
+      </w:r>
+    </w:p>
+    <w:p>
+      <w:pPr>
+        <w:spacing w:after="0" w:line="360" w:lineRule="auto"/>
+        <w:ind w:firstLine="706"/>
+        <w:jc w:val="both"/>
+        <w:rPr>
+          <w:rFonts w:ascii="Times New Roman" w:hAnsi="Times New Roman" w:cs="Times New Roman"/>
+          <w:sz w:val="28"/>
+          <w:szCs w:val="28"/>
+        </w:rPr>
+      </w:pPr>
+      <w:r>
+        <w:rPr>
+          <w:rFonts w:ascii="Times New Roman" w:hAnsi="Times New Roman" w:cs="Times New Roman"/>
+          <w:sz w:val="28"/>
+          <w:szCs w:val="28"/>
+        </w:rPr>
+        <w:t>Руководитель проекта может распределять задачи между сотрудниками, контролировать сроки выполнения и отслеживать текущее состояние работы команды.</w:t>
+      </w:r>
+      <w:r>
+        <w:rPr>
+          <w:rFonts w:ascii="Times New Roman" w:hAnsi="Times New Roman" w:cs="Times New Roman"/>
+          <w:sz w:val="28"/>
+          <w:szCs w:val="28"/>
+        </w:rPr>
+        <w:t xml:space="preserve"> </w:t>
+      </w:r>
+    </w:p>
+    <w:p>
+      <w:pPr>
+        <w:pStyle w:val="a8"/>
+        <w:numPr>
+          <w:ilvl w:val="0"/>
+          <w:numId w:val="9"/>
+        </w:numPr>
+        <w:spacing w:after="0" w:line="360" w:lineRule="auto"/>
+        <w:ind w:left="0" w:firstLine="709"/>
+        <w:jc w:val="both"/>
+        <w:rPr>
+          <w:rFonts w:ascii="Times New Roman" w:hAnsi="Times New Roman" w:cs="Times New Roman"/>
+          <w:bCs/>
+          <w:sz w:val="28"/>
+          <w:szCs w:val="28"/>
+        </w:rPr>
+      </w:pPr>
+      <w:r>
+        <w:rPr>
+          <w:rFonts w:ascii="Times New Roman" w:hAnsi="Times New Roman" w:cs="Times New Roman"/>
+          <w:bCs/>
+          <w:sz w:val="28"/>
+          <w:szCs w:val="28"/>
+        </w:rPr>
+        <w:lastRenderedPageBreak/>
+        <w:t>Визуальные инструменты управления</w:t>
+      </w:r>
+    </w:p>
+    <w:p>
+      <w:pPr>
+        <w:spacing w:after="0" w:line="360" w:lineRule="auto"/>
+        <w:ind w:firstLine="706"/>
+        <w:jc w:val="both"/>
+        <w:rPr>
+          <w:rFonts w:ascii="Times New Roman" w:hAnsi="Times New Roman" w:cs="Times New Roman"/>
+          <w:bCs/>
+          <w:sz w:val="28"/>
+          <w:szCs w:val="28"/>
+        </w:rPr>
+      </w:pPr>
+    </w:p>
+    <w:p>
+      <w:pPr>
+        <w:spacing w:after="0" w:line="360" w:lineRule="auto"/>
+        <w:ind w:firstLine="706"/>
+        <w:jc w:val="both"/>
+        <w:rPr>
+          <w:rFonts w:ascii="Times New Roman" w:hAnsi="Times New Roman" w:cs="Times New Roman"/>
+          <w:sz w:val="28"/>
+          <w:szCs w:val="28"/>
+        </w:rPr>
+      </w:pPr>
+      <w:r>
+        <w:rPr>
+          <w:rFonts w:ascii="Times New Roman" w:hAnsi="Times New Roman" w:cs="Times New Roman"/>
+          <w:sz w:val="28"/>
+          <w:szCs w:val="28"/>
+        </w:rPr>
+        <w:t xml:space="preserve">В системе присутствуют </w:t>
+      </w:r>
+      <w:proofErr w:type="spellStart"/>
+      <w:r>
+        <w:rPr>
+          <w:rFonts w:ascii="Times New Roman" w:hAnsi="Times New Roman" w:cs="Times New Roman"/>
+          <w:sz w:val="28"/>
+          <w:szCs w:val="28"/>
+        </w:rPr>
+        <w:t>канбан</w:t>
+      </w:r>
+      <w:proofErr w:type="spellEnd"/>
+      <w:r>
+        <w:rPr>
+          <w:rFonts w:ascii="Times New Roman" w:hAnsi="Times New Roman" w:cs="Times New Roman"/>
+          <w:sz w:val="28"/>
+          <w:szCs w:val="28"/>
+        </w:rPr>
+        <w:t>-доски, позволяющие визуально отображать этапы выполнения задач.</w:t>
+      </w:r>
+    </w:p>
+    <w:p>
+      <w:pPr>
+        <w:spacing w:after="0" w:line="360" w:lineRule="auto"/>
+        <w:ind w:firstLine="706"/>
+        <w:jc w:val="both"/>
+        <w:rPr>
+          <w:rFonts w:ascii="Times New Roman" w:hAnsi="Times New Roman" w:cs="Times New Roman"/>
+          <w:sz w:val="28"/>
+          <w:szCs w:val="28"/>
+        </w:rPr>
+      </w:pPr>
+      <w:r>
+        <w:rPr>
+          <w:rFonts w:ascii="Times New Roman" w:hAnsi="Times New Roman" w:cs="Times New Roman"/>
+          <w:sz w:val="28"/>
+          <w:szCs w:val="28"/>
+        </w:rPr>
+        <w:t xml:space="preserve">Задачи могут перемещаться между различными статусами, </w:t>
+      </w:r>
+      <w:proofErr w:type="gramStart"/>
+      <w:r>
+        <w:rPr>
+          <w:rFonts w:ascii="Times New Roman" w:hAnsi="Times New Roman" w:cs="Times New Roman"/>
+          <w:sz w:val="28"/>
+          <w:szCs w:val="28"/>
+        </w:rPr>
+        <w:t>например</w:t>
+      </w:r>
+      <w:proofErr w:type="gramEnd"/>
+      <w:r>
+        <w:rPr>
+          <w:rFonts w:ascii="Times New Roman" w:hAnsi="Times New Roman" w:cs="Times New Roman"/>
+          <w:sz w:val="28"/>
+          <w:szCs w:val="28"/>
+        </w:rPr>
+        <w:t>:</w:t>
+      </w:r>
+    </w:p>
+    <w:p>
+      <w:pPr>
+        <w:numPr>
+          <w:ilvl w:val="0"/>
+          <w:numId w:val="10"/>
+        </w:numPr>
+        <w:spacing w:after="0" w:line="360" w:lineRule="auto"/>
+        <w:ind w:left="0" w:firstLine="0"/>
+        <w:jc w:val="both"/>
+        <w:rPr>
+          <w:rFonts w:ascii="Times New Roman" w:hAnsi="Times New Roman" w:cs="Times New Roman"/>
+          <w:sz w:val="28"/>
+          <w:szCs w:val="28"/>
+        </w:rPr>
+      </w:pPr>
+      <w:r>
+        <w:rPr>
+          <w:rFonts w:ascii="Times New Roman" w:hAnsi="Times New Roman" w:cs="Times New Roman"/>
+          <w:sz w:val="28"/>
+          <w:szCs w:val="28"/>
+        </w:rPr>
+        <w:t xml:space="preserve">«Новая»; </w:t>
+      </w:r>
+    </w:p>
+    <w:p>
+      <w:pPr>
+        <w:numPr>
+          <w:ilvl w:val="0"/>
+          <w:numId w:val="10"/>
+        </w:numPr>
+        <w:spacing w:after="0" w:line="360" w:lineRule="auto"/>
+        <w:ind w:left="0" w:firstLine="0"/>
+        <w:jc w:val="both"/>
+        <w:rPr>
+          <w:rFonts w:ascii="Times New Roman" w:hAnsi="Times New Roman" w:cs="Times New Roman"/>
+          <w:sz w:val="28"/>
+          <w:szCs w:val="28"/>
+        </w:rPr>
+      </w:pPr>
+      <w:r>
+        <w:rPr>
+          <w:rFonts w:ascii="Times New Roman" w:hAnsi="Times New Roman" w:cs="Times New Roman"/>
+          <w:sz w:val="28"/>
+          <w:szCs w:val="28"/>
+        </w:rPr>
+        <w:t xml:space="preserve">«В работе»; </w:t>
+      </w:r>
+    </w:p>
+    <w:p>
+      <w:pPr>
+        <w:numPr>
+          <w:ilvl w:val="0"/>
+          <w:numId w:val="10"/>
+        </w:numPr>
+        <w:spacing w:after="0" w:line="360" w:lineRule="auto"/>
+        <w:ind w:left="0" w:firstLine="0"/>
+        <w:jc w:val="both"/>
+        <w:rPr>
+          <w:rFonts w:ascii="Times New Roman" w:hAnsi="Times New Roman" w:cs="Times New Roman"/>
+          <w:sz w:val="28"/>
+          <w:szCs w:val="28"/>
+        </w:rPr>
+      </w:pPr>
+      <w:r>
+        <w:rPr>
+          <w:rFonts w:ascii="Times New Roman" w:hAnsi="Times New Roman" w:cs="Times New Roman"/>
+          <w:sz w:val="28"/>
+          <w:szCs w:val="28"/>
+        </w:rPr>
+        <w:t xml:space="preserve">«На проверке»; </w:t>
+      </w:r>
+    </w:p>
+    <w:p>
+      <w:pPr>
+        <w:numPr>
+          <w:ilvl w:val="0"/>
+          <w:numId w:val="10"/>
+        </w:numPr>
+        <w:spacing w:after="0" w:line="360" w:lineRule="auto"/>
+        <w:ind w:left="0" w:firstLine="0"/>
+        <w:jc w:val="both"/>
+        <w:rPr>
+          <w:rFonts w:ascii="Times New Roman" w:hAnsi="Times New Roman" w:cs="Times New Roman"/>
+          <w:sz w:val="28"/>
+          <w:szCs w:val="28"/>
+        </w:rPr>
+      </w:pPr>
+      <w:r>
+        <w:rPr>
+          <w:rFonts w:ascii="Times New Roman" w:hAnsi="Times New Roman" w:cs="Times New Roman"/>
+          <w:sz w:val="28"/>
+          <w:szCs w:val="28"/>
+        </w:rPr>
+        <w:t xml:space="preserve">«Завершена». </w:t>
+      </w:r>
+    </w:p>
+    <w:p>
+      <w:pPr>
+        <w:spacing w:after="0" w:line="360" w:lineRule="auto"/>
+        <w:ind w:firstLine="706"/>
+        <w:jc w:val="both"/>
+        <w:rPr>
+          <w:rFonts w:ascii="Times New Roman" w:hAnsi="Times New Roman" w:cs="Times New Roman"/>
+          <w:sz w:val="28"/>
+          <w:szCs w:val="28"/>
+        </w:rPr>
+      </w:pPr>
+      <w:r>
+        <w:rPr>
+          <w:rFonts w:ascii="Times New Roman" w:hAnsi="Times New Roman" w:cs="Times New Roman"/>
+          <w:sz w:val="28"/>
+          <w:szCs w:val="28"/>
+        </w:rPr>
+        <w:t>Использование досок позволяет наглядно контролировать процесс выполнения проекта.</w:t>
+      </w:r>
+    </w:p>
+    <w:p>
+      <w:pPr>
+        <w:spacing w:after="0" w:line="480" w:lineRule="auto"/>
+        <w:ind w:firstLine="706"/>
+        <w:jc w:val="both"/>
+        <w:rPr>
+          <w:rFonts w:ascii="Times New Roman" w:hAnsi="Times New Roman" w:cs="Times New Roman"/>
+          <w:sz w:val="28"/>
+          <w:szCs w:val="28"/>
+        </w:rPr>
+      </w:pPr>
+    </w:p>
+    <w:p>
+      <w:pPr>
+        <w:pStyle w:val="a8"/>
+        <w:numPr>
+          <w:ilvl w:val="0"/>
+          <w:numId w:val="9"/>
+        </w:numPr>
+        <w:spacing w:after="0" w:line="360" w:lineRule="auto"/>
+        <w:ind w:left="0" w:firstLine="709"/>
+        <w:jc w:val="both"/>
+        <w:rPr>
+          <w:rFonts w:ascii="Times New Roman" w:hAnsi="Times New Roman" w:cs="Times New Roman"/>
+          <w:bCs/>
+          <w:sz w:val="28"/>
+          <w:szCs w:val="28"/>
+        </w:rPr>
+      </w:pPr>
+      <w:r>
+        <w:rPr>
+          <w:rFonts w:ascii="Times New Roman" w:hAnsi="Times New Roman" w:cs="Times New Roman"/>
+          <w:bCs/>
+          <w:sz w:val="28"/>
+          <w:szCs w:val="28"/>
+        </w:rPr>
+        <w:t>Оценка загрузки команды</w:t>
+      </w:r>
+    </w:p>
+    <w:p>
+      <w:pPr>
+        <w:spacing w:after="0" w:line="360" w:lineRule="auto"/>
+        <w:ind w:firstLine="706"/>
+        <w:jc w:val="both"/>
+        <w:rPr>
+          <w:rFonts w:ascii="Times New Roman" w:hAnsi="Times New Roman" w:cs="Times New Roman"/>
+          <w:bCs/>
+          <w:sz w:val="28"/>
+          <w:szCs w:val="28"/>
+        </w:rPr>
+      </w:pPr>
+    </w:p>
+    <w:p>
+      <w:pPr>
+        <w:spacing w:after="0" w:line="360" w:lineRule="auto"/>
+        <w:ind w:firstLine="706"/>
+        <w:jc w:val="both"/>
+        <w:rPr>
+          <w:rFonts w:ascii="Times New Roman" w:hAnsi="Times New Roman" w:cs="Times New Roman"/>
+          <w:sz w:val="28"/>
+          <w:szCs w:val="28"/>
+        </w:rPr>
+      </w:pPr>
+      <w:r>
+        <w:rPr>
+          <w:rFonts w:ascii="Times New Roman" w:hAnsi="Times New Roman" w:cs="Times New Roman"/>
+          <w:sz w:val="28"/>
+          <w:szCs w:val="28"/>
+        </w:rPr>
+        <w:t>Для оценки загрузки сотрудников используются фильтры, отчеты и инструменты аналитики.</w:t>
+      </w:r>
+    </w:p>
+    <w:p>
+      <w:pPr>
+        <w:spacing w:after="0" w:line="360" w:lineRule="auto"/>
+        <w:ind w:firstLine="706"/>
+        <w:jc w:val="both"/>
+        <w:rPr>
+          <w:rFonts w:ascii="Times New Roman" w:hAnsi="Times New Roman" w:cs="Times New Roman"/>
+          <w:sz w:val="28"/>
+          <w:szCs w:val="28"/>
+        </w:rPr>
+      </w:pPr>
+      <w:r>
+        <w:rPr>
+          <w:rFonts w:ascii="Times New Roman" w:hAnsi="Times New Roman" w:cs="Times New Roman"/>
+          <w:sz w:val="28"/>
+          <w:szCs w:val="28"/>
+        </w:rPr>
+        <w:t>Руководитель может анализировать количество задач у каждого сотрудника, сроки выполнения и общую эффективность работы команды.</w:t>
+      </w:r>
+    </w:p>
+    <w:p>
+      <w:pPr>
+        <w:spacing w:after="0" w:line="480" w:lineRule="auto"/>
+        <w:ind w:firstLine="706"/>
+        <w:jc w:val="both"/>
+        <w:rPr>
+          <w:rFonts w:ascii="Times New Roman" w:hAnsi="Times New Roman" w:cs="Times New Roman"/>
+          <w:sz w:val="28"/>
+          <w:szCs w:val="28"/>
+        </w:rPr>
+      </w:pPr>
+    </w:p>
+    <w:p>
+      <w:pPr>
+        <w:pStyle w:val="a8"/>
+        <w:numPr>
+          <w:ilvl w:val="0"/>
+          <w:numId w:val="9"/>
+        </w:numPr>
+        <w:spacing w:after="0" w:line="360" w:lineRule="auto"/>
+        <w:ind w:left="0" w:firstLine="709"/>
+        <w:jc w:val="both"/>
+        <w:rPr>
+          <w:rFonts w:ascii="Times New Roman" w:hAnsi="Times New Roman" w:cs="Times New Roman"/>
+          <w:bCs/>
+          <w:sz w:val="28"/>
+          <w:szCs w:val="28"/>
+        </w:rPr>
+      </w:pPr>
+      <w:r>
+        <w:rPr>
+          <w:rFonts w:ascii="Times New Roman" w:hAnsi="Times New Roman" w:cs="Times New Roman"/>
+          <w:bCs/>
+          <w:sz w:val="28"/>
+          <w:szCs w:val="28"/>
+        </w:rPr>
+        <w:t>Интеграция с сервисами</w:t>
+      </w:r>
+    </w:p>
+    <w:p>
+      <w:pPr>
+        <w:spacing w:after="0" w:line="360" w:lineRule="auto"/>
+        <w:ind w:firstLine="706"/>
+        <w:jc w:val="both"/>
+        <w:rPr>
+          <w:rFonts w:ascii="Times New Roman" w:hAnsi="Times New Roman" w:cs="Times New Roman"/>
+          <w:bCs/>
+          <w:sz w:val="28"/>
+          <w:szCs w:val="28"/>
+        </w:rPr>
+      </w:pPr>
+    </w:p>
+    <w:p>
+      <w:pPr>
+        <w:spacing w:after="0" w:line="360" w:lineRule="auto"/>
+        <w:ind w:firstLine="706"/>
+        <w:jc w:val="both"/>
+        <w:rPr>
+          <w:rFonts w:ascii="Times New Roman" w:hAnsi="Times New Roman" w:cs="Times New Roman"/>
+          <w:sz w:val="28"/>
+          <w:szCs w:val="28"/>
+        </w:rPr>
+      </w:pPr>
+      <w:proofErr w:type="spellStart"/>
+      <w:r>
+        <w:rPr>
+          <w:rFonts w:ascii="Times New Roman" w:hAnsi="Times New Roman" w:cs="Times New Roman"/>
+          <w:sz w:val="28"/>
+          <w:szCs w:val="28"/>
+        </w:rPr>
+        <w:t>Yandex</w:t>
+      </w:r>
+      <w:proofErr w:type="spellEnd"/>
+      <w:r>
+        <w:rPr>
+          <w:rFonts w:ascii="Times New Roman" w:hAnsi="Times New Roman" w:cs="Times New Roman"/>
+          <w:sz w:val="28"/>
+          <w:szCs w:val="28"/>
+        </w:rPr>
+        <w:t xml:space="preserve"> </w:t>
+      </w:r>
+      <w:proofErr w:type="spellStart"/>
+      <w:r>
+        <w:rPr>
+          <w:rFonts w:ascii="Times New Roman" w:hAnsi="Times New Roman" w:cs="Times New Roman"/>
+          <w:sz w:val="28"/>
+          <w:szCs w:val="28"/>
+        </w:rPr>
+        <w:t>Tracker</w:t>
+      </w:r>
+      <w:proofErr w:type="spellEnd"/>
+      <w:r>
+        <w:rPr>
+          <w:rFonts w:ascii="Times New Roman" w:hAnsi="Times New Roman" w:cs="Times New Roman"/>
+          <w:sz w:val="28"/>
+          <w:szCs w:val="28"/>
+        </w:rPr>
+        <w:t xml:space="preserve"> поддерживает интеграцию с сервисами </w:t>
+      </w:r>
+      <w:proofErr w:type="spellStart"/>
+      <w:r>
+        <w:rPr>
+          <w:rFonts w:ascii="Times New Roman" w:hAnsi="Times New Roman" w:cs="Times New Roman"/>
+          <w:sz w:val="28"/>
+          <w:szCs w:val="28"/>
+        </w:rPr>
+        <w:t>Yandex</w:t>
+      </w:r>
+      <w:proofErr w:type="spellEnd"/>
+      <w:r>
+        <w:rPr>
+          <w:rFonts w:ascii="Times New Roman" w:hAnsi="Times New Roman" w:cs="Times New Roman"/>
+          <w:sz w:val="28"/>
+          <w:szCs w:val="28"/>
+        </w:rPr>
+        <w:t xml:space="preserve"> </w:t>
+      </w:r>
+      <w:proofErr w:type="spellStart"/>
+      <w:r>
+        <w:rPr>
+          <w:rFonts w:ascii="Times New Roman" w:hAnsi="Times New Roman" w:cs="Times New Roman"/>
+          <w:sz w:val="28"/>
+          <w:szCs w:val="28"/>
+        </w:rPr>
+        <w:t>Cloud</w:t>
+      </w:r>
+      <w:proofErr w:type="spellEnd"/>
+      <w:r>
+        <w:rPr>
+          <w:rFonts w:ascii="Times New Roman" w:hAnsi="Times New Roman" w:cs="Times New Roman"/>
+          <w:sz w:val="28"/>
+          <w:szCs w:val="28"/>
+        </w:rPr>
+        <w:t xml:space="preserve">, </w:t>
+      </w:r>
+      <w:proofErr w:type="spellStart"/>
+      <w:r>
+        <w:rPr>
+          <w:rFonts w:ascii="Times New Roman" w:hAnsi="Times New Roman" w:cs="Times New Roman"/>
+          <w:sz w:val="28"/>
+          <w:szCs w:val="28"/>
+        </w:rPr>
+        <w:t>Yandex</w:t>
+      </w:r>
+      <w:proofErr w:type="spellEnd"/>
+      <w:r>
+        <w:rPr>
+          <w:rFonts w:ascii="Times New Roman" w:hAnsi="Times New Roman" w:cs="Times New Roman"/>
+          <w:sz w:val="28"/>
+          <w:szCs w:val="28"/>
+        </w:rPr>
+        <w:t xml:space="preserve"> </w:t>
+      </w:r>
+      <w:proofErr w:type="spellStart"/>
+      <w:r>
+        <w:rPr>
+          <w:rFonts w:ascii="Times New Roman" w:hAnsi="Times New Roman" w:cs="Times New Roman"/>
+          <w:sz w:val="28"/>
+          <w:szCs w:val="28"/>
+        </w:rPr>
+        <w:t>Wiki</w:t>
+      </w:r>
+      <w:proofErr w:type="spellEnd"/>
+      <w:r>
+        <w:rPr>
+          <w:rFonts w:ascii="Times New Roman" w:hAnsi="Times New Roman" w:cs="Times New Roman"/>
+          <w:sz w:val="28"/>
+          <w:szCs w:val="28"/>
+        </w:rPr>
+        <w:t xml:space="preserve">, </w:t>
+      </w:r>
+      <w:proofErr w:type="spellStart"/>
+      <w:r>
+        <w:rPr>
+          <w:rFonts w:ascii="Times New Roman" w:hAnsi="Times New Roman" w:cs="Times New Roman"/>
+          <w:sz w:val="28"/>
+          <w:szCs w:val="28"/>
+        </w:rPr>
+        <w:t>Git</w:t>
+      </w:r>
+      <w:proofErr w:type="spellEnd"/>
+      <w:r>
+        <w:rPr>
+          <w:rFonts w:ascii="Times New Roman" w:hAnsi="Times New Roman" w:cs="Times New Roman"/>
+          <w:sz w:val="28"/>
+          <w:szCs w:val="28"/>
+        </w:rPr>
+        <w:t>-сервисами и системами уведомлений.</w:t>
+      </w:r>
+    </w:p>
+    <w:p>
+      <w:pPr>
+        <w:spacing w:after="0" w:line="360" w:lineRule="auto"/>
+        <w:ind w:firstLine="706"/>
+        <w:jc w:val="both"/>
+        <w:rPr>
+          <w:rFonts w:ascii="Times New Roman" w:hAnsi="Times New Roman" w:cs="Times New Roman"/>
+          <w:sz w:val="28"/>
+          <w:szCs w:val="28"/>
+        </w:rPr>
+      </w:pPr>
+      <w:r>
+        <w:rPr>
+          <w:rFonts w:ascii="Times New Roman" w:hAnsi="Times New Roman" w:cs="Times New Roman"/>
+          <w:sz w:val="28"/>
+          <w:szCs w:val="28"/>
+        </w:rPr>
+        <w:t>Интеграция позволяет организовать единое рабочее пространство и автоматизировать процессы сопровождения проектов.</w:t>
+      </w:r>
+    </w:p>
+    <w:p>
+      <w:pPr>
+        <w:spacing w:after="0" w:line="480" w:lineRule="auto"/>
+        <w:ind w:firstLine="706"/>
+        <w:jc w:val="both"/>
+        <w:rPr>
+          <w:rFonts w:ascii="Times New Roman" w:hAnsi="Times New Roman" w:cs="Times New Roman"/>
+          <w:sz w:val="28"/>
+          <w:szCs w:val="28"/>
+        </w:rPr>
+      </w:pPr>
+    </w:p>
+    <w:p>
+      <w:pPr>
+        <w:pStyle w:val="a8"/>
+        <w:numPr>
+          <w:ilvl w:val="0"/>
+          <w:numId w:val="9"/>
+        </w:numPr>
+        <w:spacing w:after="0" w:line="360" w:lineRule="auto"/>
+        <w:ind w:left="0" w:firstLine="709"/>
+        <w:jc w:val="both"/>
+        <w:rPr>
+          <w:rFonts w:ascii="Times New Roman" w:hAnsi="Times New Roman" w:cs="Times New Roman"/>
+          <w:bCs/>
+          <w:sz w:val="28"/>
+          <w:szCs w:val="28"/>
+        </w:rPr>
+      </w:pPr>
+      <w:r>
+        <w:rPr>
+          <w:rFonts w:ascii="Times New Roman" w:hAnsi="Times New Roman" w:cs="Times New Roman"/>
+          <w:bCs/>
+          <w:sz w:val="28"/>
+          <w:szCs w:val="28"/>
+        </w:rPr>
+        <w:t>Область применения</w:t>
+      </w:r>
+    </w:p>
+    <w:p>
+      <w:pPr>
+        <w:spacing w:after="0" w:line="360" w:lineRule="auto"/>
+        <w:ind w:firstLine="706"/>
+        <w:jc w:val="both"/>
+        <w:rPr>
+          <w:rFonts w:ascii="Times New Roman" w:hAnsi="Times New Roman" w:cs="Times New Roman"/>
+          <w:sz w:val="28"/>
+          <w:szCs w:val="28"/>
+        </w:rPr>
+      </w:pPr>
+      <w:proofErr w:type="spellStart"/>
+      <w:r>
+        <w:rPr>
+          <w:rFonts w:ascii="Times New Roman" w:hAnsi="Times New Roman" w:cs="Times New Roman"/>
+          <w:sz w:val="28"/>
+          <w:szCs w:val="28"/>
+        </w:rPr>
+        <w:lastRenderedPageBreak/>
+        <w:t>Yandex</w:t>
+      </w:r>
+      <w:proofErr w:type="spellEnd"/>
+      <w:r>
+        <w:rPr>
+          <w:rFonts w:ascii="Times New Roman" w:hAnsi="Times New Roman" w:cs="Times New Roman"/>
+          <w:sz w:val="28"/>
+          <w:szCs w:val="28"/>
+        </w:rPr>
+        <w:t xml:space="preserve"> </w:t>
+      </w:r>
+      <w:proofErr w:type="spellStart"/>
+      <w:r>
+        <w:rPr>
+          <w:rFonts w:ascii="Times New Roman" w:hAnsi="Times New Roman" w:cs="Times New Roman"/>
+          <w:sz w:val="28"/>
+          <w:szCs w:val="28"/>
+        </w:rPr>
+        <w:t>Tracker</w:t>
+      </w:r>
+      <w:proofErr w:type="spellEnd"/>
+      <w:r>
+        <w:rPr>
+          <w:rFonts w:ascii="Times New Roman" w:hAnsi="Times New Roman" w:cs="Times New Roman"/>
+          <w:sz w:val="28"/>
+          <w:szCs w:val="28"/>
+        </w:rPr>
+        <w:t xml:space="preserve"> наиболее эффективно используется для сопровождения проектов, технической поддержки, управления разработкой программного обеспечения и организации внутренних бизнес-процессов компании.</w:t>
+      </w:r>
+    </w:p>
+    <w:p>
+      <w:pPr>
+        <w:spacing w:after="0" w:line="480" w:lineRule="auto"/>
+        <w:ind w:firstLine="706"/>
+        <w:jc w:val="both"/>
+        <w:rPr>
+          <w:rFonts w:ascii="Times New Roman" w:hAnsi="Times New Roman" w:cs="Times New Roman"/>
+          <w:sz w:val="28"/>
+          <w:szCs w:val="28"/>
+        </w:rPr>
+      </w:pPr>
+    </w:p>
+    <w:p>
+      <w:pPr>
+        <w:spacing w:after="0" w:line="360" w:lineRule="auto"/>
+        <w:ind w:firstLine="706"/>
+        <w:jc w:val="both"/>
+        <w:rPr>
+          <w:rFonts w:ascii="Times New Roman" w:hAnsi="Times New Roman" w:cs="Times New Roman"/>
+          <w:bCs/>
+          <w:sz w:val="28"/>
+          <w:szCs w:val="28"/>
+        </w:rPr>
+      </w:pPr>
+      <w:r>
+        <w:rPr>
+          <w:rFonts w:ascii="Times New Roman" w:hAnsi="Times New Roman" w:cs="Times New Roman"/>
+          <w:bCs/>
+          <w:sz w:val="28"/>
+          <w:szCs w:val="28"/>
+        </w:rPr>
+        <w:t xml:space="preserve">1.3 </w:t>
+      </w:r>
+      <w:r>
+        <w:rPr>
+          <w:rFonts w:ascii="Times New Roman" w:hAnsi="Times New Roman" w:cs="Times New Roman"/>
+          <w:bCs/>
+          <w:sz w:val="28"/>
+          <w:szCs w:val="28"/>
+        </w:rPr>
+        <w:t>J</w:t>
+      </w:r>
       <w:bookmarkStart w:id="0" w:name="_GoBack"/>
       <w:bookmarkEnd w:id="0"/>
+      <w:r>
+        <w:rPr>
+          <w:rFonts w:ascii="Times New Roman" w:hAnsi="Times New Roman" w:cs="Times New Roman"/>
+          <w:bCs/>
+          <w:sz w:val="28"/>
+          <w:szCs w:val="28"/>
+        </w:rPr>
+        <w:t>ira</w:t>
+      </w:r>
+    </w:p>
+    <w:p>
+      <w:pPr>
+        <w:spacing w:after="0" w:line="240" w:lineRule="auto"/>
+        <w:ind w:firstLine="706"/>
+        <w:jc w:val="both"/>
+        <w:rPr>
+          <w:rFonts w:ascii="Times New Roman" w:hAnsi="Times New Roman" w:cs="Times New Roman"/>
+          <w:bCs/>
+          <w:sz w:val="28"/>
+          <w:szCs w:val="28"/>
+        </w:rPr>
+      </w:pPr>
+    </w:p>
+    <w:p>
+      <w:pPr>
+        <w:pStyle w:val="a8"/>
+        <w:numPr>
+          <w:ilvl w:val="0"/>
+          <w:numId w:val="9"/>
+        </w:numPr>
+        <w:spacing w:after="0" w:line="360" w:lineRule="auto"/>
+        <w:ind w:left="0" w:firstLine="709"/>
+        <w:jc w:val="both"/>
+        <w:rPr>
+          <w:rFonts w:ascii="Times New Roman" w:hAnsi="Times New Roman" w:cs="Times New Roman"/>
+          <w:bCs/>
+          <w:sz w:val="28"/>
+          <w:szCs w:val="28"/>
+        </w:rPr>
+      </w:pPr>
+      <w:r>
+        <w:rPr>
+          <w:rFonts w:ascii="Times New Roman" w:hAnsi="Times New Roman" w:cs="Times New Roman"/>
+          <w:bCs/>
+          <w:sz w:val="28"/>
+          <w:szCs w:val="28"/>
+        </w:rPr>
+        <w:t>Назначение системы</w:t>
+      </w:r>
+    </w:p>
+    <w:p>
+      <w:pPr>
+        <w:spacing w:after="0" w:line="360" w:lineRule="auto"/>
+        <w:ind w:firstLine="706"/>
+        <w:jc w:val="both"/>
+        <w:rPr>
+          <w:rFonts w:ascii="Times New Roman" w:hAnsi="Times New Roman" w:cs="Times New Roman"/>
+          <w:bCs/>
+          <w:sz w:val="28"/>
+          <w:szCs w:val="28"/>
+        </w:rPr>
+      </w:pPr>
+    </w:p>
+    <w:p>
+      <w:pPr>
+        <w:spacing w:after="0" w:line="360" w:lineRule="auto"/>
+        <w:ind w:firstLine="706"/>
+        <w:jc w:val="both"/>
+        <w:rPr>
+          <w:rFonts w:ascii="Times New Roman" w:hAnsi="Times New Roman" w:cs="Times New Roman"/>
+          <w:sz w:val="28"/>
+          <w:szCs w:val="28"/>
+        </w:rPr>
+      </w:pPr>
+      <w:proofErr w:type="spellStart"/>
+      <w:r>
+        <w:rPr>
+          <w:rFonts w:ascii="Times New Roman" w:hAnsi="Times New Roman" w:cs="Times New Roman"/>
+          <w:sz w:val="28"/>
+          <w:szCs w:val="28"/>
+        </w:rPr>
+        <w:t>Jira</w:t>
+      </w:r>
+      <w:proofErr w:type="spellEnd"/>
+      <w:r>
+        <w:rPr>
+          <w:rFonts w:ascii="Times New Roman" w:hAnsi="Times New Roman" w:cs="Times New Roman"/>
+          <w:sz w:val="28"/>
+          <w:szCs w:val="28"/>
+        </w:rPr>
+        <w:t xml:space="preserve"> — это система управления проектами и задачами, разработанная компанией </w:t>
+      </w:r>
+      <w:proofErr w:type="spellStart"/>
+      <w:r>
+        <w:rPr>
+          <w:rFonts w:ascii="Times New Roman" w:hAnsi="Times New Roman" w:cs="Times New Roman"/>
+          <w:sz w:val="28"/>
+          <w:szCs w:val="28"/>
+        </w:rPr>
+        <w:t>Atlassian</w:t>
+      </w:r>
+      <w:proofErr w:type="spellEnd"/>
+      <w:r>
+        <w:rPr>
+          <w:rFonts w:ascii="Times New Roman" w:hAnsi="Times New Roman" w:cs="Times New Roman"/>
+          <w:sz w:val="28"/>
+          <w:szCs w:val="28"/>
+        </w:rPr>
+        <w:t>. Данная система широко используется в сфере информационных технологий для организации разработки программного обеспечения и сопровождения проектов.</w:t>
+      </w:r>
+    </w:p>
+    <w:p>
+      <w:pPr>
+        <w:spacing w:after="0" w:line="480" w:lineRule="auto"/>
+        <w:ind w:firstLine="709"/>
+        <w:jc w:val="both"/>
+        <w:rPr>
+          <w:rFonts w:ascii="Times New Roman" w:hAnsi="Times New Roman" w:cs="Times New Roman"/>
+          <w:sz w:val="28"/>
+          <w:szCs w:val="28"/>
+        </w:rPr>
+      </w:pPr>
+    </w:p>
+    <w:p>
+      <w:pPr>
+        <w:pStyle w:val="a8"/>
+        <w:numPr>
+          <w:ilvl w:val="0"/>
+          <w:numId w:val="9"/>
+        </w:numPr>
+        <w:spacing w:after="0" w:line="360" w:lineRule="auto"/>
+        <w:ind w:left="0" w:firstLine="709"/>
+        <w:jc w:val="both"/>
+        <w:rPr>
+          <w:rFonts w:ascii="Times New Roman" w:hAnsi="Times New Roman" w:cs="Times New Roman"/>
+          <w:bCs/>
+          <w:sz w:val="28"/>
+          <w:szCs w:val="28"/>
+        </w:rPr>
+      </w:pPr>
+      <w:r>
+        <w:rPr>
+          <w:rFonts w:ascii="Times New Roman" w:hAnsi="Times New Roman" w:cs="Times New Roman"/>
+          <w:bCs/>
+          <w:sz w:val="28"/>
+          <w:szCs w:val="28"/>
+        </w:rPr>
+        <w:t>Управление задачами</w:t>
+      </w:r>
+    </w:p>
+    <w:p>
+      <w:pPr>
+        <w:spacing w:after="0" w:line="360" w:lineRule="auto"/>
+        <w:ind w:firstLine="706"/>
+        <w:jc w:val="both"/>
+        <w:rPr>
+          <w:rFonts w:ascii="Times New Roman" w:hAnsi="Times New Roman" w:cs="Times New Roman"/>
+          <w:bCs/>
+          <w:sz w:val="28"/>
+          <w:szCs w:val="28"/>
+        </w:rPr>
+      </w:pPr>
+    </w:p>
+    <w:p>
+      <w:pPr>
+        <w:spacing w:after="0" w:line="360" w:lineRule="auto"/>
+        <w:ind w:firstLine="706"/>
+        <w:jc w:val="both"/>
+        <w:rPr>
+          <w:rFonts w:ascii="Times New Roman" w:hAnsi="Times New Roman" w:cs="Times New Roman"/>
+          <w:sz w:val="28"/>
+          <w:szCs w:val="28"/>
+        </w:rPr>
+      </w:pPr>
+      <w:r>
+        <w:rPr>
+          <w:rFonts w:ascii="Times New Roman" w:hAnsi="Times New Roman" w:cs="Times New Roman"/>
+          <w:sz w:val="28"/>
+          <w:szCs w:val="28"/>
+        </w:rPr>
+        <w:t xml:space="preserve">В </w:t>
+      </w:r>
+      <w:proofErr w:type="spellStart"/>
+      <w:r>
+        <w:rPr>
+          <w:rFonts w:ascii="Times New Roman" w:hAnsi="Times New Roman" w:cs="Times New Roman"/>
+          <w:sz w:val="28"/>
+          <w:szCs w:val="28"/>
+        </w:rPr>
+        <w:t>Jira</w:t>
+      </w:r>
+      <w:proofErr w:type="spellEnd"/>
+      <w:r>
+        <w:rPr>
+          <w:rFonts w:ascii="Times New Roman" w:hAnsi="Times New Roman" w:cs="Times New Roman"/>
+          <w:sz w:val="28"/>
+          <w:szCs w:val="28"/>
+        </w:rPr>
+        <w:t xml:space="preserve"> управление задачами организовано с помощью статусов, приоритетов и типов задач.</w:t>
+      </w:r>
+    </w:p>
+    <w:p>
+      <w:pPr>
+        <w:spacing w:after="0" w:line="360" w:lineRule="auto"/>
+        <w:ind w:firstLine="706"/>
+        <w:jc w:val="both"/>
+        <w:rPr>
+          <w:rFonts w:ascii="Times New Roman" w:hAnsi="Times New Roman" w:cs="Times New Roman"/>
+          <w:sz w:val="28"/>
+          <w:szCs w:val="28"/>
+        </w:rPr>
+      </w:pPr>
+      <w:r>
+        <w:rPr>
+          <w:rFonts w:ascii="Times New Roman" w:hAnsi="Times New Roman" w:cs="Times New Roman"/>
+          <w:sz w:val="28"/>
+          <w:szCs w:val="28"/>
+        </w:rPr>
+        <w:t>Каждая задача может иметь определенный статус:</w:t>
+      </w:r>
+    </w:p>
+    <w:p>
+      <w:pPr>
+        <w:numPr>
+          <w:ilvl w:val="0"/>
+          <w:numId w:val="12"/>
+        </w:numPr>
+        <w:spacing w:after="0" w:line="360" w:lineRule="auto"/>
+        <w:ind w:left="0" w:firstLine="0"/>
+        <w:jc w:val="both"/>
+        <w:rPr>
+          <w:rFonts w:ascii="Times New Roman" w:hAnsi="Times New Roman" w:cs="Times New Roman"/>
+          <w:sz w:val="28"/>
+          <w:szCs w:val="28"/>
+        </w:rPr>
+      </w:pPr>
+      <w:r>
+        <w:rPr>
+          <w:rFonts w:ascii="Times New Roman" w:hAnsi="Times New Roman" w:cs="Times New Roman"/>
+          <w:sz w:val="28"/>
+          <w:szCs w:val="28"/>
+        </w:rPr>
+        <w:t xml:space="preserve">«Новая»; </w:t>
+      </w:r>
+    </w:p>
+    <w:p>
+      <w:pPr>
+        <w:numPr>
+          <w:ilvl w:val="0"/>
+          <w:numId w:val="12"/>
+        </w:numPr>
+        <w:spacing w:after="0" w:line="360" w:lineRule="auto"/>
+        <w:ind w:left="0" w:firstLine="0"/>
+        <w:jc w:val="both"/>
+        <w:rPr>
+          <w:rFonts w:ascii="Times New Roman" w:hAnsi="Times New Roman" w:cs="Times New Roman"/>
+          <w:sz w:val="28"/>
+          <w:szCs w:val="28"/>
+        </w:rPr>
+      </w:pPr>
+      <w:r>
+        <w:rPr>
+          <w:rFonts w:ascii="Times New Roman" w:hAnsi="Times New Roman" w:cs="Times New Roman"/>
+          <w:sz w:val="28"/>
+          <w:szCs w:val="28"/>
+        </w:rPr>
+        <w:t xml:space="preserve">«В работе»; </w:t>
+      </w:r>
+    </w:p>
+    <w:p>
+      <w:pPr>
+        <w:numPr>
+          <w:ilvl w:val="0"/>
+          <w:numId w:val="12"/>
+        </w:numPr>
+        <w:spacing w:after="0" w:line="360" w:lineRule="auto"/>
+        <w:ind w:left="0" w:firstLine="0"/>
+        <w:jc w:val="both"/>
+        <w:rPr>
+          <w:rFonts w:ascii="Times New Roman" w:hAnsi="Times New Roman" w:cs="Times New Roman"/>
+          <w:sz w:val="28"/>
+          <w:szCs w:val="28"/>
+        </w:rPr>
+      </w:pPr>
+      <w:r>
+        <w:rPr>
+          <w:rFonts w:ascii="Times New Roman" w:hAnsi="Times New Roman" w:cs="Times New Roman"/>
+          <w:sz w:val="28"/>
+          <w:szCs w:val="28"/>
+        </w:rPr>
+        <w:t xml:space="preserve">«На проверке»; </w:t>
+      </w:r>
+    </w:p>
+    <w:p>
+      <w:pPr>
+        <w:numPr>
+          <w:ilvl w:val="0"/>
+          <w:numId w:val="12"/>
+        </w:numPr>
+        <w:spacing w:after="0" w:line="360" w:lineRule="auto"/>
+        <w:ind w:left="0" w:firstLine="0"/>
+        <w:jc w:val="both"/>
+        <w:rPr>
+          <w:rFonts w:ascii="Times New Roman" w:hAnsi="Times New Roman" w:cs="Times New Roman"/>
+          <w:sz w:val="28"/>
+          <w:szCs w:val="28"/>
+        </w:rPr>
+      </w:pPr>
+      <w:r>
+        <w:rPr>
+          <w:rFonts w:ascii="Times New Roman" w:hAnsi="Times New Roman" w:cs="Times New Roman"/>
+          <w:sz w:val="28"/>
+          <w:szCs w:val="28"/>
+        </w:rPr>
+        <w:t xml:space="preserve">«Завершена». </w:t>
+      </w:r>
+    </w:p>
+    <w:p>
+      <w:pPr>
+        <w:spacing w:after="0" w:line="360" w:lineRule="auto"/>
+        <w:ind w:firstLine="706"/>
+        <w:jc w:val="both"/>
+        <w:rPr>
+          <w:rFonts w:ascii="Times New Roman" w:hAnsi="Times New Roman" w:cs="Times New Roman"/>
+          <w:sz w:val="28"/>
+          <w:szCs w:val="28"/>
+        </w:rPr>
+      </w:pPr>
+      <w:r>
+        <w:rPr>
+          <w:rFonts w:ascii="Times New Roman" w:hAnsi="Times New Roman" w:cs="Times New Roman"/>
+          <w:sz w:val="28"/>
+          <w:szCs w:val="28"/>
+        </w:rPr>
+        <w:t>Также задаче может быть назначен приоритет, определяющий срочность выполнения работы.</w:t>
+      </w:r>
+    </w:p>
+    <w:p>
+      <w:pPr>
+        <w:spacing w:after="0" w:line="480" w:lineRule="auto"/>
+        <w:ind w:firstLine="706"/>
+        <w:jc w:val="both"/>
+        <w:rPr>
+          <w:rFonts w:ascii="Times New Roman" w:hAnsi="Times New Roman" w:cs="Times New Roman"/>
+          <w:sz w:val="28"/>
+          <w:szCs w:val="28"/>
+        </w:rPr>
+      </w:pPr>
+    </w:p>
+    <w:p>
+      <w:pPr>
+        <w:pStyle w:val="a8"/>
+        <w:numPr>
+          <w:ilvl w:val="0"/>
+          <w:numId w:val="9"/>
+        </w:numPr>
+        <w:spacing w:after="0" w:line="360" w:lineRule="auto"/>
+        <w:ind w:left="0" w:firstLine="709"/>
+        <w:jc w:val="both"/>
+        <w:rPr>
+          <w:rFonts w:ascii="Times New Roman" w:hAnsi="Times New Roman" w:cs="Times New Roman"/>
+          <w:bCs/>
+          <w:sz w:val="28"/>
+          <w:szCs w:val="28"/>
+        </w:rPr>
+      </w:pPr>
+      <w:r>
+        <w:rPr>
+          <w:rFonts w:ascii="Times New Roman" w:hAnsi="Times New Roman" w:cs="Times New Roman"/>
+          <w:bCs/>
+          <w:sz w:val="28"/>
+          <w:szCs w:val="28"/>
+        </w:rPr>
+        <w:t>Поддерживаемые методологии</w:t>
+      </w:r>
+    </w:p>
+    <w:p>
+      <w:pPr>
+        <w:spacing w:after="0" w:line="360" w:lineRule="auto"/>
+        <w:ind w:firstLine="706"/>
+        <w:jc w:val="both"/>
+        <w:rPr>
+          <w:rFonts w:ascii="Times New Roman" w:hAnsi="Times New Roman" w:cs="Times New Roman"/>
+          <w:bCs/>
+          <w:sz w:val="28"/>
+          <w:szCs w:val="28"/>
+        </w:rPr>
+      </w:pPr>
+    </w:p>
+    <w:p>
+      <w:pPr>
+        <w:spacing w:after="0" w:line="360" w:lineRule="auto"/>
+        <w:ind w:firstLine="706"/>
+        <w:jc w:val="both"/>
+        <w:rPr>
+          <w:rFonts w:ascii="Times New Roman" w:hAnsi="Times New Roman" w:cs="Times New Roman"/>
+          <w:sz w:val="28"/>
+          <w:szCs w:val="28"/>
+        </w:rPr>
+      </w:pPr>
+      <w:r>
+        <w:rPr>
+          <w:rFonts w:ascii="Times New Roman" w:hAnsi="Times New Roman" w:cs="Times New Roman"/>
+          <w:sz w:val="28"/>
+          <w:szCs w:val="28"/>
+        </w:rPr>
+        <w:t>Система поддерживает современные методологии управления проектами:</w:t>
+      </w:r>
+    </w:p>
+    <w:p>
+      <w:pPr>
+        <w:numPr>
+          <w:ilvl w:val="0"/>
+          <w:numId w:val="13"/>
+        </w:numPr>
+        <w:spacing w:after="0" w:line="360" w:lineRule="auto"/>
+        <w:ind w:left="0" w:firstLine="0"/>
+        <w:jc w:val="both"/>
+        <w:rPr>
+          <w:rFonts w:ascii="Times New Roman" w:hAnsi="Times New Roman" w:cs="Times New Roman"/>
+          <w:sz w:val="28"/>
+          <w:szCs w:val="28"/>
+        </w:rPr>
+      </w:pPr>
+      <w:proofErr w:type="spellStart"/>
+      <w:r>
+        <w:rPr>
+          <w:rFonts w:ascii="Times New Roman" w:hAnsi="Times New Roman" w:cs="Times New Roman"/>
+          <w:sz w:val="28"/>
+          <w:szCs w:val="28"/>
+        </w:rPr>
+        <w:lastRenderedPageBreak/>
+        <w:t>Scrum</w:t>
+      </w:r>
+      <w:proofErr w:type="spellEnd"/>
+      <w:r>
+        <w:rPr>
+          <w:rFonts w:ascii="Times New Roman" w:hAnsi="Times New Roman" w:cs="Times New Roman"/>
+          <w:sz w:val="28"/>
+          <w:szCs w:val="28"/>
+        </w:rPr>
+        <w:t xml:space="preserve">; </w:t>
+      </w:r>
+    </w:p>
+    <w:p>
+      <w:pPr>
+        <w:numPr>
+          <w:ilvl w:val="0"/>
+          <w:numId w:val="13"/>
+        </w:numPr>
+        <w:spacing w:after="0" w:line="360" w:lineRule="auto"/>
+        <w:ind w:left="0" w:firstLine="0"/>
+        <w:jc w:val="both"/>
+        <w:rPr>
+          <w:rFonts w:ascii="Times New Roman" w:hAnsi="Times New Roman" w:cs="Times New Roman"/>
+          <w:sz w:val="28"/>
+          <w:szCs w:val="28"/>
+        </w:rPr>
+      </w:pPr>
+      <w:proofErr w:type="spellStart"/>
+      <w:r>
+        <w:rPr>
+          <w:rFonts w:ascii="Times New Roman" w:hAnsi="Times New Roman" w:cs="Times New Roman"/>
+          <w:sz w:val="28"/>
+          <w:szCs w:val="28"/>
+        </w:rPr>
+        <w:t>Kanban</w:t>
+      </w:r>
+      <w:proofErr w:type="spellEnd"/>
+      <w:r>
+        <w:rPr>
+          <w:rFonts w:ascii="Times New Roman" w:hAnsi="Times New Roman" w:cs="Times New Roman"/>
+          <w:sz w:val="28"/>
+          <w:szCs w:val="28"/>
+        </w:rPr>
+        <w:t xml:space="preserve">. </w:t>
+      </w:r>
+    </w:p>
+    <w:p>
+      <w:pPr>
+        <w:spacing w:after="0" w:line="360" w:lineRule="auto"/>
+        <w:ind w:firstLine="706"/>
+        <w:jc w:val="both"/>
+        <w:rPr>
+          <w:rFonts w:ascii="Times New Roman" w:hAnsi="Times New Roman" w:cs="Times New Roman"/>
+          <w:sz w:val="28"/>
+          <w:szCs w:val="28"/>
+        </w:rPr>
+      </w:pPr>
+      <w:r>
+        <w:rPr>
+          <w:rFonts w:ascii="Times New Roman" w:hAnsi="Times New Roman" w:cs="Times New Roman"/>
+          <w:sz w:val="28"/>
+          <w:szCs w:val="28"/>
+        </w:rPr>
+        <w:t xml:space="preserve">При использовании </w:t>
+      </w:r>
+      <w:proofErr w:type="spellStart"/>
+      <w:r>
+        <w:rPr>
+          <w:rFonts w:ascii="Times New Roman" w:hAnsi="Times New Roman" w:cs="Times New Roman"/>
+          <w:sz w:val="28"/>
+          <w:szCs w:val="28"/>
+        </w:rPr>
+        <w:t>Scrum</w:t>
+      </w:r>
+      <w:proofErr w:type="spellEnd"/>
+      <w:r>
+        <w:rPr>
+          <w:rFonts w:ascii="Times New Roman" w:hAnsi="Times New Roman" w:cs="Times New Roman"/>
+          <w:sz w:val="28"/>
+          <w:szCs w:val="28"/>
+        </w:rPr>
+        <w:t xml:space="preserve"> работа организуется через спринты и </w:t>
+      </w:r>
+      <w:proofErr w:type="spellStart"/>
+      <w:r>
+        <w:rPr>
+          <w:rFonts w:ascii="Times New Roman" w:hAnsi="Times New Roman" w:cs="Times New Roman"/>
+          <w:sz w:val="28"/>
+          <w:szCs w:val="28"/>
+        </w:rPr>
+        <w:t>backlog</w:t>
+      </w:r>
+      <w:proofErr w:type="spellEnd"/>
+      <w:r>
+        <w:rPr>
+          <w:rFonts w:ascii="Times New Roman" w:hAnsi="Times New Roman" w:cs="Times New Roman"/>
+          <w:sz w:val="28"/>
+          <w:szCs w:val="28"/>
+        </w:rPr>
+        <w:t xml:space="preserve">. В </w:t>
+      </w:r>
+      <w:proofErr w:type="spellStart"/>
+      <w:r>
+        <w:rPr>
+          <w:rFonts w:ascii="Times New Roman" w:hAnsi="Times New Roman" w:cs="Times New Roman"/>
+          <w:sz w:val="28"/>
+          <w:szCs w:val="28"/>
+        </w:rPr>
+        <w:t>Kanban</w:t>
+      </w:r>
+      <w:proofErr w:type="spellEnd"/>
+      <w:r>
+        <w:rPr>
+          <w:rFonts w:ascii="Times New Roman" w:hAnsi="Times New Roman" w:cs="Times New Roman"/>
+          <w:sz w:val="28"/>
+          <w:szCs w:val="28"/>
+        </w:rPr>
+        <w:t xml:space="preserve"> применяется визуальная доска задач и контроль этапов выполнения работы.</w:t>
+      </w:r>
+    </w:p>
+    <w:p>
+      <w:pPr>
+        <w:spacing w:after="0" w:line="480" w:lineRule="auto"/>
+        <w:ind w:firstLine="706"/>
+        <w:jc w:val="both"/>
+        <w:rPr>
+          <w:rFonts w:ascii="Times New Roman" w:hAnsi="Times New Roman" w:cs="Times New Roman"/>
+          <w:sz w:val="28"/>
+          <w:szCs w:val="28"/>
+        </w:rPr>
+      </w:pPr>
+    </w:p>
+    <w:p>
+      <w:pPr>
+        <w:pStyle w:val="a8"/>
+        <w:numPr>
+          <w:ilvl w:val="0"/>
+          <w:numId w:val="9"/>
+        </w:numPr>
+        <w:spacing w:after="0" w:line="360" w:lineRule="auto"/>
+        <w:ind w:left="0" w:firstLine="709"/>
+        <w:jc w:val="both"/>
+        <w:rPr>
+          <w:rFonts w:ascii="Times New Roman" w:hAnsi="Times New Roman" w:cs="Times New Roman"/>
+          <w:bCs/>
+          <w:sz w:val="28"/>
+          <w:szCs w:val="28"/>
+        </w:rPr>
+      </w:pPr>
+      <w:r>
+        <w:rPr>
+          <w:rFonts w:ascii="Times New Roman" w:hAnsi="Times New Roman" w:cs="Times New Roman"/>
+          <w:bCs/>
+          <w:sz w:val="28"/>
+          <w:szCs w:val="28"/>
+        </w:rPr>
+        <w:t>Планирование работы команды</w:t>
+      </w:r>
+    </w:p>
+    <w:p>
+      <w:pPr>
+        <w:spacing w:after="0" w:line="360" w:lineRule="auto"/>
+        <w:ind w:firstLine="706"/>
+        <w:jc w:val="both"/>
+        <w:rPr>
+          <w:rFonts w:ascii="Times New Roman" w:hAnsi="Times New Roman" w:cs="Times New Roman"/>
+          <w:bCs/>
+          <w:sz w:val="28"/>
+          <w:szCs w:val="28"/>
+        </w:rPr>
+      </w:pPr>
+    </w:p>
+    <w:p>
+      <w:pPr>
+        <w:spacing w:after="0" w:line="360" w:lineRule="auto"/>
+        <w:ind w:firstLine="706"/>
+        <w:jc w:val="both"/>
+        <w:rPr>
+          <w:rFonts w:ascii="Times New Roman" w:hAnsi="Times New Roman" w:cs="Times New Roman"/>
+          <w:sz w:val="28"/>
+          <w:szCs w:val="28"/>
+        </w:rPr>
+      </w:pPr>
+      <w:r>
+        <w:rPr>
+          <w:rFonts w:ascii="Times New Roman" w:hAnsi="Times New Roman" w:cs="Times New Roman"/>
+          <w:sz w:val="28"/>
+          <w:szCs w:val="28"/>
+        </w:rPr>
+        <w:t xml:space="preserve">Планирование работы осуществляется через </w:t>
+      </w:r>
+      <w:proofErr w:type="spellStart"/>
+      <w:r>
+        <w:rPr>
+          <w:rFonts w:ascii="Times New Roman" w:hAnsi="Times New Roman" w:cs="Times New Roman"/>
+          <w:sz w:val="28"/>
+          <w:szCs w:val="28"/>
+        </w:rPr>
+        <w:t>backlog</w:t>
+      </w:r>
+      <w:proofErr w:type="spellEnd"/>
+      <w:r>
+        <w:rPr>
+          <w:rFonts w:ascii="Times New Roman" w:hAnsi="Times New Roman" w:cs="Times New Roman"/>
+          <w:sz w:val="28"/>
+          <w:szCs w:val="28"/>
+        </w:rPr>
+        <w:t xml:space="preserve"> и спринты.</w:t>
+      </w:r>
+    </w:p>
+    <w:p>
+      <w:pPr>
+        <w:spacing w:after="0" w:line="360" w:lineRule="auto"/>
+        <w:ind w:firstLine="706"/>
+        <w:jc w:val="both"/>
+        <w:rPr>
+          <w:rFonts w:ascii="Times New Roman" w:hAnsi="Times New Roman" w:cs="Times New Roman"/>
+          <w:sz w:val="28"/>
+          <w:szCs w:val="28"/>
+        </w:rPr>
+      </w:pPr>
+      <w:r>
+        <w:rPr>
+          <w:rFonts w:ascii="Times New Roman" w:hAnsi="Times New Roman" w:cs="Times New Roman"/>
+          <w:sz w:val="28"/>
+          <w:szCs w:val="28"/>
+        </w:rPr>
+        <w:t xml:space="preserve">В </w:t>
+      </w:r>
+      <w:proofErr w:type="spellStart"/>
+      <w:r>
+        <w:rPr>
+          <w:rFonts w:ascii="Times New Roman" w:hAnsi="Times New Roman" w:cs="Times New Roman"/>
+          <w:sz w:val="28"/>
+          <w:szCs w:val="28"/>
+        </w:rPr>
+        <w:t>backlog</w:t>
+      </w:r>
+      <w:proofErr w:type="spellEnd"/>
+      <w:r>
+        <w:rPr>
+          <w:rFonts w:ascii="Times New Roman" w:hAnsi="Times New Roman" w:cs="Times New Roman"/>
+          <w:sz w:val="28"/>
+          <w:szCs w:val="28"/>
+        </w:rPr>
+        <w:t xml:space="preserve"> хранится список задач проекта, из которого задачи распределяются по спринтам. Это позволяет планировать объем работы команды на определенный период времени.</w:t>
+      </w:r>
+    </w:p>
+    <w:p>
+      <w:pPr>
+        <w:spacing w:after="0" w:line="480" w:lineRule="auto"/>
+        <w:ind w:firstLine="706"/>
+        <w:jc w:val="both"/>
+        <w:rPr>
+          <w:rFonts w:ascii="Times New Roman" w:hAnsi="Times New Roman" w:cs="Times New Roman"/>
+          <w:sz w:val="28"/>
+          <w:szCs w:val="28"/>
+        </w:rPr>
+      </w:pPr>
+    </w:p>
+    <w:p>
+      <w:pPr>
+        <w:pStyle w:val="a8"/>
+        <w:numPr>
+          <w:ilvl w:val="0"/>
+          <w:numId w:val="9"/>
+        </w:numPr>
+        <w:spacing w:after="0" w:line="360" w:lineRule="auto"/>
+        <w:ind w:left="0" w:firstLine="709"/>
+        <w:jc w:val="both"/>
+        <w:rPr>
+          <w:rFonts w:ascii="Times New Roman" w:hAnsi="Times New Roman" w:cs="Times New Roman"/>
+          <w:bCs/>
+          <w:sz w:val="28"/>
+          <w:szCs w:val="28"/>
+        </w:rPr>
+      </w:pPr>
+      <w:r>
+        <w:rPr>
+          <w:rFonts w:ascii="Times New Roman" w:hAnsi="Times New Roman" w:cs="Times New Roman"/>
+          <w:bCs/>
+          <w:sz w:val="28"/>
+          <w:szCs w:val="28"/>
+        </w:rPr>
+        <w:t>Отчеты и метрики</w:t>
+      </w:r>
+    </w:p>
+    <w:p>
+      <w:pPr>
+        <w:spacing w:after="0" w:line="360" w:lineRule="auto"/>
+        <w:ind w:firstLine="706"/>
+        <w:jc w:val="both"/>
+        <w:rPr>
+          <w:rFonts w:ascii="Times New Roman" w:hAnsi="Times New Roman" w:cs="Times New Roman"/>
+          <w:bCs/>
+          <w:sz w:val="28"/>
+          <w:szCs w:val="28"/>
+        </w:rPr>
+      </w:pPr>
+    </w:p>
+    <w:p>
+      <w:pPr>
+        <w:spacing w:after="0" w:line="360" w:lineRule="auto"/>
+        <w:ind w:firstLine="706"/>
+        <w:jc w:val="both"/>
+        <w:rPr>
+          <w:rFonts w:ascii="Times New Roman" w:hAnsi="Times New Roman" w:cs="Times New Roman"/>
+          <w:sz w:val="28"/>
+          <w:szCs w:val="28"/>
+        </w:rPr>
+      </w:pPr>
+      <w:proofErr w:type="spellStart"/>
+      <w:r>
+        <w:rPr>
+          <w:rFonts w:ascii="Times New Roman" w:hAnsi="Times New Roman" w:cs="Times New Roman"/>
+          <w:sz w:val="28"/>
+          <w:szCs w:val="28"/>
+        </w:rPr>
+        <w:t>Jira</w:t>
+      </w:r>
+      <w:proofErr w:type="spellEnd"/>
+      <w:r>
+        <w:rPr>
+          <w:rFonts w:ascii="Times New Roman" w:hAnsi="Times New Roman" w:cs="Times New Roman"/>
+          <w:sz w:val="28"/>
+          <w:szCs w:val="28"/>
+        </w:rPr>
+        <w:t xml:space="preserve"> предоставляет большое количество инструментов аналитики и отчетности:</w:t>
+      </w:r>
+    </w:p>
+    <w:p>
+      <w:pPr>
+        <w:numPr>
+          <w:ilvl w:val="0"/>
+          <w:numId w:val="14"/>
+        </w:numPr>
+        <w:spacing w:after="0" w:line="360" w:lineRule="auto"/>
+        <w:ind w:left="0" w:firstLine="0"/>
+        <w:jc w:val="both"/>
+        <w:rPr>
+          <w:rFonts w:ascii="Times New Roman" w:hAnsi="Times New Roman" w:cs="Times New Roman"/>
+          <w:sz w:val="28"/>
+          <w:szCs w:val="28"/>
+        </w:rPr>
+      </w:pPr>
+      <w:r>
+        <w:rPr>
+          <w:rFonts w:ascii="Times New Roman" w:hAnsi="Times New Roman" w:cs="Times New Roman"/>
+          <w:sz w:val="28"/>
+          <w:szCs w:val="28"/>
+        </w:rPr>
+        <w:t xml:space="preserve">диаграммы выполнения задач; </w:t>
+      </w:r>
+    </w:p>
+    <w:p>
+      <w:pPr>
+        <w:numPr>
+          <w:ilvl w:val="0"/>
+          <w:numId w:val="14"/>
+        </w:numPr>
+        <w:spacing w:after="0" w:line="360" w:lineRule="auto"/>
+        <w:ind w:left="0" w:firstLine="0"/>
+        <w:jc w:val="both"/>
+        <w:rPr>
+          <w:rFonts w:ascii="Times New Roman" w:hAnsi="Times New Roman" w:cs="Times New Roman"/>
+          <w:sz w:val="28"/>
+          <w:szCs w:val="28"/>
+        </w:rPr>
+      </w:pPr>
+      <w:r>
+        <w:rPr>
+          <w:rFonts w:ascii="Times New Roman" w:hAnsi="Times New Roman" w:cs="Times New Roman"/>
+          <w:sz w:val="28"/>
+          <w:szCs w:val="28"/>
+        </w:rPr>
+        <w:t xml:space="preserve">отчеты по спринтам; </w:t>
+      </w:r>
+    </w:p>
+    <w:p>
+      <w:pPr>
+        <w:numPr>
+          <w:ilvl w:val="0"/>
+          <w:numId w:val="14"/>
+        </w:numPr>
+        <w:spacing w:after="0" w:line="360" w:lineRule="auto"/>
+        <w:ind w:left="0" w:firstLine="0"/>
+        <w:jc w:val="both"/>
+        <w:rPr>
+          <w:rFonts w:ascii="Times New Roman" w:hAnsi="Times New Roman" w:cs="Times New Roman"/>
+          <w:sz w:val="28"/>
+          <w:szCs w:val="28"/>
+        </w:rPr>
+      </w:pPr>
+      <w:r>
+        <w:rPr>
+          <w:rFonts w:ascii="Times New Roman" w:hAnsi="Times New Roman" w:cs="Times New Roman"/>
+          <w:sz w:val="28"/>
+          <w:szCs w:val="28"/>
+        </w:rPr>
+        <w:t xml:space="preserve">диаграммы сгорания задач; </w:t>
+      </w:r>
+    </w:p>
+    <w:p>
+      <w:pPr>
+        <w:numPr>
+          <w:ilvl w:val="0"/>
+          <w:numId w:val="14"/>
+        </w:numPr>
+        <w:spacing w:after="0" w:line="360" w:lineRule="auto"/>
+        <w:ind w:left="0" w:firstLine="0"/>
+        <w:jc w:val="both"/>
+        <w:rPr>
+          <w:rFonts w:ascii="Times New Roman" w:hAnsi="Times New Roman" w:cs="Times New Roman"/>
+          <w:sz w:val="28"/>
+          <w:szCs w:val="28"/>
+        </w:rPr>
+      </w:pPr>
+      <w:r>
+        <w:rPr>
+          <w:rFonts w:ascii="Times New Roman" w:hAnsi="Times New Roman" w:cs="Times New Roman"/>
+          <w:sz w:val="28"/>
+          <w:szCs w:val="28"/>
+        </w:rPr>
+        <w:t xml:space="preserve">статистика производительности команды. </w:t>
+      </w:r>
+    </w:p>
+    <w:p>
+      <w:pPr>
+        <w:spacing w:after="0" w:line="360" w:lineRule="auto"/>
+        <w:ind w:firstLine="706"/>
+        <w:jc w:val="both"/>
+        <w:rPr>
+          <w:rFonts w:ascii="Times New Roman" w:hAnsi="Times New Roman" w:cs="Times New Roman"/>
+          <w:sz w:val="28"/>
+          <w:szCs w:val="28"/>
+        </w:rPr>
+      </w:pPr>
+      <w:r>
+        <w:rPr>
+          <w:rFonts w:ascii="Times New Roman" w:hAnsi="Times New Roman" w:cs="Times New Roman"/>
+          <w:sz w:val="28"/>
+          <w:szCs w:val="28"/>
+        </w:rPr>
+        <w:t>Использование отчетов позволяет анализировать эффективность работы сотрудников и выявлять проблемные этапы проекта.</w:t>
+      </w:r>
+    </w:p>
+    <w:p>
+      <w:pPr>
+        <w:spacing w:after="0" w:line="480" w:lineRule="auto"/>
+        <w:ind w:firstLine="706"/>
+        <w:jc w:val="both"/>
+        <w:rPr>
+          <w:rFonts w:ascii="Times New Roman" w:hAnsi="Times New Roman" w:cs="Times New Roman"/>
+          <w:sz w:val="28"/>
+          <w:szCs w:val="28"/>
+        </w:rPr>
+      </w:pPr>
+    </w:p>
+    <w:p>
+      <w:pPr>
+        <w:pStyle w:val="a8"/>
+        <w:numPr>
+          <w:ilvl w:val="0"/>
+          <w:numId w:val="9"/>
+        </w:numPr>
+        <w:spacing w:after="0" w:line="360" w:lineRule="auto"/>
+        <w:ind w:left="0" w:firstLine="709"/>
+        <w:jc w:val="both"/>
+        <w:rPr>
+          <w:rFonts w:ascii="Times New Roman" w:hAnsi="Times New Roman" w:cs="Times New Roman"/>
+          <w:bCs/>
+          <w:sz w:val="28"/>
+          <w:szCs w:val="28"/>
+        </w:rPr>
+      </w:pPr>
+      <w:r>
+        <w:rPr>
+          <w:rFonts w:ascii="Times New Roman" w:hAnsi="Times New Roman" w:cs="Times New Roman"/>
+          <w:bCs/>
+          <w:sz w:val="28"/>
+          <w:szCs w:val="28"/>
+        </w:rPr>
+        <w:t>Интеграция с другими системами</w:t>
+      </w:r>
+    </w:p>
+    <w:p>
+      <w:pPr>
+        <w:spacing w:after="0" w:line="360" w:lineRule="auto"/>
+        <w:ind w:firstLine="706"/>
+        <w:jc w:val="both"/>
+        <w:rPr>
+          <w:rFonts w:ascii="Times New Roman" w:hAnsi="Times New Roman" w:cs="Times New Roman"/>
+          <w:bCs/>
+          <w:sz w:val="28"/>
+          <w:szCs w:val="28"/>
+        </w:rPr>
+      </w:pPr>
+    </w:p>
+    <w:p>
+      <w:pPr>
+        <w:spacing w:after="0" w:line="360" w:lineRule="auto"/>
+        <w:ind w:firstLine="706"/>
+        <w:jc w:val="both"/>
+        <w:rPr>
+          <w:rFonts w:ascii="Times New Roman" w:hAnsi="Times New Roman" w:cs="Times New Roman"/>
+          <w:sz w:val="28"/>
+          <w:szCs w:val="28"/>
+        </w:rPr>
+      </w:pPr>
+      <w:proofErr w:type="spellStart"/>
+      <w:r>
+        <w:rPr>
+          <w:rFonts w:ascii="Times New Roman" w:hAnsi="Times New Roman" w:cs="Times New Roman"/>
+          <w:sz w:val="28"/>
+          <w:szCs w:val="28"/>
+        </w:rPr>
+        <w:t>Jira</w:t>
+      </w:r>
+      <w:proofErr w:type="spellEnd"/>
+      <w:r>
+        <w:rPr>
+          <w:rFonts w:ascii="Times New Roman" w:hAnsi="Times New Roman" w:cs="Times New Roman"/>
+          <w:sz w:val="28"/>
+          <w:szCs w:val="28"/>
+        </w:rPr>
+        <w:t xml:space="preserve"> поддерживает интеграцию с </w:t>
+      </w:r>
+      <w:proofErr w:type="spellStart"/>
+      <w:r>
+        <w:rPr>
+          <w:rFonts w:ascii="Times New Roman" w:hAnsi="Times New Roman" w:cs="Times New Roman"/>
+          <w:sz w:val="28"/>
+          <w:szCs w:val="28"/>
+        </w:rPr>
+        <w:t>GitHub</w:t>
+      </w:r>
+      <w:proofErr w:type="spellEnd"/>
+      <w:r>
+        <w:rPr>
+          <w:rFonts w:ascii="Times New Roman" w:hAnsi="Times New Roman" w:cs="Times New Roman"/>
+          <w:sz w:val="28"/>
+          <w:szCs w:val="28"/>
+        </w:rPr>
+        <w:t xml:space="preserve">, </w:t>
+      </w:r>
+      <w:proofErr w:type="spellStart"/>
+      <w:r>
+        <w:rPr>
+          <w:rFonts w:ascii="Times New Roman" w:hAnsi="Times New Roman" w:cs="Times New Roman"/>
+          <w:sz w:val="28"/>
+          <w:szCs w:val="28"/>
+        </w:rPr>
+        <w:t>GitLab</w:t>
+      </w:r>
+      <w:proofErr w:type="spellEnd"/>
+      <w:r>
+        <w:rPr>
+          <w:rFonts w:ascii="Times New Roman" w:hAnsi="Times New Roman" w:cs="Times New Roman"/>
+          <w:sz w:val="28"/>
+          <w:szCs w:val="28"/>
+        </w:rPr>
+        <w:t xml:space="preserve">, </w:t>
+      </w:r>
+      <w:proofErr w:type="spellStart"/>
+      <w:r>
+        <w:rPr>
+          <w:rFonts w:ascii="Times New Roman" w:hAnsi="Times New Roman" w:cs="Times New Roman"/>
+          <w:sz w:val="28"/>
+          <w:szCs w:val="28"/>
+        </w:rPr>
+        <w:t>Confluence</w:t>
+      </w:r>
+      <w:proofErr w:type="spellEnd"/>
+      <w:r>
+        <w:rPr>
+          <w:rFonts w:ascii="Times New Roman" w:hAnsi="Times New Roman" w:cs="Times New Roman"/>
+          <w:sz w:val="28"/>
+          <w:szCs w:val="28"/>
+        </w:rPr>
+        <w:t xml:space="preserve">, </w:t>
+      </w:r>
+      <w:proofErr w:type="spellStart"/>
+      <w:r>
+        <w:rPr>
+          <w:rFonts w:ascii="Times New Roman" w:hAnsi="Times New Roman" w:cs="Times New Roman"/>
+          <w:sz w:val="28"/>
+          <w:szCs w:val="28"/>
+        </w:rPr>
+        <w:t>Bitbucket</w:t>
+      </w:r>
+      <w:proofErr w:type="spellEnd"/>
+      <w:r>
+        <w:rPr>
+          <w:rFonts w:ascii="Times New Roman" w:hAnsi="Times New Roman" w:cs="Times New Roman"/>
+          <w:sz w:val="28"/>
+          <w:szCs w:val="28"/>
+        </w:rPr>
+        <w:t xml:space="preserve"> и другими сервисами разработки программного обеспечения.</w:t>
+      </w:r>
+    </w:p>
+    <w:p>
+      <w:pPr>
+        <w:spacing w:after="0" w:line="360" w:lineRule="auto"/>
+        <w:ind w:firstLine="706"/>
+        <w:jc w:val="both"/>
+        <w:rPr>
+          <w:rFonts w:ascii="Times New Roman" w:hAnsi="Times New Roman" w:cs="Times New Roman"/>
+          <w:sz w:val="28"/>
+          <w:szCs w:val="28"/>
+        </w:rPr>
+      </w:pPr>
+      <w:r>
+        <w:rPr>
+          <w:rFonts w:ascii="Times New Roman" w:hAnsi="Times New Roman" w:cs="Times New Roman"/>
+          <w:sz w:val="28"/>
+          <w:szCs w:val="28"/>
+        </w:rPr>
+        <w:lastRenderedPageBreak/>
+        <w:t>Интеграция позволяет автоматизировать процессы разработки, тестирования и сопровождения программных продуктов.</w:t>
+      </w:r>
+    </w:p>
+    <w:p>
+      <w:pPr>
+        <w:spacing w:after="0" w:line="480" w:lineRule="auto"/>
+        <w:ind w:firstLine="706"/>
+        <w:jc w:val="both"/>
+        <w:rPr>
+          <w:rFonts w:ascii="Times New Roman" w:hAnsi="Times New Roman" w:cs="Times New Roman"/>
+          <w:sz w:val="28"/>
+          <w:szCs w:val="28"/>
+        </w:rPr>
+      </w:pPr>
+    </w:p>
+    <w:p>
+      <w:pPr>
+        <w:pStyle w:val="a8"/>
+        <w:numPr>
+          <w:ilvl w:val="0"/>
+          <w:numId w:val="9"/>
+        </w:numPr>
+        <w:spacing w:after="0" w:line="360" w:lineRule="auto"/>
+        <w:ind w:left="0" w:firstLine="709"/>
+        <w:jc w:val="both"/>
+        <w:rPr>
+          <w:rFonts w:ascii="Times New Roman" w:hAnsi="Times New Roman" w:cs="Times New Roman"/>
+          <w:bCs/>
+          <w:sz w:val="28"/>
+          <w:szCs w:val="28"/>
+        </w:rPr>
+      </w:pPr>
+      <w:r>
+        <w:rPr>
+          <w:rFonts w:ascii="Times New Roman" w:hAnsi="Times New Roman" w:cs="Times New Roman"/>
+          <w:bCs/>
+          <w:sz w:val="28"/>
+          <w:szCs w:val="28"/>
+        </w:rPr>
+        <w:t xml:space="preserve">Причины популярности </w:t>
+      </w:r>
+      <w:proofErr w:type="spellStart"/>
+      <w:r>
+        <w:rPr>
+          <w:rFonts w:ascii="Times New Roman" w:hAnsi="Times New Roman" w:cs="Times New Roman"/>
+          <w:bCs/>
+          <w:sz w:val="28"/>
+          <w:szCs w:val="28"/>
+        </w:rPr>
+        <w:t>Jira</w:t>
+      </w:r>
+      <w:proofErr w:type="spellEnd"/>
+      <w:r>
+        <w:rPr>
+          <w:rFonts w:ascii="Times New Roman" w:hAnsi="Times New Roman" w:cs="Times New Roman"/>
+          <w:bCs/>
+          <w:sz w:val="28"/>
+          <w:szCs w:val="28"/>
+        </w:rPr>
+        <w:t xml:space="preserve"> в IT-командах</w:t>
+      </w:r>
+    </w:p>
+    <w:p>
+      <w:pPr>
+        <w:spacing w:after="0" w:line="360" w:lineRule="auto"/>
+        <w:ind w:firstLine="706"/>
+        <w:jc w:val="both"/>
+        <w:rPr>
+          <w:rFonts w:ascii="Times New Roman" w:hAnsi="Times New Roman" w:cs="Times New Roman"/>
+          <w:bCs/>
+          <w:sz w:val="28"/>
+          <w:szCs w:val="28"/>
+        </w:rPr>
+      </w:pPr>
+    </w:p>
+    <w:p>
+      <w:pPr>
+        <w:spacing w:after="0" w:line="360" w:lineRule="auto"/>
+        <w:ind w:firstLine="706"/>
+        <w:jc w:val="both"/>
+        <w:rPr>
+          <w:rFonts w:ascii="Times New Roman" w:hAnsi="Times New Roman" w:cs="Times New Roman"/>
+          <w:sz w:val="28"/>
+          <w:szCs w:val="28"/>
+        </w:rPr>
+      </w:pPr>
+      <w:proofErr w:type="spellStart"/>
+      <w:r>
+        <w:rPr>
+          <w:rFonts w:ascii="Times New Roman" w:hAnsi="Times New Roman" w:cs="Times New Roman"/>
+          <w:sz w:val="28"/>
+          <w:szCs w:val="28"/>
+        </w:rPr>
+        <w:t>Jira</w:t>
+      </w:r>
+      <w:proofErr w:type="spellEnd"/>
+      <w:r>
+        <w:rPr>
+          <w:rFonts w:ascii="Times New Roman" w:hAnsi="Times New Roman" w:cs="Times New Roman"/>
+          <w:sz w:val="28"/>
+          <w:szCs w:val="28"/>
+        </w:rPr>
+        <w:t xml:space="preserve"> широко используется в ИТ-командах благодаря гибкости настройки, поддержке </w:t>
+      </w:r>
+      <w:proofErr w:type="spellStart"/>
+      <w:r>
+        <w:rPr>
+          <w:rFonts w:ascii="Times New Roman" w:hAnsi="Times New Roman" w:cs="Times New Roman"/>
+          <w:sz w:val="28"/>
+          <w:szCs w:val="28"/>
+        </w:rPr>
+        <w:t>Agile</w:t>
+      </w:r>
+      <w:proofErr w:type="spellEnd"/>
+      <w:r>
+        <w:rPr>
+          <w:rFonts w:ascii="Times New Roman" w:hAnsi="Times New Roman" w:cs="Times New Roman"/>
+          <w:sz w:val="28"/>
+          <w:szCs w:val="28"/>
+        </w:rPr>
+        <w:t>-методологий и удобным инструментам управления задачами.</w:t>
+      </w:r>
+    </w:p>
+    <w:p>
+      <w:pPr>
+        <w:spacing w:after="0" w:line="360" w:lineRule="auto"/>
+        <w:ind w:firstLine="706"/>
+        <w:jc w:val="both"/>
+        <w:rPr>
+          <w:rFonts w:ascii="Times New Roman" w:hAnsi="Times New Roman" w:cs="Times New Roman"/>
+          <w:sz w:val="28"/>
+          <w:szCs w:val="28"/>
+        </w:rPr>
+      </w:pPr>
+      <w:r>
+        <w:rPr>
+          <w:rFonts w:ascii="Times New Roman" w:hAnsi="Times New Roman" w:cs="Times New Roman"/>
+          <w:sz w:val="28"/>
+          <w:szCs w:val="28"/>
+        </w:rPr>
+        <w:t>Система позволяет эффективно организовать процесс разработки программного обеспечения, сопровождения проектов и взаимодействия между сотрудниками команды.</w:t>
+      </w:r>
+    </w:p>
+    <w:p>
+      <w:pPr>
+        <w:spacing w:after="0" w:line="360" w:lineRule="auto"/>
+        <w:ind w:firstLine="709"/>
+        <w:jc w:val="both"/>
+        <w:rPr>
+          <w:rFonts w:ascii="Times New Roman" w:hAnsi="Times New Roman" w:cs="Times New Roman"/>
+          <w:sz w:val="28"/>
+          <w:szCs w:val="28"/>
+        </w:rPr>
+      </w:pPr>
+    </w:p>
+    <w:p>
+      <w:pPr>
+        <w:spacing w:after="0" w:line="360" w:lineRule="auto"/>
+        <w:ind w:firstLine="709"/>
+        <w:jc w:val="both"/>
+        <w:rPr>
+          <w:rFonts w:ascii="Times New Roman" w:hAnsi="Times New Roman" w:cs="Times New Roman"/>
+          <w:sz w:val="28"/>
+          <w:szCs w:val="28"/>
+        </w:rPr>
+      </w:pPr>
     </w:p>
     <w:sectPr>
       <w:type w:val="continuous"/>
@@ -1757,7 +6329,7 @@
           <w:rPr>
             <w:noProof/>
           </w:rPr>
-          <w:t>6</w:t>
+          <w:t>18</w:t>
         </w:r>
         <w:r>
           <w:fldChar w:fldCharType="end"/>
@@ -1801,6 +6373,566 @@
 <file path=word/numbering.xml><?xml version="1.0" encoding="utf-8"?>
 <w:numbering xmlns:wpc="http://schemas.microsoft.com/office/word/2010/wordprocessingCanvas" xmlns:mc="http://schemas.openxmlformats.org/markup-compatibility/2006" xmlns:o="urn:schemas-microsoft-com:office:office" xmlns:r="http://schemas.openxmlformats.org/officeDocument/2006/relationships" xmlns:m="http://schemas.openxmlformats.org/officeDocument/2006/math" xmlns:v="urn:schemas-microsoft-com:vml" xmlns:wp14="http://schemas.microsoft.com/office/word/2010/wordprocessingDrawing" xmlns:wp="http://schemas.openxmlformats.org/drawingml/2006/wordprocessingDrawing" xmlns:w10="urn:schemas-microsoft-com:office:word" xmlns:w="http://schemas.openxmlformats.org/wordprocessingml/2006/main" xmlns:w14="http://schemas.microsoft.com/office/word/2010/wordml" xmlns:w15="http://schemas.microsoft.com/office/word/2012/wordml" xmlns:wpg="http://schemas.microsoft.com/office/word/2010/wordprocessingGroup" xmlns:wpi="http://schemas.microsoft.com/office/word/2010/wordprocessingInk" xmlns:wne="http://schemas.microsoft.com/office/word/2006/wordml" xmlns:wps="http://schemas.microsoft.com/office/word/2010/wordprocessingShape" mc:Ignorable="w14 w15 wp14">
   <w:abstractNum w:abstractNumId="0" w15:restartNumberingAfterBreak="0">
+    <w:nsid w:val="04FC5CB0"/>
+    <w:multiLevelType w:val="multilevel"/>
+    <w:tmpl w:val="1CA8E348"/>
+    <w:lvl w:ilvl="0">
+      <w:start w:val="1"/>
+      <w:numFmt w:val="bullet"/>
+      <w:lvlText w:val=""/>
+      <w:lvlJc w:val="left"/>
+      <w:pPr>
+        <w:tabs>
+          <w:tab w:val="num" w:pos="720"/>
+        </w:tabs>
+        <w:ind w:left="720" w:hanging="360"/>
+      </w:pPr>
+      <w:rPr>
+        <w:rFonts w:ascii="Symbol" w:hAnsi="Symbol" w:hint="default"/>
+        <w:sz w:val="20"/>
+      </w:rPr>
+    </w:lvl>
+    <w:lvl w:ilvl="1" w:tentative="1">
+      <w:start w:val="1"/>
+      <w:numFmt w:val="bullet"/>
+      <w:lvlText w:val="o"/>
+      <w:lvlJc w:val="left"/>
+      <w:pPr>
+        <w:tabs>
+          <w:tab w:val="num" w:pos="1440"/>
+        </w:tabs>
+        <w:ind w:left="1440" w:hanging="360"/>
+      </w:pPr>
+      <w:rPr>
+        <w:rFonts w:ascii="Courier New" w:hAnsi="Courier New" w:hint="default"/>
+        <w:sz w:val="20"/>
+      </w:rPr>
+    </w:lvl>
+    <w:lvl w:ilvl="2" w:tentative="1">
+      <w:start w:val="1"/>
+      <w:numFmt w:val="bullet"/>
+      <w:lvlText w:val=""/>
+      <w:lvlJc w:val="left"/>
+      <w:pPr>
+        <w:tabs>
+          <w:tab w:val="num" w:pos="2160"/>
+        </w:tabs>
+        <w:ind w:left="2160" w:hanging="360"/>
+      </w:pPr>
+      <w:rPr>
+        <w:rFonts w:ascii="Wingdings" w:hAnsi="Wingdings" w:hint="default"/>
+        <w:sz w:val="20"/>
+      </w:rPr>
+    </w:lvl>
+    <w:lvl w:ilvl="3" w:tentative="1">
+      <w:start w:val="1"/>
+      <w:numFmt w:val="bullet"/>
+      <w:lvlText w:val=""/>
+      <w:lvlJc w:val="left"/>
+      <w:pPr>
+        <w:tabs>
+          <w:tab w:val="num" w:pos="2880"/>
+        </w:tabs>
+        <w:ind w:left="2880" w:hanging="360"/>
+      </w:pPr>
+      <w:rPr>
+        <w:rFonts w:ascii="Wingdings" w:hAnsi="Wingdings" w:hint="default"/>
+        <w:sz w:val="20"/>
+      </w:rPr>
+    </w:lvl>
+    <w:lvl w:ilvl="4" w:tentative="1">
+      <w:start w:val="1"/>
+      <w:numFmt w:val="bullet"/>
+      <w:lvlText w:val=""/>
+      <w:lvlJc w:val="left"/>
+      <w:pPr>
+        <w:tabs>
+          <w:tab w:val="num" w:pos="3600"/>
+        </w:tabs>
+        <w:ind w:left="3600" w:hanging="360"/>
+      </w:pPr>
+      <w:rPr>
+        <w:rFonts w:ascii="Wingdings" w:hAnsi="Wingdings" w:hint="default"/>
+        <w:sz w:val="20"/>
+      </w:rPr>
+    </w:lvl>
+    <w:lvl w:ilvl="5" w:tentative="1">
+      <w:start w:val="1"/>
+      <w:numFmt w:val="bullet"/>
+      <w:lvlText w:val=""/>
+      <w:lvlJc w:val="left"/>
+      <w:pPr>
+        <w:tabs>
+          <w:tab w:val="num" w:pos="4320"/>
+        </w:tabs>
+        <w:ind w:left="4320" w:hanging="360"/>
+      </w:pPr>
+      <w:rPr>
+        <w:rFonts w:ascii="Wingdings" w:hAnsi="Wingdings" w:hint="default"/>
+        <w:sz w:val="20"/>
+      </w:rPr>
+    </w:lvl>
+    <w:lvl w:ilvl="6" w:tentative="1">
+      <w:start w:val="1"/>
+      <w:numFmt w:val="bullet"/>
+      <w:lvlText w:val=""/>
+      <w:lvlJc w:val="left"/>
+      <w:pPr>
+        <w:tabs>
+          <w:tab w:val="num" w:pos="5040"/>
+        </w:tabs>
+        <w:ind w:left="5040" w:hanging="360"/>
+      </w:pPr>
+      <w:rPr>
+        <w:rFonts w:ascii="Wingdings" w:hAnsi="Wingdings" w:hint="default"/>
+        <w:sz w:val="20"/>
+      </w:rPr>
+    </w:lvl>
+    <w:lvl w:ilvl="7" w:tentative="1">
+      <w:start w:val="1"/>
+      <w:numFmt w:val="bullet"/>
+      <w:lvlText w:val=""/>
+      <w:lvlJc w:val="left"/>
+      <w:pPr>
+        <w:tabs>
+          <w:tab w:val="num" w:pos="5760"/>
+        </w:tabs>
+        <w:ind w:left="5760" w:hanging="360"/>
+      </w:pPr>
+      <w:rPr>
+        <w:rFonts w:ascii="Wingdings" w:hAnsi="Wingdings" w:hint="default"/>
+        <w:sz w:val="20"/>
+      </w:rPr>
+    </w:lvl>
+    <w:lvl w:ilvl="8" w:tentative="1">
+      <w:start w:val="1"/>
+      <w:numFmt w:val="bullet"/>
+      <w:lvlText w:val=""/>
+      <w:lvlJc w:val="left"/>
+      <w:pPr>
+        <w:tabs>
+          <w:tab w:val="num" w:pos="6480"/>
+        </w:tabs>
+        <w:ind w:left="6480" w:hanging="360"/>
+      </w:pPr>
+      <w:rPr>
+        <w:rFonts w:ascii="Wingdings" w:hAnsi="Wingdings" w:hint="default"/>
+        <w:sz w:val="20"/>
+      </w:rPr>
+    </w:lvl>
+  </w:abstractNum>
+  <w:abstractNum w:abstractNumId="1" w15:restartNumberingAfterBreak="0">
+    <w:nsid w:val="0BEA40B8"/>
+    <w:multiLevelType w:val="multilevel"/>
+    <w:tmpl w:val="4A9490C8"/>
+    <w:lvl w:ilvl="0">
+      <w:start w:val="1"/>
+      <w:numFmt w:val="bullet"/>
+      <w:lvlText w:val=""/>
+      <w:lvlJc w:val="left"/>
+      <w:pPr>
+        <w:tabs>
+          <w:tab w:val="num" w:pos="720"/>
+        </w:tabs>
+        <w:ind w:left="720" w:hanging="360"/>
+      </w:pPr>
+      <w:rPr>
+        <w:rFonts w:ascii="Symbol" w:hAnsi="Symbol" w:hint="default"/>
+        <w:sz w:val="20"/>
+      </w:rPr>
+    </w:lvl>
+    <w:lvl w:ilvl="1" w:tentative="1">
+      <w:start w:val="1"/>
+      <w:numFmt w:val="bullet"/>
+      <w:lvlText w:val="o"/>
+      <w:lvlJc w:val="left"/>
+      <w:pPr>
+        <w:tabs>
+          <w:tab w:val="num" w:pos="1440"/>
+        </w:tabs>
+        <w:ind w:left="1440" w:hanging="360"/>
+      </w:pPr>
+      <w:rPr>
+        <w:rFonts w:ascii="Courier New" w:hAnsi="Courier New" w:hint="default"/>
+        <w:sz w:val="20"/>
+      </w:rPr>
+    </w:lvl>
+    <w:lvl w:ilvl="2" w:tentative="1">
+      <w:start w:val="1"/>
+      <w:numFmt w:val="bullet"/>
+      <w:lvlText w:val=""/>
+      <w:lvlJc w:val="left"/>
+      <w:pPr>
+        <w:tabs>
+          <w:tab w:val="num" w:pos="2160"/>
+        </w:tabs>
+        <w:ind w:left="2160" w:hanging="360"/>
+      </w:pPr>
+      <w:rPr>
+        <w:rFonts w:ascii="Wingdings" w:hAnsi="Wingdings" w:hint="default"/>
+        <w:sz w:val="20"/>
+      </w:rPr>
+    </w:lvl>
+    <w:lvl w:ilvl="3" w:tentative="1">
+      <w:start w:val="1"/>
+      <w:numFmt w:val="bullet"/>
+      <w:lvlText w:val=""/>
+      <w:lvlJc w:val="left"/>
+      <w:pPr>
+        <w:tabs>
+          <w:tab w:val="num" w:pos="2880"/>
+        </w:tabs>
+        <w:ind w:left="2880" w:hanging="360"/>
+      </w:pPr>
+      <w:rPr>
+        <w:rFonts w:ascii="Wingdings" w:hAnsi="Wingdings" w:hint="default"/>
+        <w:sz w:val="20"/>
+      </w:rPr>
+    </w:lvl>
+    <w:lvl w:ilvl="4" w:tentative="1">
+      <w:start w:val="1"/>
+      <w:numFmt w:val="bullet"/>
+      <w:lvlText w:val=""/>
+      <w:lvlJc w:val="left"/>
+      <w:pPr>
+        <w:tabs>
+          <w:tab w:val="num" w:pos="3600"/>
+        </w:tabs>
+        <w:ind w:left="3600" w:hanging="360"/>
+      </w:pPr>
+      <w:rPr>
+        <w:rFonts w:ascii="Wingdings" w:hAnsi="Wingdings" w:hint="default"/>
+        <w:sz w:val="20"/>
+      </w:rPr>
+    </w:lvl>
+    <w:lvl w:ilvl="5" w:tentative="1">
+      <w:start w:val="1"/>
+      <w:numFmt w:val="bullet"/>
+      <w:lvlText w:val=""/>
+      <w:lvlJc w:val="left"/>
+      <w:pPr>
+        <w:tabs>
+          <w:tab w:val="num" w:pos="4320"/>
+        </w:tabs>
+        <w:ind w:left="4320" w:hanging="360"/>
+      </w:pPr>
+      <w:rPr>
+        <w:rFonts w:ascii="Wingdings" w:hAnsi="Wingdings" w:hint="default"/>
+        <w:sz w:val="20"/>
+      </w:rPr>
+    </w:lvl>
+    <w:lvl w:ilvl="6" w:tentative="1">
+      <w:start w:val="1"/>
+      <w:numFmt w:val="bullet"/>
+      <w:lvlText w:val=""/>
+      <w:lvlJc w:val="left"/>
+      <w:pPr>
+        <w:tabs>
+          <w:tab w:val="num" w:pos="5040"/>
+        </w:tabs>
+        <w:ind w:left="5040" w:hanging="360"/>
+      </w:pPr>
+      <w:rPr>
+        <w:rFonts w:ascii="Wingdings" w:hAnsi="Wingdings" w:hint="default"/>
+        <w:sz w:val="20"/>
+      </w:rPr>
+    </w:lvl>
+    <w:lvl w:ilvl="7" w:tentative="1">
+      <w:start w:val="1"/>
+      <w:numFmt w:val="bullet"/>
+      <w:lvlText w:val=""/>
+      <w:lvlJc w:val="left"/>
+      <w:pPr>
+        <w:tabs>
+          <w:tab w:val="num" w:pos="5760"/>
+        </w:tabs>
+        <w:ind w:left="5760" w:hanging="360"/>
+      </w:pPr>
+      <w:rPr>
+        <w:rFonts w:ascii="Wingdings" w:hAnsi="Wingdings" w:hint="default"/>
+        <w:sz w:val="20"/>
+      </w:rPr>
+    </w:lvl>
+    <w:lvl w:ilvl="8" w:tentative="1">
+      <w:start w:val="1"/>
+      <w:numFmt w:val="bullet"/>
+      <w:lvlText w:val=""/>
+      <w:lvlJc w:val="left"/>
+      <w:pPr>
+        <w:tabs>
+          <w:tab w:val="num" w:pos="6480"/>
+        </w:tabs>
+        <w:ind w:left="6480" w:hanging="360"/>
+      </w:pPr>
+      <w:rPr>
+        <w:rFonts w:ascii="Wingdings" w:hAnsi="Wingdings" w:hint="default"/>
+        <w:sz w:val="20"/>
+      </w:rPr>
+    </w:lvl>
+  </w:abstractNum>
+  <w:abstractNum w:abstractNumId="2" w15:restartNumberingAfterBreak="0">
+    <w:nsid w:val="12C1197F"/>
+    <w:multiLevelType w:val="hybridMultilevel"/>
+    <w:tmpl w:val="87925562"/>
+    <w:lvl w:ilvl="0" w:tplc="70B8AF78">
+      <w:start w:val="1"/>
+      <w:numFmt w:val="bullet"/>
+      <w:lvlText w:val=""/>
+      <w:lvlJc w:val="left"/>
+      <w:pPr>
+        <w:ind w:left="1426" w:hanging="360"/>
+      </w:pPr>
+      <w:rPr>
+        <w:rFonts w:ascii="Symbol" w:hAnsi="Symbol" w:hint="default"/>
+      </w:rPr>
+    </w:lvl>
+    <w:lvl w:ilvl="1" w:tplc="04190003" w:tentative="1">
+      <w:start w:val="1"/>
+      <w:numFmt w:val="bullet"/>
+      <w:lvlText w:val="o"/>
+      <w:lvlJc w:val="left"/>
+      <w:pPr>
+        <w:ind w:left="2146" w:hanging="360"/>
+      </w:pPr>
+      <w:rPr>
+        <w:rFonts w:ascii="Courier New" w:hAnsi="Courier New" w:cs="Courier New" w:hint="default"/>
+      </w:rPr>
+    </w:lvl>
+    <w:lvl w:ilvl="2" w:tplc="04190005" w:tentative="1">
+      <w:start w:val="1"/>
+      <w:numFmt w:val="bullet"/>
+      <w:lvlText w:val=""/>
+      <w:lvlJc w:val="left"/>
+      <w:pPr>
+        <w:ind w:left="2866" w:hanging="360"/>
+      </w:pPr>
+      <w:rPr>
+        <w:rFonts w:ascii="Wingdings" w:hAnsi="Wingdings" w:hint="default"/>
+      </w:rPr>
+    </w:lvl>
+    <w:lvl w:ilvl="3" w:tplc="04190001" w:tentative="1">
+      <w:start w:val="1"/>
+      <w:numFmt w:val="bullet"/>
+      <w:lvlText w:val=""/>
+      <w:lvlJc w:val="left"/>
+      <w:pPr>
+        <w:ind w:left="3586" w:hanging="360"/>
+      </w:pPr>
+      <w:rPr>
+        <w:rFonts w:ascii="Symbol" w:hAnsi="Symbol" w:hint="default"/>
+      </w:rPr>
+    </w:lvl>
+    <w:lvl w:ilvl="4" w:tplc="04190003" w:tentative="1">
+      <w:start w:val="1"/>
+      <w:numFmt w:val="bullet"/>
+      <w:lvlText w:val="o"/>
+      <w:lvlJc w:val="left"/>
+      <w:pPr>
+        <w:ind w:left="4306" w:hanging="360"/>
+      </w:pPr>
+      <w:rPr>
+        <w:rFonts w:ascii="Courier New" w:hAnsi="Courier New" w:cs="Courier New" w:hint="default"/>
+      </w:rPr>
+    </w:lvl>
+    <w:lvl w:ilvl="5" w:tplc="04190005" w:tentative="1">
+      <w:start w:val="1"/>
+      <w:numFmt w:val="bullet"/>
+      <w:lvlText w:val=""/>
+      <w:lvlJc w:val="left"/>
+      <w:pPr>
+        <w:ind w:left="5026" w:hanging="360"/>
+      </w:pPr>
+      <w:rPr>
+        <w:rFonts w:ascii="Wingdings" w:hAnsi="Wingdings" w:hint="default"/>
+      </w:rPr>
+    </w:lvl>
+    <w:lvl w:ilvl="6" w:tplc="04190001" w:tentative="1">
+      <w:start w:val="1"/>
+      <w:numFmt w:val="bullet"/>
+      <w:lvlText w:val=""/>
+      <w:lvlJc w:val="left"/>
+      <w:pPr>
+        <w:ind w:left="5746" w:hanging="360"/>
+      </w:pPr>
+      <w:rPr>
+        <w:rFonts w:ascii="Symbol" w:hAnsi="Symbol" w:hint="default"/>
+      </w:rPr>
+    </w:lvl>
+    <w:lvl w:ilvl="7" w:tplc="04190003" w:tentative="1">
+      <w:start w:val="1"/>
+      <w:numFmt w:val="bullet"/>
+      <w:lvlText w:val="o"/>
+      <w:lvlJc w:val="left"/>
+      <w:pPr>
+        <w:ind w:left="6466" w:hanging="360"/>
+      </w:pPr>
+      <w:rPr>
+        <w:rFonts w:ascii="Courier New" w:hAnsi="Courier New" w:cs="Courier New" w:hint="default"/>
+      </w:rPr>
+    </w:lvl>
+    <w:lvl w:ilvl="8" w:tplc="04190005" w:tentative="1">
+      <w:start w:val="1"/>
+      <w:numFmt w:val="bullet"/>
+      <w:lvlText w:val=""/>
+      <w:lvlJc w:val="left"/>
+      <w:pPr>
+        <w:ind w:left="7186" w:hanging="360"/>
+      </w:pPr>
+      <w:rPr>
+        <w:rFonts w:ascii="Wingdings" w:hAnsi="Wingdings" w:hint="default"/>
+      </w:rPr>
+    </w:lvl>
+  </w:abstractNum>
+  <w:abstractNum w:abstractNumId="3" w15:restartNumberingAfterBreak="0">
+    <w:nsid w:val="267F1678"/>
+    <w:multiLevelType w:val="multilevel"/>
+    <w:tmpl w:val="670A5664"/>
+    <w:lvl w:ilvl="0">
+      <w:start w:val="1"/>
+      <w:numFmt w:val="bullet"/>
+      <w:lvlText w:val=""/>
+      <w:lvlJc w:val="left"/>
+      <w:pPr>
+        <w:tabs>
+          <w:tab w:val="num" w:pos="720"/>
+        </w:tabs>
+        <w:ind w:left="720" w:hanging="360"/>
+      </w:pPr>
+      <w:rPr>
+        <w:rFonts w:ascii="Symbol" w:hAnsi="Symbol" w:hint="default"/>
+        <w:sz w:val="20"/>
+      </w:rPr>
+    </w:lvl>
+    <w:lvl w:ilvl="1" w:tentative="1">
+      <w:start w:val="1"/>
+      <w:numFmt w:val="bullet"/>
+      <w:lvlText w:val="o"/>
+      <w:lvlJc w:val="left"/>
+      <w:pPr>
+        <w:tabs>
+          <w:tab w:val="num" w:pos="1440"/>
+        </w:tabs>
+        <w:ind w:left="1440" w:hanging="360"/>
+      </w:pPr>
+      <w:rPr>
+        <w:rFonts w:ascii="Courier New" w:hAnsi="Courier New" w:hint="default"/>
+        <w:sz w:val="20"/>
+      </w:rPr>
+    </w:lvl>
+    <w:lvl w:ilvl="2" w:tentative="1">
+      <w:start w:val="1"/>
+      <w:numFmt w:val="bullet"/>
+      <w:lvlText w:val=""/>
+      <w:lvlJc w:val="left"/>
+      <w:pPr>
+        <w:tabs>
+          <w:tab w:val="num" w:pos="2160"/>
+        </w:tabs>
+        <w:ind w:left="2160" w:hanging="360"/>
+      </w:pPr>
+      <w:rPr>
+        <w:rFonts w:ascii="Wingdings" w:hAnsi="Wingdings" w:hint="default"/>
+        <w:sz w:val="20"/>
+      </w:rPr>
+    </w:lvl>
+    <w:lvl w:ilvl="3" w:tentative="1">
+      <w:start w:val="1"/>
+      <w:numFmt w:val="bullet"/>
+      <w:lvlText w:val=""/>
+      <w:lvlJc w:val="left"/>
+      <w:pPr>
+        <w:tabs>
+          <w:tab w:val="num" w:pos="2880"/>
+        </w:tabs>
+        <w:ind w:left="2880" w:hanging="360"/>
+      </w:pPr>
+      <w:rPr>
+        <w:rFonts w:ascii="Wingdings" w:hAnsi="Wingdings" w:hint="default"/>
+        <w:sz w:val="20"/>
+      </w:rPr>
+    </w:lvl>
+    <w:lvl w:ilvl="4" w:tentative="1">
+      <w:start w:val="1"/>
+      <w:numFmt w:val="bullet"/>
+      <w:lvlText w:val=""/>
+      <w:lvlJc w:val="left"/>
+      <w:pPr>
+        <w:tabs>
+          <w:tab w:val="num" w:pos="3600"/>
+        </w:tabs>
+        <w:ind w:left="3600" w:hanging="360"/>
+      </w:pPr>
+      <w:rPr>
+        <w:rFonts w:ascii="Wingdings" w:hAnsi="Wingdings" w:hint="default"/>
+        <w:sz w:val="20"/>
+      </w:rPr>
+    </w:lvl>
+    <w:lvl w:ilvl="5" w:tentative="1">
+      <w:start w:val="1"/>
+      <w:numFmt w:val="bullet"/>
+      <w:lvlText w:val=""/>
+      <w:lvlJc w:val="left"/>
+      <w:pPr>
+        <w:tabs>
+          <w:tab w:val="num" w:pos="4320"/>
+        </w:tabs>
+        <w:ind w:left="4320" w:hanging="360"/>
+      </w:pPr>
+      <w:rPr>
+        <w:rFonts w:ascii="Wingdings" w:hAnsi="Wingdings" w:hint="default"/>
+        <w:sz w:val="20"/>
+      </w:rPr>
+    </w:lvl>
+    <w:lvl w:ilvl="6" w:tentative="1">
+      <w:start w:val="1"/>
+      <w:numFmt w:val="bullet"/>
+      <w:lvlText w:val=""/>
+      <w:lvlJc w:val="left"/>
+      <w:pPr>
+        <w:tabs>
+          <w:tab w:val="num" w:pos="5040"/>
+        </w:tabs>
+        <w:ind w:left="5040" w:hanging="360"/>
+      </w:pPr>
+      <w:rPr>
+        <w:rFonts w:ascii="Wingdings" w:hAnsi="Wingdings" w:hint="default"/>
+        <w:sz w:val="20"/>
+      </w:rPr>
+    </w:lvl>
+    <w:lvl w:ilvl="7" w:tentative="1">
+      <w:start w:val="1"/>
+      <w:numFmt w:val="bullet"/>
+      <w:lvlText w:val=""/>
+      <w:lvlJc w:val="left"/>
+      <w:pPr>
+        <w:tabs>
+          <w:tab w:val="num" w:pos="5760"/>
+        </w:tabs>
+        <w:ind w:left="5760" w:hanging="360"/>
+      </w:pPr>
+      <w:rPr>
+        <w:rFonts w:ascii="Wingdings" w:hAnsi="Wingdings" w:hint="default"/>
+        <w:sz w:val="20"/>
+      </w:rPr>
+    </w:lvl>
+    <w:lvl w:ilvl="8" w:tentative="1">
+      <w:start w:val="1"/>
+      <w:numFmt w:val="bullet"/>
+      <w:lvlText w:val=""/>
+      <w:lvlJc w:val="left"/>
+      <w:pPr>
+        <w:tabs>
+          <w:tab w:val="num" w:pos="6480"/>
+        </w:tabs>
+        <w:ind w:left="6480" w:hanging="360"/>
+      </w:pPr>
+      <w:rPr>
+        <w:rFonts w:ascii="Wingdings" w:hAnsi="Wingdings" w:hint="default"/>
+        <w:sz w:val="20"/>
+      </w:rPr>
+    </w:lvl>
+  </w:abstractNum>
+  <w:abstractNum w:abstractNumId="4" w15:restartNumberingAfterBreak="0">
     <w:nsid w:val="36D415C1"/>
     <w:multiLevelType w:val="multilevel"/>
     <w:tmpl w:val="9C9C7A86"/>
@@ -1949,7 +7081,978 @@
       </w:rPr>
     </w:lvl>
   </w:abstractNum>
-  <w:abstractNum w:abstractNumId="1" w15:restartNumberingAfterBreak="0">
+  <w:abstractNum w:abstractNumId="5" w15:restartNumberingAfterBreak="0">
+    <w:nsid w:val="36D84AB4"/>
+    <w:multiLevelType w:val="multilevel"/>
+    <w:tmpl w:val="1DFA5F7C"/>
+    <w:lvl w:ilvl="0">
+      <w:start w:val="1"/>
+      <w:numFmt w:val="bullet"/>
+      <w:lvlText w:val=""/>
+      <w:lvlJc w:val="left"/>
+      <w:pPr>
+        <w:tabs>
+          <w:tab w:val="num" w:pos="720"/>
+        </w:tabs>
+        <w:ind w:left="720" w:hanging="360"/>
+      </w:pPr>
+      <w:rPr>
+        <w:rFonts w:ascii="Symbol" w:hAnsi="Symbol" w:hint="default"/>
+        <w:sz w:val="20"/>
+      </w:rPr>
+    </w:lvl>
+    <w:lvl w:ilvl="1" w:tentative="1">
+      <w:start w:val="1"/>
+      <w:numFmt w:val="bullet"/>
+      <w:lvlText w:val="o"/>
+      <w:lvlJc w:val="left"/>
+      <w:pPr>
+        <w:tabs>
+          <w:tab w:val="num" w:pos="1440"/>
+        </w:tabs>
+        <w:ind w:left="1440" w:hanging="360"/>
+      </w:pPr>
+      <w:rPr>
+        <w:rFonts w:ascii="Courier New" w:hAnsi="Courier New" w:hint="default"/>
+        <w:sz w:val="20"/>
+      </w:rPr>
+    </w:lvl>
+    <w:lvl w:ilvl="2" w:tentative="1">
+      <w:start w:val="1"/>
+      <w:numFmt w:val="bullet"/>
+      <w:lvlText w:val=""/>
+      <w:lvlJc w:val="left"/>
+      <w:pPr>
+        <w:tabs>
+          <w:tab w:val="num" w:pos="2160"/>
+        </w:tabs>
+        <w:ind w:left="2160" w:hanging="360"/>
+      </w:pPr>
+      <w:rPr>
+        <w:rFonts w:ascii="Wingdings" w:hAnsi="Wingdings" w:hint="default"/>
+        <w:sz w:val="20"/>
+      </w:rPr>
+    </w:lvl>
+    <w:lvl w:ilvl="3" w:tentative="1">
+      <w:start w:val="1"/>
+      <w:numFmt w:val="bullet"/>
+      <w:lvlText w:val=""/>
+      <w:lvlJc w:val="left"/>
+      <w:pPr>
+        <w:tabs>
+          <w:tab w:val="num" w:pos="2880"/>
+        </w:tabs>
+        <w:ind w:left="2880" w:hanging="360"/>
+      </w:pPr>
+      <w:rPr>
+        <w:rFonts w:ascii="Wingdings" w:hAnsi="Wingdings" w:hint="default"/>
+        <w:sz w:val="20"/>
+      </w:rPr>
+    </w:lvl>
+    <w:lvl w:ilvl="4" w:tentative="1">
+      <w:start w:val="1"/>
+      <w:numFmt w:val="bullet"/>
+      <w:lvlText w:val=""/>
+      <w:lvlJc w:val="left"/>
+      <w:pPr>
+        <w:tabs>
+          <w:tab w:val="num" w:pos="3600"/>
+        </w:tabs>
+        <w:ind w:left="3600" w:hanging="360"/>
+      </w:pPr>
+      <w:rPr>
+        <w:rFonts w:ascii="Wingdings" w:hAnsi="Wingdings" w:hint="default"/>
+        <w:sz w:val="20"/>
+      </w:rPr>
+    </w:lvl>
+    <w:lvl w:ilvl="5" w:tentative="1">
+      <w:start w:val="1"/>
+      <w:numFmt w:val="bullet"/>
+      <w:lvlText w:val=""/>
+      <w:lvlJc w:val="left"/>
+      <w:pPr>
+        <w:tabs>
+          <w:tab w:val="num" w:pos="4320"/>
+        </w:tabs>
+        <w:ind w:left="4320" w:hanging="360"/>
+      </w:pPr>
+      <w:rPr>
+        <w:rFonts w:ascii="Wingdings" w:hAnsi="Wingdings" w:hint="default"/>
+        <w:sz w:val="20"/>
+      </w:rPr>
+    </w:lvl>
+    <w:lvl w:ilvl="6" w:tentative="1">
+      <w:start w:val="1"/>
+      <w:numFmt w:val="bullet"/>
+      <w:lvlText w:val=""/>
+      <w:lvlJc w:val="left"/>
+      <w:pPr>
+        <w:tabs>
+          <w:tab w:val="num" w:pos="5040"/>
+        </w:tabs>
+        <w:ind w:left="5040" w:hanging="360"/>
+      </w:pPr>
+      <w:rPr>
+        <w:rFonts w:ascii="Wingdings" w:hAnsi="Wingdings" w:hint="default"/>
+        <w:sz w:val="20"/>
+      </w:rPr>
+    </w:lvl>
+    <w:lvl w:ilvl="7" w:tentative="1">
+      <w:start w:val="1"/>
+      <w:numFmt w:val="bullet"/>
+      <w:lvlText w:val=""/>
+      <w:lvlJc w:val="left"/>
+      <w:pPr>
+        <w:tabs>
+          <w:tab w:val="num" w:pos="5760"/>
+        </w:tabs>
+        <w:ind w:left="5760" w:hanging="360"/>
+      </w:pPr>
+      <w:rPr>
+        <w:rFonts w:ascii="Wingdings" w:hAnsi="Wingdings" w:hint="default"/>
+        <w:sz w:val="20"/>
+      </w:rPr>
+    </w:lvl>
+    <w:lvl w:ilvl="8" w:tentative="1">
+      <w:start w:val="1"/>
+      <w:numFmt w:val="bullet"/>
+      <w:lvlText w:val=""/>
+      <w:lvlJc w:val="left"/>
+      <w:pPr>
+        <w:tabs>
+          <w:tab w:val="num" w:pos="6480"/>
+        </w:tabs>
+        <w:ind w:left="6480" w:hanging="360"/>
+      </w:pPr>
+      <w:rPr>
+        <w:rFonts w:ascii="Wingdings" w:hAnsi="Wingdings" w:hint="default"/>
+        <w:sz w:val="20"/>
+      </w:rPr>
+    </w:lvl>
+  </w:abstractNum>
+  <w:abstractNum w:abstractNumId="6" w15:restartNumberingAfterBreak="0">
+    <w:nsid w:val="3D2F7475"/>
+    <w:multiLevelType w:val="multilevel"/>
+    <w:tmpl w:val="01580C66"/>
+    <w:lvl w:ilvl="0">
+      <w:start w:val="1"/>
+      <w:numFmt w:val="bullet"/>
+      <w:lvlText w:val=""/>
+      <w:lvlJc w:val="left"/>
+      <w:pPr>
+        <w:tabs>
+          <w:tab w:val="num" w:pos="720"/>
+        </w:tabs>
+        <w:ind w:left="720" w:hanging="360"/>
+      </w:pPr>
+      <w:rPr>
+        <w:rFonts w:ascii="Symbol" w:hAnsi="Symbol" w:hint="default"/>
+        <w:sz w:val="20"/>
+      </w:rPr>
+    </w:lvl>
+    <w:lvl w:ilvl="1" w:tentative="1">
+      <w:start w:val="1"/>
+      <w:numFmt w:val="bullet"/>
+      <w:lvlText w:val="o"/>
+      <w:lvlJc w:val="left"/>
+      <w:pPr>
+        <w:tabs>
+          <w:tab w:val="num" w:pos="1440"/>
+        </w:tabs>
+        <w:ind w:left="1440" w:hanging="360"/>
+      </w:pPr>
+      <w:rPr>
+        <w:rFonts w:ascii="Courier New" w:hAnsi="Courier New" w:hint="default"/>
+        <w:sz w:val="20"/>
+      </w:rPr>
+    </w:lvl>
+    <w:lvl w:ilvl="2" w:tentative="1">
+      <w:start w:val="1"/>
+      <w:numFmt w:val="bullet"/>
+      <w:lvlText w:val=""/>
+      <w:lvlJc w:val="left"/>
+      <w:pPr>
+        <w:tabs>
+          <w:tab w:val="num" w:pos="2160"/>
+        </w:tabs>
+        <w:ind w:left="2160" w:hanging="360"/>
+      </w:pPr>
+      <w:rPr>
+        <w:rFonts w:ascii="Wingdings" w:hAnsi="Wingdings" w:hint="default"/>
+        <w:sz w:val="20"/>
+      </w:rPr>
+    </w:lvl>
+    <w:lvl w:ilvl="3" w:tentative="1">
+      <w:start w:val="1"/>
+      <w:numFmt w:val="bullet"/>
+      <w:lvlText w:val=""/>
+      <w:lvlJc w:val="left"/>
+      <w:pPr>
+        <w:tabs>
+          <w:tab w:val="num" w:pos="2880"/>
+        </w:tabs>
+        <w:ind w:left="2880" w:hanging="360"/>
+      </w:pPr>
+      <w:rPr>
+        <w:rFonts w:ascii="Wingdings" w:hAnsi="Wingdings" w:hint="default"/>
+        <w:sz w:val="20"/>
+      </w:rPr>
+    </w:lvl>
+    <w:lvl w:ilvl="4" w:tentative="1">
+      <w:start w:val="1"/>
+      <w:numFmt w:val="bullet"/>
+      <w:lvlText w:val=""/>
+      <w:lvlJc w:val="left"/>
+      <w:pPr>
+        <w:tabs>
+          <w:tab w:val="num" w:pos="3600"/>
+        </w:tabs>
+        <w:ind w:left="3600" w:hanging="360"/>
+      </w:pPr>
+      <w:rPr>
+        <w:rFonts w:ascii="Wingdings" w:hAnsi="Wingdings" w:hint="default"/>
+        <w:sz w:val="20"/>
+      </w:rPr>
+    </w:lvl>
+    <w:lvl w:ilvl="5" w:tentative="1">
+      <w:start w:val="1"/>
+      <w:numFmt w:val="bullet"/>
+      <w:lvlText w:val=""/>
+      <w:lvlJc w:val="left"/>
+      <w:pPr>
+        <w:tabs>
+          <w:tab w:val="num" w:pos="4320"/>
+        </w:tabs>
+        <w:ind w:left="4320" w:hanging="360"/>
+      </w:pPr>
+      <w:rPr>
+        <w:rFonts w:ascii="Wingdings" w:hAnsi="Wingdings" w:hint="default"/>
+        <w:sz w:val="20"/>
+      </w:rPr>
+    </w:lvl>
+    <w:lvl w:ilvl="6" w:tentative="1">
+      <w:start w:val="1"/>
+      <w:numFmt w:val="bullet"/>
+      <w:lvlText w:val=""/>
+      <w:lvlJc w:val="left"/>
+      <w:pPr>
+        <w:tabs>
+          <w:tab w:val="num" w:pos="5040"/>
+        </w:tabs>
+        <w:ind w:left="5040" w:hanging="360"/>
+      </w:pPr>
+      <w:rPr>
+        <w:rFonts w:ascii="Wingdings" w:hAnsi="Wingdings" w:hint="default"/>
+        <w:sz w:val="20"/>
+      </w:rPr>
+    </w:lvl>
+    <w:lvl w:ilvl="7" w:tentative="1">
+      <w:start w:val="1"/>
+      <w:numFmt w:val="bullet"/>
+      <w:lvlText w:val=""/>
+      <w:lvlJc w:val="left"/>
+      <w:pPr>
+        <w:tabs>
+          <w:tab w:val="num" w:pos="5760"/>
+        </w:tabs>
+        <w:ind w:left="5760" w:hanging="360"/>
+      </w:pPr>
+      <w:rPr>
+        <w:rFonts w:ascii="Wingdings" w:hAnsi="Wingdings" w:hint="default"/>
+        <w:sz w:val="20"/>
+      </w:rPr>
+    </w:lvl>
+    <w:lvl w:ilvl="8" w:tentative="1">
+      <w:start w:val="1"/>
+      <w:numFmt w:val="bullet"/>
+      <w:lvlText w:val=""/>
+      <w:lvlJc w:val="left"/>
+      <w:pPr>
+        <w:tabs>
+          <w:tab w:val="num" w:pos="6480"/>
+        </w:tabs>
+        <w:ind w:left="6480" w:hanging="360"/>
+      </w:pPr>
+      <w:rPr>
+        <w:rFonts w:ascii="Wingdings" w:hAnsi="Wingdings" w:hint="default"/>
+        <w:sz w:val="20"/>
+      </w:rPr>
+    </w:lvl>
+  </w:abstractNum>
+  <w:abstractNum w:abstractNumId="7" w15:restartNumberingAfterBreak="0">
+    <w:nsid w:val="56414C8A"/>
+    <w:multiLevelType w:val="hybridMultilevel"/>
+    <w:tmpl w:val="07DE1CEA"/>
+    <w:lvl w:ilvl="0" w:tplc="70B8AF78">
+      <w:start w:val="1"/>
+      <w:numFmt w:val="bullet"/>
+      <w:lvlText w:val=""/>
+      <w:lvlJc w:val="left"/>
+      <w:pPr>
+        <w:ind w:left="720" w:hanging="360"/>
+      </w:pPr>
+      <w:rPr>
+        <w:rFonts w:ascii="Symbol" w:hAnsi="Symbol" w:hint="default"/>
+      </w:rPr>
+    </w:lvl>
+    <w:lvl w:ilvl="1" w:tplc="04190003" w:tentative="1">
+      <w:start w:val="1"/>
+      <w:numFmt w:val="bullet"/>
+      <w:lvlText w:val="o"/>
+      <w:lvlJc w:val="left"/>
+      <w:pPr>
+        <w:ind w:left="1440" w:hanging="360"/>
+      </w:pPr>
+      <w:rPr>
+        <w:rFonts w:ascii="Courier New" w:hAnsi="Courier New" w:cs="Courier New" w:hint="default"/>
+      </w:rPr>
+    </w:lvl>
+    <w:lvl w:ilvl="2" w:tplc="04190005" w:tentative="1">
+      <w:start w:val="1"/>
+      <w:numFmt w:val="bullet"/>
+      <w:lvlText w:val=""/>
+      <w:lvlJc w:val="left"/>
+      <w:pPr>
+        <w:ind w:left="2160" w:hanging="360"/>
+      </w:pPr>
+      <w:rPr>
+        <w:rFonts w:ascii="Wingdings" w:hAnsi="Wingdings" w:hint="default"/>
+      </w:rPr>
+    </w:lvl>
+    <w:lvl w:ilvl="3" w:tplc="04190001" w:tentative="1">
+      <w:start w:val="1"/>
+      <w:numFmt w:val="bullet"/>
+      <w:lvlText w:val=""/>
+      <w:lvlJc w:val="left"/>
+      <w:pPr>
+        <w:ind w:left="2880" w:hanging="360"/>
+      </w:pPr>
+      <w:rPr>
+        <w:rFonts w:ascii="Symbol" w:hAnsi="Symbol" w:hint="default"/>
+      </w:rPr>
+    </w:lvl>
+    <w:lvl w:ilvl="4" w:tplc="04190003" w:tentative="1">
+      <w:start w:val="1"/>
+      <w:numFmt w:val="bullet"/>
+      <w:lvlText w:val="o"/>
+      <w:lvlJc w:val="left"/>
+      <w:pPr>
+        <w:ind w:left="3600" w:hanging="360"/>
+      </w:pPr>
+      <w:rPr>
+        <w:rFonts w:ascii="Courier New" w:hAnsi="Courier New" w:cs="Courier New" w:hint="default"/>
+      </w:rPr>
+    </w:lvl>
+    <w:lvl w:ilvl="5" w:tplc="04190005" w:tentative="1">
+      <w:start w:val="1"/>
+      <w:numFmt w:val="bullet"/>
+      <w:lvlText w:val=""/>
+      <w:lvlJc w:val="left"/>
+      <w:pPr>
+        <w:ind w:left="4320" w:hanging="360"/>
+      </w:pPr>
+      <w:rPr>
+        <w:rFonts w:ascii="Wingdings" w:hAnsi="Wingdings" w:hint="default"/>
+      </w:rPr>
+    </w:lvl>
+    <w:lvl w:ilvl="6" w:tplc="04190001" w:tentative="1">
+      <w:start w:val="1"/>
+      <w:numFmt w:val="bullet"/>
+      <w:lvlText w:val=""/>
+      <w:lvlJc w:val="left"/>
+      <w:pPr>
+        <w:ind w:left="5040" w:hanging="360"/>
+      </w:pPr>
+      <w:rPr>
+        <w:rFonts w:ascii="Symbol" w:hAnsi="Symbol" w:hint="default"/>
+      </w:rPr>
+    </w:lvl>
+    <w:lvl w:ilvl="7" w:tplc="04190003" w:tentative="1">
+      <w:start w:val="1"/>
+      <w:numFmt w:val="bullet"/>
+      <w:lvlText w:val="o"/>
+      <w:lvlJc w:val="left"/>
+      <w:pPr>
+        <w:ind w:left="5760" w:hanging="360"/>
+      </w:pPr>
+      <w:rPr>
+        <w:rFonts w:ascii="Courier New" w:hAnsi="Courier New" w:cs="Courier New" w:hint="default"/>
+      </w:rPr>
+    </w:lvl>
+    <w:lvl w:ilvl="8" w:tplc="04190005" w:tentative="1">
+      <w:start w:val="1"/>
+      <w:numFmt w:val="bullet"/>
+      <w:lvlText w:val=""/>
+      <w:lvlJc w:val="left"/>
+      <w:pPr>
+        <w:ind w:left="6480" w:hanging="360"/>
+      </w:pPr>
+      <w:rPr>
+        <w:rFonts w:ascii="Wingdings" w:hAnsi="Wingdings" w:hint="default"/>
+      </w:rPr>
+    </w:lvl>
+  </w:abstractNum>
+  <w:abstractNum w:abstractNumId="8" w15:restartNumberingAfterBreak="0">
+    <w:nsid w:val="5ABA5568"/>
+    <w:multiLevelType w:val="multilevel"/>
+    <w:tmpl w:val="6D48D9AA"/>
+    <w:lvl w:ilvl="0">
+      <w:start w:val="1"/>
+      <w:numFmt w:val="bullet"/>
+      <w:lvlText w:val=""/>
+      <w:lvlJc w:val="left"/>
+      <w:pPr>
+        <w:tabs>
+          <w:tab w:val="num" w:pos="720"/>
+        </w:tabs>
+        <w:ind w:left="720" w:hanging="360"/>
+      </w:pPr>
+      <w:rPr>
+        <w:rFonts w:ascii="Symbol" w:hAnsi="Symbol" w:hint="default"/>
+        <w:sz w:val="20"/>
+      </w:rPr>
+    </w:lvl>
+    <w:lvl w:ilvl="1" w:tentative="1">
+      <w:start w:val="1"/>
+      <w:numFmt w:val="bullet"/>
+      <w:lvlText w:val="o"/>
+      <w:lvlJc w:val="left"/>
+      <w:pPr>
+        <w:tabs>
+          <w:tab w:val="num" w:pos="1440"/>
+        </w:tabs>
+        <w:ind w:left="1440" w:hanging="360"/>
+      </w:pPr>
+      <w:rPr>
+        <w:rFonts w:ascii="Courier New" w:hAnsi="Courier New" w:hint="default"/>
+        <w:sz w:val="20"/>
+      </w:rPr>
+    </w:lvl>
+    <w:lvl w:ilvl="2" w:tentative="1">
+      <w:start w:val="1"/>
+      <w:numFmt w:val="bullet"/>
+      <w:lvlText w:val=""/>
+      <w:lvlJc w:val="left"/>
+      <w:pPr>
+        <w:tabs>
+          <w:tab w:val="num" w:pos="2160"/>
+        </w:tabs>
+        <w:ind w:left="2160" w:hanging="360"/>
+      </w:pPr>
+      <w:rPr>
+        <w:rFonts w:ascii="Wingdings" w:hAnsi="Wingdings" w:hint="default"/>
+        <w:sz w:val="20"/>
+      </w:rPr>
+    </w:lvl>
+    <w:lvl w:ilvl="3" w:tentative="1">
+      <w:start w:val="1"/>
+      <w:numFmt w:val="bullet"/>
+      <w:lvlText w:val=""/>
+      <w:lvlJc w:val="left"/>
+      <w:pPr>
+        <w:tabs>
+          <w:tab w:val="num" w:pos="2880"/>
+        </w:tabs>
+        <w:ind w:left="2880" w:hanging="360"/>
+      </w:pPr>
+      <w:rPr>
+        <w:rFonts w:ascii="Wingdings" w:hAnsi="Wingdings" w:hint="default"/>
+        <w:sz w:val="20"/>
+      </w:rPr>
+    </w:lvl>
+    <w:lvl w:ilvl="4" w:tentative="1">
+      <w:start w:val="1"/>
+      <w:numFmt w:val="bullet"/>
+      <w:lvlText w:val=""/>
+      <w:lvlJc w:val="left"/>
+      <w:pPr>
+        <w:tabs>
+          <w:tab w:val="num" w:pos="3600"/>
+        </w:tabs>
+        <w:ind w:left="3600" w:hanging="360"/>
+      </w:pPr>
+      <w:rPr>
+        <w:rFonts w:ascii="Wingdings" w:hAnsi="Wingdings" w:hint="default"/>
+        <w:sz w:val="20"/>
+      </w:rPr>
+    </w:lvl>
+    <w:lvl w:ilvl="5" w:tentative="1">
+      <w:start w:val="1"/>
+      <w:numFmt w:val="bullet"/>
+      <w:lvlText w:val=""/>
+      <w:lvlJc w:val="left"/>
+      <w:pPr>
+        <w:tabs>
+          <w:tab w:val="num" w:pos="4320"/>
+        </w:tabs>
+        <w:ind w:left="4320" w:hanging="360"/>
+      </w:pPr>
+      <w:rPr>
+        <w:rFonts w:ascii="Wingdings" w:hAnsi="Wingdings" w:hint="default"/>
+        <w:sz w:val="20"/>
+      </w:rPr>
+    </w:lvl>
+    <w:lvl w:ilvl="6" w:tentative="1">
+      <w:start w:val="1"/>
+      <w:numFmt w:val="bullet"/>
+      <w:lvlText w:val=""/>
+      <w:lvlJc w:val="left"/>
+      <w:pPr>
+        <w:tabs>
+          <w:tab w:val="num" w:pos="5040"/>
+        </w:tabs>
+        <w:ind w:left="5040" w:hanging="360"/>
+      </w:pPr>
+      <w:rPr>
+        <w:rFonts w:ascii="Wingdings" w:hAnsi="Wingdings" w:hint="default"/>
+        <w:sz w:val="20"/>
+      </w:rPr>
+    </w:lvl>
+    <w:lvl w:ilvl="7" w:tentative="1">
+      <w:start w:val="1"/>
+      <w:numFmt w:val="bullet"/>
+      <w:lvlText w:val=""/>
+      <w:lvlJc w:val="left"/>
+      <w:pPr>
+        <w:tabs>
+          <w:tab w:val="num" w:pos="5760"/>
+        </w:tabs>
+        <w:ind w:left="5760" w:hanging="360"/>
+      </w:pPr>
+      <w:rPr>
+        <w:rFonts w:ascii="Wingdings" w:hAnsi="Wingdings" w:hint="default"/>
+        <w:sz w:val="20"/>
+      </w:rPr>
+    </w:lvl>
+    <w:lvl w:ilvl="8" w:tentative="1">
+      <w:start w:val="1"/>
+      <w:numFmt w:val="bullet"/>
+      <w:lvlText w:val=""/>
+      <w:lvlJc w:val="left"/>
+      <w:pPr>
+        <w:tabs>
+          <w:tab w:val="num" w:pos="6480"/>
+        </w:tabs>
+        <w:ind w:left="6480" w:hanging="360"/>
+      </w:pPr>
+      <w:rPr>
+        <w:rFonts w:ascii="Wingdings" w:hAnsi="Wingdings" w:hint="default"/>
+        <w:sz w:val="20"/>
+      </w:rPr>
+    </w:lvl>
+  </w:abstractNum>
+  <w:abstractNum w:abstractNumId="9" w15:restartNumberingAfterBreak="0">
+    <w:nsid w:val="5D8E608A"/>
+    <w:multiLevelType w:val="hybridMultilevel"/>
+    <w:tmpl w:val="9E72112A"/>
+    <w:lvl w:ilvl="0" w:tplc="70B8AF78">
+      <w:start w:val="1"/>
+      <w:numFmt w:val="bullet"/>
+      <w:lvlText w:val=""/>
+      <w:lvlJc w:val="left"/>
+      <w:pPr>
+        <w:ind w:left="720" w:hanging="360"/>
+      </w:pPr>
+      <w:rPr>
+        <w:rFonts w:ascii="Symbol" w:hAnsi="Symbol" w:hint="default"/>
+      </w:rPr>
+    </w:lvl>
+    <w:lvl w:ilvl="1" w:tplc="04190003" w:tentative="1">
+      <w:start w:val="1"/>
+      <w:numFmt w:val="bullet"/>
+      <w:lvlText w:val="o"/>
+      <w:lvlJc w:val="left"/>
+      <w:pPr>
+        <w:ind w:left="1440" w:hanging="360"/>
+      </w:pPr>
+      <w:rPr>
+        <w:rFonts w:ascii="Courier New" w:hAnsi="Courier New" w:cs="Courier New" w:hint="default"/>
+      </w:rPr>
+    </w:lvl>
+    <w:lvl w:ilvl="2" w:tplc="04190005" w:tentative="1">
+      <w:start w:val="1"/>
+      <w:numFmt w:val="bullet"/>
+      <w:lvlText w:val=""/>
+      <w:lvlJc w:val="left"/>
+      <w:pPr>
+        <w:ind w:left="2160" w:hanging="360"/>
+      </w:pPr>
+      <w:rPr>
+        <w:rFonts w:ascii="Wingdings" w:hAnsi="Wingdings" w:hint="default"/>
+      </w:rPr>
+    </w:lvl>
+    <w:lvl w:ilvl="3" w:tplc="04190001" w:tentative="1">
+      <w:start w:val="1"/>
+      <w:numFmt w:val="bullet"/>
+      <w:lvlText w:val=""/>
+      <w:lvlJc w:val="left"/>
+      <w:pPr>
+        <w:ind w:left="2880" w:hanging="360"/>
+      </w:pPr>
+      <w:rPr>
+        <w:rFonts w:ascii="Symbol" w:hAnsi="Symbol" w:hint="default"/>
+      </w:rPr>
+    </w:lvl>
+    <w:lvl w:ilvl="4" w:tplc="04190003" w:tentative="1">
+      <w:start w:val="1"/>
+      <w:numFmt w:val="bullet"/>
+      <w:lvlText w:val="o"/>
+      <w:lvlJc w:val="left"/>
+      <w:pPr>
+        <w:ind w:left="3600" w:hanging="360"/>
+      </w:pPr>
+      <w:rPr>
+        <w:rFonts w:ascii="Courier New" w:hAnsi="Courier New" w:cs="Courier New" w:hint="default"/>
+      </w:rPr>
+    </w:lvl>
+    <w:lvl w:ilvl="5" w:tplc="04190005" w:tentative="1">
+      <w:start w:val="1"/>
+      <w:numFmt w:val="bullet"/>
+      <w:lvlText w:val=""/>
+      <w:lvlJc w:val="left"/>
+      <w:pPr>
+        <w:ind w:left="4320" w:hanging="360"/>
+      </w:pPr>
+      <w:rPr>
+        <w:rFonts w:ascii="Wingdings" w:hAnsi="Wingdings" w:hint="default"/>
+      </w:rPr>
+    </w:lvl>
+    <w:lvl w:ilvl="6" w:tplc="04190001" w:tentative="1">
+      <w:start w:val="1"/>
+      <w:numFmt w:val="bullet"/>
+      <w:lvlText w:val=""/>
+      <w:lvlJc w:val="left"/>
+      <w:pPr>
+        <w:ind w:left="5040" w:hanging="360"/>
+      </w:pPr>
+      <w:rPr>
+        <w:rFonts w:ascii="Symbol" w:hAnsi="Symbol" w:hint="default"/>
+      </w:rPr>
+    </w:lvl>
+    <w:lvl w:ilvl="7" w:tplc="04190003" w:tentative="1">
+      <w:start w:val="1"/>
+      <w:numFmt w:val="bullet"/>
+      <w:lvlText w:val="o"/>
+      <w:lvlJc w:val="left"/>
+      <w:pPr>
+        <w:ind w:left="5760" w:hanging="360"/>
+      </w:pPr>
+      <w:rPr>
+        <w:rFonts w:ascii="Courier New" w:hAnsi="Courier New" w:cs="Courier New" w:hint="default"/>
+      </w:rPr>
+    </w:lvl>
+    <w:lvl w:ilvl="8" w:tplc="04190005" w:tentative="1">
+      <w:start w:val="1"/>
+      <w:numFmt w:val="bullet"/>
+      <w:lvlText w:val=""/>
+      <w:lvlJc w:val="left"/>
+      <w:pPr>
+        <w:ind w:left="6480" w:hanging="360"/>
+      </w:pPr>
+      <w:rPr>
+        <w:rFonts w:ascii="Wingdings" w:hAnsi="Wingdings" w:hint="default"/>
+      </w:rPr>
+    </w:lvl>
+  </w:abstractNum>
+  <w:abstractNum w:abstractNumId="10" w15:restartNumberingAfterBreak="0">
+    <w:nsid w:val="69F65390"/>
+    <w:multiLevelType w:val="multilevel"/>
+    <w:tmpl w:val="198EBA78"/>
+    <w:lvl w:ilvl="0">
+      <w:start w:val="1"/>
+      <w:numFmt w:val="bullet"/>
+      <w:lvlText w:val=""/>
+      <w:lvlJc w:val="left"/>
+      <w:pPr>
+        <w:tabs>
+          <w:tab w:val="num" w:pos="720"/>
+        </w:tabs>
+        <w:ind w:left="720" w:hanging="360"/>
+      </w:pPr>
+      <w:rPr>
+        <w:rFonts w:ascii="Symbol" w:hAnsi="Symbol" w:hint="default"/>
+        <w:sz w:val="20"/>
+      </w:rPr>
+    </w:lvl>
+    <w:lvl w:ilvl="1" w:tentative="1">
+      <w:start w:val="1"/>
+      <w:numFmt w:val="bullet"/>
+      <w:lvlText w:val="o"/>
+      <w:lvlJc w:val="left"/>
+      <w:pPr>
+        <w:tabs>
+          <w:tab w:val="num" w:pos="1440"/>
+        </w:tabs>
+        <w:ind w:left="1440" w:hanging="360"/>
+      </w:pPr>
+      <w:rPr>
+        <w:rFonts w:ascii="Courier New" w:hAnsi="Courier New" w:hint="default"/>
+        <w:sz w:val="20"/>
+      </w:rPr>
+    </w:lvl>
+    <w:lvl w:ilvl="2" w:tentative="1">
+      <w:start w:val="1"/>
+      <w:numFmt w:val="bullet"/>
+      <w:lvlText w:val=""/>
+      <w:lvlJc w:val="left"/>
+      <w:pPr>
+        <w:tabs>
+          <w:tab w:val="num" w:pos="2160"/>
+        </w:tabs>
+        <w:ind w:left="2160" w:hanging="360"/>
+      </w:pPr>
+      <w:rPr>
+        <w:rFonts w:ascii="Wingdings" w:hAnsi="Wingdings" w:hint="default"/>
+        <w:sz w:val="20"/>
+      </w:rPr>
+    </w:lvl>
+    <w:lvl w:ilvl="3" w:tentative="1">
+      <w:start w:val="1"/>
+      <w:numFmt w:val="bullet"/>
+      <w:lvlText w:val=""/>
+      <w:lvlJc w:val="left"/>
+      <w:pPr>
+        <w:tabs>
+          <w:tab w:val="num" w:pos="2880"/>
+        </w:tabs>
+        <w:ind w:left="2880" w:hanging="360"/>
+      </w:pPr>
+      <w:rPr>
+        <w:rFonts w:ascii="Wingdings" w:hAnsi="Wingdings" w:hint="default"/>
+        <w:sz w:val="20"/>
+      </w:rPr>
+    </w:lvl>
+    <w:lvl w:ilvl="4" w:tentative="1">
+      <w:start w:val="1"/>
+      <w:numFmt w:val="bullet"/>
+      <w:lvlText w:val=""/>
+      <w:lvlJc w:val="left"/>
+      <w:pPr>
+        <w:tabs>
+          <w:tab w:val="num" w:pos="3600"/>
+        </w:tabs>
+        <w:ind w:left="3600" w:hanging="360"/>
+      </w:pPr>
+      <w:rPr>
+        <w:rFonts w:ascii="Wingdings" w:hAnsi="Wingdings" w:hint="default"/>
+        <w:sz w:val="20"/>
+      </w:rPr>
+    </w:lvl>
+    <w:lvl w:ilvl="5" w:tentative="1">
+      <w:start w:val="1"/>
+      <w:numFmt w:val="bullet"/>
+      <w:lvlText w:val=""/>
+      <w:lvlJc w:val="left"/>
+      <w:pPr>
+        <w:tabs>
+          <w:tab w:val="num" w:pos="4320"/>
+        </w:tabs>
+        <w:ind w:left="4320" w:hanging="360"/>
+      </w:pPr>
+      <w:rPr>
+        <w:rFonts w:ascii="Wingdings" w:hAnsi="Wingdings" w:hint="default"/>
+        <w:sz w:val="20"/>
+      </w:rPr>
+    </w:lvl>
+    <w:lvl w:ilvl="6" w:tentative="1">
+      <w:start w:val="1"/>
+      <w:numFmt w:val="bullet"/>
+      <w:lvlText w:val=""/>
+      <w:lvlJc w:val="left"/>
+      <w:pPr>
+        <w:tabs>
+          <w:tab w:val="num" w:pos="5040"/>
+        </w:tabs>
+        <w:ind w:left="5040" w:hanging="360"/>
+      </w:pPr>
+      <w:rPr>
+        <w:rFonts w:ascii="Wingdings" w:hAnsi="Wingdings" w:hint="default"/>
+        <w:sz w:val="20"/>
+      </w:rPr>
+    </w:lvl>
+    <w:lvl w:ilvl="7" w:tentative="1">
+      <w:start w:val="1"/>
+      <w:numFmt w:val="bullet"/>
+      <w:lvlText w:val=""/>
+      <w:lvlJc w:val="left"/>
+      <w:pPr>
+        <w:tabs>
+          <w:tab w:val="num" w:pos="5760"/>
+        </w:tabs>
+        <w:ind w:left="5760" w:hanging="360"/>
+      </w:pPr>
+      <w:rPr>
+        <w:rFonts w:ascii="Wingdings" w:hAnsi="Wingdings" w:hint="default"/>
+        <w:sz w:val="20"/>
+      </w:rPr>
+    </w:lvl>
+    <w:lvl w:ilvl="8" w:tentative="1">
+      <w:start w:val="1"/>
+      <w:numFmt w:val="bullet"/>
+      <w:lvlText w:val=""/>
+      <w:lvlJc w:val="left"/>
+      <w:pPr>
+        <w:tabs>
+          <w:tab w:val="num" w:pos="6480"/>
+        </w:tabs>
+        <w:ind w:left="6480" w:hanging="360"/>
+      </w:pPr>
+      <w:rPr>
+        <w:rFonts w:ascii="Wingdings" w:hAnsi="Wingdings" w:hint="default"/>
+        <w:sz w:val="20"/>
+      </w:rPr>
+    </w:lvl>
+  </w:abstractNum>
+  <w:abstractNum w:abstractNumId="11" w15:restartNumberingAfterBreak="0">
+    <w:nsid w:val="6F41726A"/>
+    <w:multiLevelType w:val="multilevel"/>
+    <w:tmpl w:val="46128D1C"/>
+    <w:lvl w:ilvl="0">
+      <w:start w:val="1"/>
+      <w:numFmt w:val="bullet"/>
+      <w:lvlText w:val=""/>
+      <w:lvlJc w:val="left"/>
+      <w:pPr>
+        <w:tabs>
+          <w:tab w:val="num" w:pos="720"/>
+        </w:tabs>
+        <w:ind w:left="720" w:hanging="360"/>
+      </w:pPr>
+      <w:rPr>
+        <w:rFonts w:ascii="Symbol" w:hAnsi="Symbol" w:hint="default"/>
+        <w:sz w:val="20"/>
+      </w:rPr>
+    </w:lvl>
+    <w:lvl w:ilvl="1" w:tentative="1">
+      <w:start w:val="1"/>
+      <w:numFmt w:val="bullet"/>
+      <w:lvlText w:val="o"/>
+      <w:lvlJc w:val="left"/>
+      <w:pPr>
+        <w:tabs>
+          <w:tab w:val="num" w:pos="1440"/>
+        </w:tabs>
+        <w:ind w:left="1440" w:hanging="360"/>
+      </w:pPr>
+      <w:rPr>
+        <w:rFonts w:ascii="Courier New" w:hAnsi="Courier New" w:hint="default"/>
+        <w:sz w:val="20"/>
+      </w:rPr>
+    </w:lvl>
+    <w:lvl w:ilvl="2" w:tentative="1">
+      <w:start w:val="1"/>
+      <w:numFmt w:val="bullet"/>
+      <w:lvlText w:val=""/>
+      <w:lvlJc w:val="left"/>
+      <w:pPr>
+        <w:tabs>
+          <w:tab w:val="num" w:pos="2160"/>
+        </w:tabs>
+        <w:ind w:left="2160" w:hanging="360"/>
+      </w:pPr>
+      <w:rPr>
+        <w:rFonts w:ascii="Wingdings" w:hAnsi="Wingdings" w:hint="default"/>
+        <w:sz w:val="20"/>
+      </w:rPr>
+    </w:lvl>
+    <w:lvl w:ilvl="3" w:tentative="1">
+      <w:start w:val="1"/>
+      <w:numFmt w:val="bullet"/>
+      <w:lvlText w:val=""/>
+      <w:lvlJc w:val="left"/>
+      <w:pPr>
+        <w:tabs>
+          <w:tab w:val="num" w:pos="2880"/>
+        </w:tabs>
+        <w:ind w:left="2880" w:hanging="360"/>
+      </w:pPr>
+      <w:rPr>
+        <w:rFonts w:ascii="Wingdings" w:hAnsi="Wingdings" w:hint="default"/>
+        <w:sz w:val="20"/>
+      </w:rPr>
+    </w:lvl>
+    <w:lvl w:ilvl="4" w:tentative="1">
+      <w:start w:val="1"/>
+      <w:numFmt w:val="bullet"/>
+      <w:lvlText w:val=""/>
+      <w:lvlJc w:val="left"/>
+      <w:pPr>
+        <w:tabs>
+          <w:tab w:val="num" w:pos="3600"/>
+        </w:tabs>
+        <w:ind w:left="3600" w:hanging="360"/>
+      </w:pPr>
+      <w:rPr>
+        <w:rFonts w:ascii="Wingdings" w:hAnsi="Wingdings" w:hint="default"/>
+        <w:sz w:val="20"/>
+      </w:rPr>
+    </w:lvl>
+    <w:lvl w:ilvl="5" w:tentative="1">
+      <w:start w:val="1"/>
+      <w:numFmt w:val="bullet"/>
+      <w:lvlText w:val=""/>
+      <w:lvlJc w:val="left"/>
+      <w:pPr>
+        <w:tabs>
+          <w:tab w:val="num" w:pos="4320"/>
+        </w:tabs>
+        <w:ind w:left="4320" w:hanging="360"/>
+      </w:pPr>
+      <w:rPr>
+        <w:rFonts w:ascii="Wingdings" w:hAnsi="Wingdings" w:hint="default"/>
+        <w:sz w:val="20"/>
+      </w:rPr>
+    </w:lvl>
+    <w:lvl w:ilvl="6" w:tentative="1">
+      <w:start w:val="1"/>
+      <w:numFmt w:val="bullet"/>
+      <w:lvlText w:val=""/>
+      <w:lvlJc w:val="left"/>
+      <w:pPr>
+        <w:tabs>
+          <w:tab w:val="num" w:pos="5040"/>
+        </w:tabs>
+        <w:ind w:left="5040" w:hanging="360"/>
+      </w:pPr>
+      <w:rPr>
+        <w:rFonts w:ascii="Wingdings" w:hAnsi="Wingdings" w:hint="default"/>
+        <w:sz w:val="20"/>
+      </w:rPr>
+    </w:lvl>
+    <w:lvl w:ilvl="7" w:tentative="1">
+      <w:start w:val="1"/>
+      <w:numFmt w:val="bullet"/>
+      <w:lvlText w:val=""/>
+      <w:lvlJc w:val="left"/>
+      <w:pPr>
+        <w:tabs>
+          <w:tab w:val="num" w:pos="5760"/>
+        </w:tabs>
+        <w:ind w:left="5760" w:hanging="360"/>
+      </w:pPr>
+      <w:rPr>
+        <w:rFonts w:ascii="Wingdings" w:hAnsi="Wingdings" w:hint="default"/>
+        <w:sz w:val="20"/>
+      </w:rPr>
+    </w:lvl>
+    <w:lvl w:ilvl="8" w:tentative="1">
+      <w:start w:val="1"/>
+      <w:numFmt w:val="bullet"/>
+      <w:lvlText w:val=""/>
+      <w:lvlJc w:val="left"/>
+      <w:pPr>
+        <w:tabs>
+          <w:tab w:val="num" w:pos="6480"/>
+        </w:tabs>
+        <w:ind w:left="6480" w:hanging="360"/>
+      </w:pPr>
+      <w:rPr>
+        <w:rFonts w:ascii="Wingdings" w:hAnsi="Wingdings" w:hint="default"/>
+        <w:sz w:val="20"/>
+      </w:rPr>
+    </w:lvl>
+  </w:abstractNum>
+  <w:abstractNum w:abstractNumId="12" w15:restartNumberingAfterBreak="0">
     <w:nsid w:val="74617190"/>
     <w:multiLevelType w:val="multilevel"/>
     <w:tmpl w:val="E810732A"/>
@@ -2098,11 +8201,464 @@
       </w:rPr>
     </w:lvl>
   </w:abstractNum>
+  <w:abstractNum w:abstractNumId="13" w15:restartNumberingAfterBreak="0">
+    <w:nsid w:val="753D7090"/>
+    <w:multiLevelType w:val="multilevel"/>
+    <w:tmpl w:val="976202BC"/>
+    <w:lvl w:ilvl="0">
+      <w:start w:val="1"/>
+      <w:numFmt w:val="bullet"/>
+      <w:lvlText w:val=""/>
+      <w:lvlJc w:val="left"/>
+      <w:pPr>
+        <w:tabs>
+          <w:tab w:val="num" w:pos="720"/>
+        </w:tabs>
+        <w:ind w:left="720" w:hanging="360"/>
+      </w:pPr>
+      <w:rPr>
+        <w:rFonts w:ascii="Symbol" w:hAnsi="Symbol" w:hint="default"/>
+        <w:sz w:val="20"/>
+      </w:rPr>
+    </w:lvl>
+    <w:lvl w:ilvl="1" w:tentative="1">
+      <w:start w:val="1"/>
+      <w:numFmt w:val="bullet"/>
+      <w:lvlText w:val="o"/>
+      <w:lvlJc w:val="left"/>
+      <w:pPr>
+        <w:tabs>
+          <w:tab w:val="num" w:pos="1440"/>
+        </w:tabs>
+        <w:ind w:left="1440" w:hanging="360"/>
+      </w:pPr>
+      <w:rPr>
+        <w:rFonts w:ascii="Courier New" w:hAnsi="Courier New" w:hint="default"/>
+        <w:sz w:val="20"/>
+      </w:rPr>
+    </w:lvl>
+    <w:lvl w:ilvl="2" w:tentative="1">
+      <w:start w:val="1"/>
+      <w:numFmt w:val="bullet"/>
+      <w:lvlText w:val=""/>
+      <w:lvlJc w:val="left"/>
+      <w:pPr>
+        <w:tabs>
+          <w:tab w:val="num" w:pos="2160"/>
+        </w:tabs>
+        <w:ind w:left="2160" w:hanging="360"/>
+      </w:pPr>
+      <w:rPr>
+        <w:rFonts w:ascii="Wingdings" w:hAnsi="Wingdings" w:hint="default"/>
+        <w:sz w:val="20"/>
+      </w:rPr>
+    </w:lvl>
+    <w:lvl w:ilvl="3" w:tentative="1">
+      <w:start w:val="1"/>
+      <w:numFmt w:val="bullet"/>
+      <w:lvlText w:val=""/>
+      <w:lvlJc w:val="left"/>
+      <w:pPr>
+        <w:tabs>
+          <w:tab w:val="num" w:pos="2880"/>
+        </w:tabs>
+        <w:ind w:left="2880" w:hanging="360"/>
+      </w:pPr>
+      <w:rPr>
+        <w:rFonts w:ascii="Wingdings" w:hAnsi="Wingdings" w:hint="default"/>
+        <w:sz w:val="20"/>
+      </w:rPr>
+    </w:lvl>
+    <w:lvl w:ilvl="4" w:tentative="1">
+      <w:start w:val="1"/>
+      <w:numFmt w:val="bullet"/>
+      <w:lvlText w:val=""/>
+      <w:lvlJc w:val="left"/>
+      <w:pPr>
+        <w:tabs>
+          <w:tab w:val="num" w:pos="3600"/>
+        </w:tabs>
+        <w:ind w:left="3600" w:hanging="360"/>
+      </w:pPr>
+      <w:rPr>
+        <w:rFonts w:ascii="Wingdings" w:hAnsi="Wingdings" w:hint="default"/>
+        <w:sz w:val="20"/>
+      </w:rPr>
+    </w:lvl>
+    <w:lvl w:ilvl="5" w:tentative="1">
+      <w:start w:val="1"/>
+      <w:numFmt w:val="bullet"/>
+      <w:lvlText w:val=""/>
+      <w:lvlJc w:val="left"/>
+      <w:pPr>
+        <w:tabs>
+          <w:tab w:val="num" w:pos="4320"/>
+        </w:tabs>
+        <w:ind w:left="4320" w:hanging="360"/>
+      </w:pPr>
+      <w:rPr>
+        <w:rFonts w:ascii="Wingdings" w:hAnsi="Wingdings" w:hint="default"/>
+        <w:sz w:val="20"/>
+      </w:rPr>
+    </w:lvl>
+    <w:lvl w:ilvl="6" w:tentative="1">
+      <w:start w:val="1"/>
+      <w:numFmt w:val="bullet"/>
+      <w:lvlText w:val=""/>
+      <w:lvlJc w:val="left"/>
+      <w:pPr>
+        <w:tabs>
+          <w:tab w:val="num" w:pos="5040"/>
+        </w:tabs>
+        <w:ind w:left="5040" w:hanging="360"/>
+      </w:pPr>
+      <w:rPr>
+        <w:rFonts w:ascii="Wingdings" w:hAnsi="Wingdings" w:hint="default"/>
+        <w:sz w:val="20"/>
+      </w:rPr>
+    </w:lvl>
+    <w:lvl w:ilvl="7" w:tentative="1">
+      <w:start w:val="1"/>
+      <w:numFmt w:val="bullet"/>
+      <w:lvlText w:val=""/>
+      <w:lvlJc w:val="left"/>
+      <w:pPr>
+        <w:tabs>
+          <w:tab w:val="num" w:pos="5760"/>
+        </w:tabs>
+        <w:ind w:left="5760" w:hanging="360"/>
+      </w:pPr>
+      <w:rPr>
+        <w:rFonts w:ascii="Wingdings" w:hAnsi="Wingdings" w:hint="default"/>
+        <w:sz w:val="20"/>
+      </w:rPr>
+    </w:lvl>
+    <w:lvl w:ilvl="8" w:tentative="1">
+      <w:start w:val="1"/>
+      <w:numFmt w:val="bullet"/>
+      <w:lvlText w:val=""/>
+      <w:lvlJc w:val="left"/>
+      <w:pPr>
+        <w:tabs>
+          <w:tab w:val="num" w:pos="6480"/>
+        </w:tabs>
+        <w:ind w:left="6480" w:hanging="360"/>
+      </w:pPr>
+      <w:rPr>
+        <w:rFonts w:ascii="Wingdings" w:hAnsi="Wingdings" w:hint="default"/>
+        <w:sz w:val="20"/>
+      </w:rPr>
+    </w:lvl>
+  </w:abstractNum>
+  <w:abstractNum w:abstractNumId="14" w15:restartNumberingAfterBreak="0">
+    <w:nsid w:val="777E730D"/>
+    <w:multiLevelType w:val="multilevel"/>
+    <w:tmpl w:val="FF309BF4"/>
+    <w:lvl w:ilvl="0">
+      <w:start w:val="1"/>
+      <w:numFmt w:val="decimal"/>
+      <w:lvlText w:val="%1."/>
+      <w:lvlJc w:val="left"/>
+      <w:pPr>
+        <w:tabs>
+          <w:tab w:val="num" w:pos="720"/>
+        </w:tabs>
+        <w:ind w:left="720" w:hanging="360"/>
+      </w:pPr>
+    </w:lvl>
+    <w:lvl w:ilvl="1" w:tentative="1">
+      <w:start w:val="1"/>
+      <w:numFmt w:val="decimal"/>
+      <w:lvlText w:val="%2."/>
+      <w:lvlJc w:val="left"/>
+      <w:pPr>
+        <w:tabs>
+          <w:tab w:val="num" w:pos="1440"/>
+        </w:tabs>
+        <w:ind w:left="1440" w:hanging="360"/>
+      </w:pPr>
+    </w:lvl>
+    <w:lvl w:ilvl="2" w:tentative="1">
+      <w:start w:val="1"/>
+      <w:numFmt w:val="decimal"/>
+      <w:lvlText w:val="%3."/>
+      <w:lvlJc w:val="left"/>
+      <w:pPr>
+        <w:tabs>
+          <w:tab w:val="num" w:pos="2160"/>
+        </w:tabs>
+        <w:ind w:left="2160" w:hanging="360"/>
+      </w:pPr>
+    </w:lvl>
+    <w:lvl w:ilvl="3" w:tentative="1">
+      <w:start w:val="1"/>
+      <w:numFmt w:val="decimal"/>
+      <w:lvlText w:val="%4."/>
+      <w:lvlJc w:val="left"/>
+      <w:pPr>
+        <w:tabs>
+          <w:tab w:val="num" w:pos="2880"/>
+        </w:tabs>
+        <w:ind w:left="2880" w:hanging="360"/>
+      </w:pPr>
+    </w:lvl>
+    <w:lvl w:ilvl="4" w:tentative="1">
+      <w:start w:val="1"/>
+      <w:numFmt w:val="decimal"/>
+      <w:lvlText w:val="%5."/>
+      <w:lvlJc w:val="left"/>
+      <w:pPr>
+        <w:tabs>
+          <w:tab w:val="num" w:pos="3600"/>
+        </w:tabs>
+        <w:ind w:left="3600" w:hanging="360"/>
+      </w:pPr>
+    </w:lvl>
+    <w:lvl w:ilvl="5" w:tentative="1">
+      <w:start w:val="1"/>
+      <w:numFmt w:val="decimal"/>
+      <w:lvlText w:val="%6."/>
+      <w:lvlJc w:val="left"/>
+      <w:pPr>
+        <w:tabs>
+          <w:tab w:val="num" w:pos="4320"/>
+        </w:tabs>
+        <w:ind w:left="4320" w:hanging="360"/>
+      </w:pPr>
+    </w:lvl>
+    <w:lvl w:ilvl="6" w:tentative="1">
+      <w:start w:val="1"/>
+      <w:numFmt w:val="decimal"/>
+      <w:lvlText w:val="%7."/>
+      <w:lvlJc w:val="left"/>
+      <w:pPr>
+        <w:tabs>
+          <w:tab w:val="num" w:pos="5040"/>
+        </w:tabs>
+        <w:ind w:left="5040" w:hanging="360"/>
+      </w:pPr>
+    </w:lvl>
+    <w:lvl w:ilvl="7" w:tentative="1">
+      <w:start w:val="1"/>
+      <w:numFmt w:val="decimal"/>
+      <w:lvlText w:val="%8."/>
+      <w:lvlJc w:val="left"/>
+      <w:pPr>
+        <w:tabs>
+          <w:tab w:val="num" w:pos="5760"/>
+        </w:tabs>
+        <w:ind w:left="5760" w:hanging="360"/>
+      </w:pPr>
+    </w:lvl>
+    <w:lvl w:ilvl="8" w:tentative="1">
+      <w:start w:val="1"/>
+      <w:numFmt w:val="decimal"/>
+      <w:lvlText w:val="%9."/>
+      <w:lvlJc w:val="left"/>
+      <w:pPr>
+        <w:tabs>
+          <w:tab w:val="num" w:pos="6480"/>
+        </w:tabs>
+        <w:ind w:left="6480" w:hanging="360"/>
+      </w:pPr>
+    </w:lvl>
+  </w:abstractNum>
+  <w:abstractNum w:abstractNumId="15" w15:restartNumberingAfterBreak="0">
+    <w:nsid w:val="7D3A5AC2"/>
+    <w:multiLevelType w:val="multilevel"/>
+    <w:tmpl w:val="2E32A598"/>
+    <w:lvl w:ilvl="0">
+      <w:start w:val="1"/>
+      <w:numFmt w:val="bullet"/>
+      <w:lvlText w:val=""/>
+      <w:lvlJc w:val="left"/>
+      <w:pPr>
+        <w:tabs>
+          <w:tab w:val="num" w:pos="720"/>
+        </w:tabs>
+        <w:ind w:left="720" w:hanging="360"/>
+      </w:pPr>
+      <w:rPr>
+        <w:rFonts w:ascii="Symbol" w:hAnsi="Symbol" w:hint="default"/>
+        <w:sz w:val="20"/>
+      </w:rPr>
+    </w:lvl>
+    <w:lvl w:ilvl="1" w:tentative="1">
+      <w:start w:val="1"/>
+      <w:numFmt w:val="bullet"/>
+      <w:lvlText w:val="o"/>
+      <w:lvlJc w:val="left"/>
+      <w:pPr>
+        <w:tabs>
+          <w:tab w:val="num" w:pos="1440"/>
+        </w:tabs>
+        <w:ind w:left="1440" w:hanging="360"/>
+      </w:pPr>
+      <w:rPr>
+        <w:rFonts w:ascii="Courier New" w:hAnsi="Courier New" w:hint="default"/>
+        <w:sz w:val="20"/>
+      </w:rPr>
+    </w:lvl>
+    <w:lvl w:ilvl="2" w:tentative="1">
+      <w:start w:val="1"/>
+      <w:numFmt w:val="bullet"/>
+      <w:lvlText w:val=""/>
+      <w:lvlJc w:val="left"/>
+      <w:pPr>
+        <w:tabs>
+          <w:tab w:val="num" w:pos="2160"/>
+        </w:tabs>
+        <w:ind w:left="2160" w:hanging="360"/>
+      </w:pPr>
+      <w:rPr>
+        <w:rFonts w:ascii="Wingdings" w:hAnsi="Wingdings" w:hint="default"/>
+        <w:sz w:val="20"/>
+      </w:rPr>
+    </w:lvl>
+    <w:lvl w:ilvl="3" w:tentative="1">
+      <w:start w:val="1"/>
+      <w:numFmt w:val="bullet"/>
+      <w:lvlText w:val=""/>
+      <w:lvlJc w:val="left"/>
+      <w:pPr>
+        <w:tabs>
+          <w:tab w:val="num" w:pos="2880"/>
+        </w:tabs>
+        <w:ind w:left="2880" w:hanging="360"/>
+      </w:pPr>
+      <w:rPr>
+        <w:rFonts w:ascii="Wingdings" w:hAnsi="Wingdings" w:hint="default"/>
+        <w:sz w:val="20"/>
+      </w:rPr>
+    </w:lvl>
+    <w:lvl w:ilvl="4" w:tentative="1">
+      <w:start w:val="1"/>
+      <w:numFmt w:val="bullet"/>
+      <w:lvlText w:val=""/>
+      <w:lvlJc w:val="left"/>
+      <w:pPr>
+        <w:tabs>
+          <w:tab w:val="num" w:pos="3600"/>
+        </w:tabs>
+        <w:ind w:left="3600" w:hanging="360"/>
+      </w:pPr>
+      <w:rPr>
+        <w:rFonts w:ascii="Wingdings" w:hAnsi="Wingdings" w:hint="default"/>
+        <w:sz w:val="20"/>
+      </w:rPr>
+    </w:lvl>
+    <w:lvl w:ilvl="5" w:tentative="1">
+      <w:start w:val="1"/>
+      <w:numFmt w:val="bullet"/>
+      <w:lvlText w:val=""/>
+      <w:lvlJc w:val="left"/>
+      <w:pPr>
+        <w:tabs>
+          <w:tab w:val="num" w:pos="4320"/>
+        </w:tabs>
+        <w:ind w:left="4320" w:hanging="360"/>
+      </w:pPr>
+      <w:rPr>
+        <w:rFonts w:ascii="Wingdings" w:hAnsi="Wingdings" w:hint="default"/>
+        <w:sz w:val="20"/>
+      </w:rPr>
+    </w:lvl>
+    <w:lvl w:ilvl="6" w:tentative="1">
+      <w:start w:val="1"/>
+      <w:numFmt w:val="bullet"/>
+      <w:lvlText w:val=""/>
+      <w:lvlJc w:val="left"/>
+      <w:pPr>
+        <w:tabs>
+          <w:tab w:val="num" w:pos="5040"/>
+        </w:tabs>
+        <w:ind w:left="5040" w:hanging="360"/>
+      </w:pPr>
+      <w:rPr>
+        <w:rFonts w:ascii="Wingdings" w:hAnsi="Wingdings" w:hint="default"/>
+        <w:sz w:val="20"/>
+      </w:rPr>
+    </w:lvl>
+    <w:lvl w:ilvl="7" w:tentative="1">
+      <w:start w:val="1"/>
+      <w:numFmt w:val="bullet"/>
+      <w:lvlText w:val=""/>
+      <w:lvlJc w:val="left"/>
+      <w:pPr>
+        <w:tabs>
+          <w:tab w:val="num" w:pos="5760"/>
+        </w:tabs>
+        <w:ind w:left="5760" w:hanging="360"/>
+      </w:pPr>
+      <w:rPr>
+        <w:rFonts w:ascii="Wingdings" w:hAnsi="Wingdings" w:hint="default"/>
+        <w:sz w:val="20"/>
+      </w:rPr>
+    </w:lvl>
+    <w:lvl w:ilvl="8" w:tentative="1">
+      <w:start w:val="1"/>
+      <w:numFmt w:val="bullet"/>
+      <w:lvlText w:val=""/>
+      <w:lvlJc w:val="left"/>
+      <w:pPr>
+        <w:tabs>
+          <w:tab w:val="num" w:pos="6480"/>
+        </w:tabs>
+        <w:ind w:left="6480" w:hanging="360"/>
+      </w:pPr>
+      <w:rPr>
+        <w:rFonts w:ascii="Wingdings" w:hAnsi="Wingdings" w:hint="default"/>
+        <w:sz w:val="20"/>
+      </w:rPr>
+    </w:lvl>
+  </w:abstractNum>
   <w:num w:numId="1">
+    <w:abstractNumId w:val="4"/>
+  </w:num>
+  <w:num w:numId="2">
+    <w:abstractNumId w:val="12"/>
+  </w:num>
+  <w:num w:numId="3">
+    <w:abstractNumId w:val="13"/>
+  </w:num>
+  <w:num w:numId="4">
+    <w:abstractNumId w:val="1"/>
+  </w:num>
+  <w:num w:numId="5">
+    <w:abstractNumId w:val="8"/>
+  </w:num>
+  <w:num w:numId="6">
     <w:abstractNumId w:val="0"/>
   </w:num>
-  <w:num w:numId="2">
-    <w:abstractNumId w:val="1"/>
+  <w:num w:numId="7">
+    <w:abstractNumId w:val="11"/>
+  </w:num>
+  <w:num w:numId="8">
+    <w:abstractNumId w:val="2"/>
+  </w:num>
+  <w:num w:numId="9">
+    <w:abstractNumId w:val="9"/>
+  </w:num>
+  <w:num w:numId="10">
+    <w:abstractNumId w:val="15"/>
+  </w:num>
+  <w:num w:numId="11">
+    <w:abstractNumId w:val="7"/>
+  </w:num>
+  <w:num w:numId="12">
+    <w:abstractNumId w:val="6"/>
+  </w:num>
+  <w:num w:numId="13">
+    <w:abstractNumId w:val="5"/>
+  </w:num>
+  <w:num w:numId="14">
+    <w:abstractNumId w:val="3"/>
+  </w:num>
+  <w:num w:numId="15">
+    <w:abstractNumId w:val="10"/>
+  </w:num>
+  <w:num w:numId="16">
+    <w:abstractNumId w:val="14"/>
   </w:num>
 </w:numbering>
 </file>
@@ -2555,7 +9111,6 @@
   <w:style w:type="character" w:default="1" w:styleId="a0">
     <w:name w:val="Default Paragraph Font"/>
     <w:uiPriority w:val="1"/>
-    <w:semiHidden/>
     <w:unhideWhenUsed/>
   </w:style>
   <w:style w:type="table" w:default="1" w:styleId="a1">
@@ -2671,6 +9226,17 @@
       <w:sz w:val="26"/>
       <w:szCs w:val="26"/>
     </w:rPr>
+  </w:style>
+  <w:style w:type="paragraph" w:styleId="a8">
+    <w:name w:val="List Paragraph"/>
+    <w:basedOn w:val="a"/>
+    <w:uiPriority w:val="34"/>
+    <w:qFormat/>
+    <w:rsid w:val="00DB398E"/>
+    <w:pPr>
+      <w:ind w:left="720"/>
+      <w:contextualSpacing/>
+    </w:pPr>
   </w:style>
 </w:styles>
 </file>
@@ -2941,7 +9507,7 @@
 </file>
 
 <file path=customXml/itemProps1.xml><?xml version="1.0" encoding="utf-8"?>
-<ds:datastoreItem xmlns:ds="http://schemas.openxmlformats.org/officeDocument/2006/customXml" ds:itemID="{350168F5-6FC0-436F-8C42-21026D645A19}">
+<ds:datastoreItem xmlns:ds="http://schemas.openxmlformats.org/officeDocument/2006/customXml" ds:itemID="{F6444D97-E322-4B3E-8AAF-13319CE6B35E}">
   <ds:schemaRefs>
     <ds:schemaRef ds:uri="http://schemas.openxmlformats.org/officeDocument/2006/bibliography"/>
   </ds:schemaRefs>

--- a/Report/ОТЧЁТ ПО ПП06.docx
+++ b/Report/ОТЧЁТ ПО ПП06.docx
@@ -2400,13 +2400,53 @@
           <w:szCs w:val="28"/>
         </w:rPr>
       </w:pPr>
-      <w:r>
-        <w:rPr>
-          <w:rFonts w:ascii="Times New Roman" w:hAnsi="Times New Roman" w:cs="Times New Roman"/>
-          <w:bCs/>
-          <w:sz w:val="28"/>
-          <w:szCs w:val="28"/>
-        </w:rPr>
+    </w:p>
+    <w:p>
+      <w:pPr>
+        <w:spacing w:after="0" w:line="360" w:lineRule="auto"/>
+        <w:ind w:firstLine="706"/>
+        <w:jc w:val="both"/>
+        <w:rPr>
+          <w:rFonts w:ascii="Times New Roman" w:hAnsi="Times New Roman" w:cs="Times New Roman"/>
+          <w:bCs/>
+          <w:sz w:val="28"/>
+          <w:szCs w:val="28"/>
+        </w:rPr>
+      </w:pPr>
+    </w:p>
+    <w:p>
+      <w:pPr>
+        <w:spacing w:after="0" w:line="360" w:lineRule="auto"/>
+        <w:ind w:firstLine="706"/>
+        <w:jc w:val="both"/>
+        <w:rPr>
+          <w:rFonts w:ascii="Times New Roman" w:hAnsi="Times New Roman" w:cs="Times New Roman"/>
+          <w:bCs/>
+          <w:sz w:val="28"/>
+          <w:szCs w:val="28"/>
+        </w:rPr>
+      </w:pPr>
+    </w:p>
+    <w:p>
+      <w:pPr>
+        <w:spacing w:after="0" w:line="360" w:lineRule="auto"/>
+        <w:ind w:firstLine="706"/>
+        <w:jc w:val="both"/>
+        <w:rPr>
+          <w:rFonts w:ascii="Times New Roman" w:hAnsi="Times New Roman" w:cs="Times New Roman"/>
+          <w:bCs/>
+          <w:sz w:val="28"/>
+          <w:szCs w:val="28"/>
+        </w:rPr>
+      </w:pPr>
+      <w:r>
+        <w:rPr>
+          <w:rFonts w:ascii="Times New Roman" w:hAnsi="Times New Roman" w:cs="Times New Roman"/>
+          <w:bCs/>
+          <w:sz w:val="28"/>
+          <w:szCs w:val="28"/>
+        </w:rPr>
+        <w:lastRenderedPageBreak/>
         <w:t>2.3 Процессы и этапы сопровождения ИС</w:t>
       </w:r>
     </w:p>
@@ -2440,206 +2480,245 @@
           <w:sz w:val="28"/>
           <w:szCs w:val="28"/>
         </w:rPr>
+        <w:t>Процесс сопровождения информационных систем включает несколько этапов. Сначала выполняется мониторинг состояния системы и выявление возникающих проблем. После этого проводится анализ неисправностей и определение причин их появления.</w:t>
+      </w:r>
+    </w:p>
+    <w:p>
+      <w:pPr>
+        <w:spacing w:after="0" w:line="360" w:lineRule="auto"/>
+        <w:ind w:firstLine="706"/>
+        <w:jc w:val="both"/>
+        <w:rPr>
+          <w:rFonts w:ascii="Times New Roman" w:hAnsi="Times New Roman" w:cs="Times New Roman"/>
+          <w:sz w:val="28"/>
+          <w:szCs w:val="28"/>
+        </w:rPr>
+      </w:pPr>
+      <w:r>
+        <w:rPr>
+          <w:rFonts w:ascii="Times New Roman" w:hAnsi="Times New Roman" w:cs="Times New Roman"/>
+          <w:sz w:val="28"/>
+          <w:szCs w:val="28"/>
+        </w:rPr>
+        <w:t>Следующим этапом является устранение обнаруженных ошибок, настройка программного обеспечения или восстановление данных. После выполнения работ проводится проверка работоспособности системы и тестирование ее функций.</w:t>
+      </w:r>
+    </w:p>
+    <w:p>
+      <w:pPr>
+        <w:spacing w:after="0" w:line="360" w:lineRule="auto"/>
+        <w:ind w:firstLine="706"/>
+        <w:jc w:val="both"/>
+        <w:rPr>
+          <w:rFonts w:ascii="Times New Roman" w:hAnsi="Times New Roman" w:cs="Times New Roman"/>
+          <w:sz w:val="28"/>
+          <w:szCs w:val="28"/>
+        </w:rPr>
+      </w:pPr>
+      <w:r>
+        <w:rPr>
+          <w:rFonts w:ascii="Times New Roman" w:hAnsi="Times New Roman" w:cs="Times New Roman"/>
+          <w:sz w:val="28"/>
+          <w:szCs w:val="28"/>
+        </w:rPr>
+        <w:t>Завершающим этапом является профилактическое обслуживание и обновление программного обеспечения для предотвращения повторного возникновения ошибок.</w:t>
+      </w:r>
+    </w:p>
+    <w:p>
+      <w:pPr>
+        <w:spacing w:after="0" w:line="480" w:lineRule="auto"/>
+        <w:ind w:firstLine="706"/>
+        <w:jc w:val="both"/>
+        <w:rPr>
+          <w:rFonts w:ascii="Times New Roman" w:hAnsi="Times New Roman" w:cs="Times New Roman"/>
+          <w:sz w:val="28"/>
+          <w:szCs w:val="28"/>
+        </w:rPr>
+      </w:pPr>
+    </w:p>
+    <w:p>
+      <w:pPr>
+        <w:spacing w:after="0" w:line="360" w:lineRule="auto"/>
+        <w:ind w:firstLine="706"/>
+        <w:jc w:val="both"/>
+        <w:rPr>
+          <w:rFonts w:ascii="Times New Roman" w:hAnsi="Times New Roman" w:cs="Times New Roman"/>
+          <w:bCs/>
+          <w:sz w:val="28"/>
+          <w:szCs w:val="28"/>
+        </w:rPr>
+      </w:pPr>
+      <w:r>
+        <w:rPr>
+          <w:rFonts w:ascii="Times New Roman" w:hAnsi="Times New Roman" w:cs="Times New Roman"/>
+          <w:bCs/>
+          <w:sz w:val="28"/>
+          <w:szCs w:val="28"/>
+        </w:rPr>
+        <w:t>2.4 Методы и инструменты сопровождения</w:t>
+      </w:r>
+    </w:p>
+    <w:p>
+      <w:pPr>
+        <w:spacing w:after="0" w:line="360" w:lineRule="auto"/>
+        <w:ind w:firstLine="706"/>
+        <w:jc w:val="both"/>
+        <w:rPr>
+          <w:rFonts w:ascii="Times New Roman" w:hAnsi="Times New Roman" w:cs="Times New Roman"/>
+          <w:bCs/>
+          <w:sz w:val="28"/>
+          <w:szCs w:val="28"/>
+        </w:rPr>
+      </w:pPr>
+    </w:p>
+    <w:p>
+      <w:pPr>
+        <w:spacing w:after="0" w:line="360" w:lineRule="auto"/>
+        <w:ind w:firstLine="706"/>
+        <w:jc w:val="both"/>
+        <w:rPr>
+          <w:rFonts w:ascii="Times New Roman" w:hAnsi="Times New Roman" w:cs="Times New Roman"/>
+          <w:sz w:val="28"/>
+          <w:szCs w:val="28"/>
+        </w:rPr>
+      </w:pPr>
+      <w:r>
+        <w:rPr>
+          <w:rFonts w:ascii="Times New Roman" w:hAnsi="Times New Roman" w:cs="Times New Roman"/>
+          <w:sz w:val="28"/>
+          <w:szCs w:val="28"/>
+        </w:rPr>
+        <w:t>Для сопровождения информационных систем используются различные программные и технические средства. Одним из основных методов является мониторинг состояния системы и контроль ее работоспособности.</w:t>
+      </w:r>
+    </w:p>
+    <w:p>
+      <w:pPr>
+        <w:spacing w:after="0" w:line="360" w:lineRule="auto"/>
+        <w:ind w:firstLine="706"/>
+        <w:jc w:val="both"/>
+        <w:rPr>
+          <w:rFonts w:ascii="Times New Roman" w:hAnsi="Times New Roman" w:cs="Times New Roman"/>
+          <w:sz w:val="28"/>
+          <w:szCs w:val="28"/>
+        </w:rPr>
+      </w:pPr>
+      <w:r>
+        <w:rPr>
+          <w:rFonts w:ascii="Times New Roman" w:hAnsi="Times New Roman" w:cs="Times New Roman"/>
+          <w:sz w:val="28"/>
+          <w:szCs w:val="28"/>
+        </w:rPr>
+        <w:t xml:space="preserve">Для учета задач и обращений пользователей может использоваться система </w:t>
+      </w:r>
+      <w:proofErr w:type="spellStart"/>
+      <w:r>
+        <w:rPr>
+          <w:rFonts w:ascii="Times New Roman" w:hAnsi="Times New Roman" w:cs="Times New Roman"/>
+          <w:sz w:val="28"/>
+          <w:szCs w:val="28"/>
+        </w:rPr>
+        <w:t>Redmine</w:t>
+      </w:r>
+      <w:proofErr w:type="spellEnd"/>
+      <w:r>
+        <w:rPr>
+          <w:rFonts w:ascii="Times New Roman" w:hAnsi="Times New Roman" w:cs="Times New Roman"/>
+          <w:sz w:val="28"/>
+          <w:szCs w:val="28"/>
+        </w:rPr>
+        <w:t>, позволяющая контролировать выполнение работ и организовывать техническую поддержку.</w:t>
+      </w:r>
+    </w:p>
+    <w:p>
+      <w:pPr>
+        <w:spacing w:after="0" w:line="360" w:lineRule="auto"/>
+        <w:ind w:firstLine="706"/>
+        <w:jc w:val="both"/>
+        <w:rPr>
+          <w:rFonts w:ascii="Times New Roman" w:hAnsi="Times New Roman" w:cs="Times New Roman"/>
+          <w:sz w:val="28"/>
+          <w:szCs w:val="28"/>
+        </w:rPr>
+      </w:pPr>
+      <w:r>
+        <w:rPr>
+          <w:rFonts w:ascii="Times New Roman" w:hAnsi="Times New Roman" w:cs="Times New Roman"/>
+          <w:sz w:val="28"/>
+          <w:szCs w:val="28"/>
+        </w:rPr>
+        <w:t>Также применяются средства удаленного администрирования, антивирусное программное обеспечение, системы резервного копирования данных и инструменты для работы с базами данных.</w:t>
+      </w:r>
+    </w:p>
+    <w:p>
+      <w:pPr>
+        <w:spacing w:after="0" w:line="480" w:lineRule="auto"/>
+        <w:ind w:firstLine="706"/>
+        <w:jc w:val="both"/>
+        <w:rPr>
+          <w:rFonts w:ascii="Times New Roman" w:hAnsi="Times New Roman" w:cs="Times New Roman"/>
+          <w:sz w:val="28"/>
+          <w:szCs w:val="28"/>
+        </w:rPr>
+      </w:pPr>
+    </w:p>
+    <w:p>
+      <w:pPr>
+        <w:spacing w:after="0" w:line="360" w:lineRule="auto"/>
+        <w:ind w:firstLine="706"/>
+        <w:jc w:val="both"/>
+        <w:rPr>
+          <w:rFonts w:ascii="Times New Roman" w:hAnsi="Times New Roman" w:cs="Times New Roman"/>
+          <w:bCs/>
+          <w:sz w:val="28"/>
+          <w:szCs w:val="28"/>
+        </w:rPr>
+      </w:pPr>
+    </w:p>
+    <w:p>
+      <w:pPr>
+        <w:spacing w:after="0" w:line="360" w:lineRule="auto"/>
+        <w:ind w:firstLine="706"/>
+        <w:jc w:val="both"/>
+        <w:rPr>
+          <w:rFonts w:ascii="Times New Roman" w:hAnsi="Times New Roman" w:cs="Times New Roman"/>
+          <w:bCs/>
+          <w:sz w:val="28"/>
+          <w:szCs w:val="28"/>
+        </w:rPr>
+      </w:pPr>
+    </w:p>
+    <w:p>
+      <w:pPr>
+        <w:spacing w:after="0" w:line="360" w:lineRule="auto"/>
+        <w:ind w:firstLine="706"/>
+        <w:jc w:val="both"/>
+        <w:rPr>
+          <w:rFonts w:ascii="Times New Roman" w:hAnsi="Times New Roman" w:cs="Times New Roman"/>
+          <w:bCs/>
+          <w:sz w:val="28"/>
+          <w:szCs w:val="28"/>
+        </w:rPr>
+      </w:pPr>
+    </w:p>
+    <w:p>
+      <w:pPr>
+        <w:spacing w:after="0" w:line="360" w:lineRule="auto"/>
+        <w:ind w:firstLine="706"/>
+        <w:jc w:val="both"/>
+        <w:rPr>
+          <w:rFonts w:ascii="Times New Roman" w:hAnsi="Times New Roman" w:cs="Times New Roman"/>
+          <w:bCs/>
+          <w:sz w:val="28"/>
+          <w:szCs w:val="28"/>
+        </w:rPr>
+      </w:pPr>
+      <w:r>
+        <w:rPr>
+          <w:rFonts w:ascii="Times New Roman" w:hAnsi="Times New Roman" w:cs="Times New Roman"/>
+          <w:bCs/>
+          <w:sz w:val="28"/>
+          <w:szCs w:val="28"/>
+        </w:rPr>
         <w:lastRenderedPageBreak/>
-        <w:t>Процесс сопровождения информационных систем включает несколько этапов. Сначала выполняется мониторинг состояния системы и выявление возникающих проблем. После этого проводится анализ неисправностей и определение причин их появления.</w:t>
-      </w:r>
-    </w:p>
-    <w:p>
-      <w:pPr>
-        <w:spacing w:after="0" w:line="360" w:lineRule="auto"/>
-        <w:ind w:firstLine="706"/>
-        <w:jc w:val="both"/>
-        <w:rPr>
-          <w:rFonts w:ascii="Times New Roman" w:hAnsi="Times New Roman" w:cs="Times New Roman"/>
-          <w:sz w:val="28"/>
-          <w:szCs w:val="28"/>
-        </w:rPr>
-      </w:pPr>
-      <w:r>
-        <w:rPr>
-          <w:rFonts w:ascii="Times New Roman" w:hAnsi="Times New Roman" w:cs="Times New Roman"/>
-          <w:sz w:val="28"/>
-          <w:szCs w:val="28"/>
-        </w:rPr>
-        <w:t>Следующим этапом является устранение обнаруженных ошибок, настройка программного обеспечения или восстановление данных. После выполнения работ проводится проверка работоспособности системы и тестирование ее функций.</w:t>
-      </w:r>
-    </w:p>
-    <w:p>
-      <w:pPr>
-        <w:spacing w:after="0" w:line="360" w:lineRule="auto"/>
-        <w:ind w:firstLine="706"/>
-        <w:jc w:val="both"/>
-        <w:rPr>
-          <w:rFonts w:ascii="Times New Roman" w:hAnsi="Times New Roman" w:cs="Times New Roman"/>
-          <w:sz w:val="28"/>
-          <w:szCs w:val="28"/>
-        </w:rPr>
-      </w:pPr>
-      <w:r>
-        <w:rPr>
-          <w:rFonts w:ascii="Times New Roman" w:hAnsi="Times New Roman" w:cs="Times New Roman"/>
-          <w:sz w:val="28"/>
-          <w:szCs w:val="28"/>
-        </w:rPr>
-        <w:t>Завершающим этапом является профилактическое обслуживание и обновление программного обеспечения для предотвращения повторного возникновения ошибок.</w:t>
-      </w:r>
-    </w:p>
-    <w:p>
-      <w:pPr>
-        <w:spacing w:after="0" w:line="480" w:lineRule="auto"/>
-        <w:ind w:firstLine="706"/>
-        <w:jc w:val="both"/>
-        <w:rPr>
-          <w:rFonts w:ascii="Times New Roman" w:hAnsi="Times New Roman" w:cs="Times New Roman"/>
-          <w:sz w:val="28"/>
-          <w:szCs w:val="28"/>
-        </w:rPr>
-      </w:pPr>
-    </w:p>
-    <w:p>
-      <w:pPr>
-        <w:spacing w:after="0" w:line="360" w:lineRule="auto"/>
-        <w:ind w:firstLine="706"/>
-        <w:jc w:val="both"/>
-        <w:rPr>
-          <w:rFonts w:ascii="Times New Roman" w:hAnsi="Times New Roman" w:cs="Times New Roman"/>
-          <w:bCs/>
-          <w:sz w:val="28"/>
-          <w:szCs w:val="28"/>
-        </w:rPr>
-      </w:pPr>
-      <w:r>
-        <w:rPr>
-          <w:rFonts w:ascii="Times New Roman" w:hAnsi="Times New Roman" w:cs="Times New Roman"/>
-          <w:bCs/>
-          <w:sz w:val="28"/>
-          <w:szCs w:val="28"/>
-        </w:rPr>
-        <w:t>2.4 Методы и инструменты сопровождения</w:t>
-      </w:r>
-    </w:p>
-    <w:p>
-      <w:pPr>
-        <w:spacing w:after="0" w:line="360" w:lineRule="auto"/>
-        <w:ind w:firstLine="706"/>
-        <w:jc w:val="both"/>
-        <w:rPr>
-          <w:rFonts w:ascii="Times New Roman" w:hAnsi="Times New Roman" w:cs="Times New Roman"/>
-          <w:bCs/>
-          <w:sz w:val="28"/>
-          <w:szCs w:val="28"/>
-        </w:rPr>
-      </w:pPr>
-    </w:p>
-    <w:p>
-      <w:pPr>
-        <w:spacing w:after="0" w:line="360" w:lineRule="auto"/>
-        <w:ind w:firstLine="706"/>
-        <w:jc w:val="both"/>
-        <w:rPr>
-          <w:rFonts w:ascii="Times New Roman" w:hAnsi="Times New Roman" w:cs="Times New Roman"/>
-          <w:sz w:val="28"/>
-          <w:szCs w:val="28"/>
-        </w:rPr>
-      </w:pPr>
-      <w:r>
-        <w:rPr>
-          <w:rFonts w:ascii="Times New Roman" w:hAnsi="Times New Roman" w:cs="Times New Roman"/>
-          <w:sz w:val="28"/>
-          <w:szCs w:val="28"/>
-        </w:rPr>
-        <w:t>Для сопровождения информационных систем используются различные программные и технические средства. Одним из основных методов является мониторинг состояния системы и контроль ее работоспособности.</w:t>
-      </w:r>
-    </w:p>
-    <w:p>
-      <w:pPr>
-        <w:spacing w:after="0" w:line="360" w:lineRule="auto"/>
-        <w:ind w:firstLine="706"/>
-        <w:jc w:val="both"/>
-        <w:rPr>
-          <w:rFonts w:ascii="Times New Roman" w:hAnsi="Times New Roman" w:cs="Times New Roman"/>
-          <w:sz w:val="28"/>
-          <w:szCs w:val="28"/>
-        </w:rPr>
-      </w:pPr>
-      <w:r>
-        <w:rPr>
-          <w:rFonts w:ascii="Times New Roman" w:hAnsi="Times New Roman" w:cs="Times New Roman"/>
-          <w:sz w:val="28"/>
-          <w:szCs w:val="28"/>
-        </w:rPr>
-        <w:t xml:space="preserve">Для учета задач и обращений пользователей может использоваться система </w:t>
-      </w:r>
-      <w:proofErr w:type="spellStart"/>
-      <w:r>
-        <w:rPr>
-          <w:rFonts w:ascii="Times New Roman" w:hAnsi="Times New Roman" w:cs="Times New Roman"/>
-          <w:sz w:val="28"/>
-          <w:szCs w:val="28"/>
-        </w:rPr>
-        <w:t>Redmine</w:t>
-      </w:r>
-      <w:proofErr w:type="spellEnd"/>
-      <w:r>
-        <w:rPr>
-          <w:rFonts w:ascii="Times New Roman" w:hAnsi="Times New Roman" w:cs="Times New Roman"/>
-          <w:sz w:val="28"/>
-          <w:szCs w:val="28"/>
-        </w:rPr>
-        <w:t>, позволяющая контролировать выполнение работ и организовывать техническую поддержку.</w:t>
-      </w:r>
-    </w:p>
-    <w:p>
-      <w:pPr>
-        <w:spacing w:after="0" w:line="360" w:lineRule="auto"/>
-        <w:ind w:firstLine="706"/>
-        <w:jc w:val="both"/>
-        <w:rPr>
-          <w:rFonts w:ascii="Times New Roman" w:hAnsi="Times New Roman" w:cs="Times New Roman"/>
-          <w:sz w:val="28"/>
-          <w:szCs w:val="28"/>
-        </w:rPr>
-      </w:pPr>
-      <w:r>
-        <w:rPr>
-          <w:rFonts w:ascii="Times New Roman" w:hAnsi="Times New Roman" w:cs="Times New Roman"/>
-          <w:sz w:val="28"/>
-          <w:szCs w:val="28"/>
-        </w:rPr>
-        <w:t>Также применяются средства удаленного администрирования, антивирусное программное обеспечение, системы резервного копирования данных и инструменты для работы с базами данных.</w:t>
-      </w:r>
-    </w:p>
-    <w:p>
-      <w:pPr>
-        <w:spacing w:after="0" w:line="480" w:lineRule="auto"/>
-        <w:ind w:firstLine="706"/>
-        <w:jc w:val="both"/>
-        <w:rPr>
-          <w:rFonts w:ascii="Times New Roman" w:hAnsi="Times New Roman" w:cs="Times New Roman"/>
-          <w:sz w:val="28"/>
-          <w:szCs w:val="28"/>
-        </w:rPr>
-      </w:pPr>
-    </w:p>
-    <w:p>
-      <w:pPr>
-        <w:spacing w:after="0" w:line="360" w:lineRule="auto"/>
-        <w:ind w:firstLine="706"/>
-        <w:jc w:val="both"/>
-        <w:rPr>
-          <w:rFonts w:ascii="Times New Roman" w:hAnsi="Times New Roman" w:cs="Times New Roman"/>
-          <w:bCs/>
-          <w:sz w:val="28"/>
-          <w:szCs w:val="28"/>
-        </w:rPr>
-      </w:pPr>
-      <w:r>
-        <w:rPr>
-          <w:rFonts w:ascii="Times New Roman" w:hAnsi="Times New Roman" w:cs="Times New Roman"/>
-          <w:bCs/>
-          <w:sz w:val="28"/>
-          <w:szCs w:val="28"/>
-        </w:rPr>
         <w:t>2.5 Управление рисками и безопасностью</w:t>
       </w:r>
     </w:p>
@@ -2673,16 +2752,7 @@
           <w:sz w:val="28"/>
           <w:szCs w:val="28"/>
         </w:rPr>
-        <w:t xml:space="preserve">В процессе сопровождения информационных систем большое внимание уделяется информационной безопасности и управлению рисками. Основными </w:t>
-      </w:r>
-      <w:r>
-        <w:rPr>
-          <w:rFonts w:ascii="Times New Roman" w:hAnsi="Times New Roman" w:cs="Times New Roman"/>
-          <w:sz w:val="28"/>
-          <w:szCs w:val="28"/>
-        </w:rPr>
-        <w:lastRenderedPageBreak/>
-        <w:t>рисками являются программные сбои, потеря данных, вирусные атаки и ошибки пользователей.</w:t>
+        <w:t>В процессе сопровождения информационных систем большое внимание уделяется информационной безопасности и управлению рисками. Основными рисками являются программные сбои, потеря данных, вирусные атаки и ошибки пользователей.</w:t>
       </w:r>
     </w:p>
     <w:p>
@@ -2937,13 +3007,8 @@
     </w:p>
     <w:p>
       <w:pPr>
-        <w:pStyle w:val="a8"/>
-        <w:numPr>
-          <w:ilvl w:val="0"/>
-          <w:numId w:val="9"/>
-        </w:numPr>
-        <w:spacing w:after="0" w:line="360" w:lineRule="auto"/>
-        <w:ind w:left="0" w:firstLine="709"/>
+        <w:spacing w:after="0" w:line="360" w:lineRule="auto"/>
+        <w:ind w:left="709"/>
         <w:jc w:val="both"/>
         <w:rPr>
           <w:rFonts w:ascii="Times New Roman" w:hAnsi="Times New Roman" w:cs="Times New Roman"/>
@@ -3009,13 +3074,8 @@
     </w:p>
     <w:p>
       <w:pPr>
-        <w:pStyle w:val="a8"/>
-        <w:numPr>
-          <w:ilvl w:val="0"/>
-          <w:numId w:val="11"/>
-        </w:numPr>
-        <w:spacing w:after="0" w:line="360" w:lineRule="auto"/>
-        <w:ind w:left="0" w:firstLine="709"/>
+        <w:spacing w:after="0" w:line="360" w:lineRule="auto"/>
+        <w:ind w:left="709"/>
         <w:rPr>
           <w:rFonts w:ascii="Times New Roman" w:hAnsi="Times New Roman" w:cs="Times New Roman"/>
           <w:sz w:val="28"/>
@@ -3134,13 +3194,8 @@
     </w:p>
     <w:p>
       <w:pPr>
-        <w:pStyle w:val="a8"/>
-        <w:numPr>
-          <w:ilvl w:val="0"/>
-          <w:numId w:val="9"/>
-        </w:numPr>
-        <w:spacing w:after="0" w:line="360" w:lineRule="auto"/>
-        <w:ind w:left="0" w:firstLine="709"/>
+        <w:spacing w:after="0" w:line="360" w:lineRule="auto"/>
+        <w:ind w:left="709"/>
         <w:jc w:val="both"/>
         <w:rPr>
           <w:rFonts w:ascii="Times New Roman" w:hAnsi="Times New Roman" w:cs="Times New Roman"/>
@@ -3285,13 +3340,8 @@
     </w:p>
     <w:p>
       <w:pPr>
-        <w:pStyle w:val="a8"/>
-        <w:numPr>
-          <w:ilvl w:val="0"/>
-          <w:numId w:val="9"/>
-        </w:numPr>
-        <w:spacing w:after="0" w:line="360" w:lineRule="auto"/>
-        <w:ind w:left="0" w:firstLine="709"/>
+        <w:spacing w:after="0" w:line="360" w:lineRule="auto"/>
+        <w:ind w:left="709"/>
         <w:jc w:val="both"/>
         <w:rPr>
           <w:rFonts w:ascii="Times New Roman" w:hAnsi="Times New Roman" w:cs="Times New Roman"/>
@@ -3599,13 +3649,8 @@
     </w:p>
     <w:p>
       <w:pPr>
-        <w:pStyle w:val="a8"/>
-        <w:numPr>
-          <w:ilvl w:val="0"/>
-          <w:numId w:val="9"/>
-        </w:numPr>
-        <w:spacing w:after="0" w:line="360" w:lineRule="auto"/>
-        <w:ind w:left="0" w:firstLine="709"/>
+        <w:spacing w:after="0" w:line="360" w:lineRule="auto"/>
+        <w:ind w:left="709"/>
         <w:jc w:val="both"/>
         <w:rPr>
           <w:rFonts w:ascii="Times New Roman" w:hAnsi="Times New Roman" w:cs="Times New Roman"/>
@@ -3692,13 +3737,8 @@
     </w:p>
     <w:p>
       <w:pPr>
-        <w:pStyle w:val="a8"/>
-        <w:numPr>
-          <w:ilvl w:val="0"/>
-          <w:numId w:val="9"/>
-        </w:numPr>
-        <w:spacing w:after="0" w:line="360" w:lineRule="auto"/>
-        <w:ind w:left="0" w:firstLine="709"/>
+        <w:spacing w:after="0" w:line="360" w:lineRule="auto"/>
+        <w:ind w:left="360"/>
         <w:jc w:val="both"/>
         <w:rPr>
           <w:rFonts w:ascii="Times New Roman" w:hAnsi="Times New Roman" w:cs="Times New Roman"/>
@@ -3784,13 +3824,8 @@
     </w:p>
     <w:p>
       <w:pPr>
-        <w:pStyle w:val="a8"/>
-        <w:numPr>
-          <w:ilvl w:val="0"/>
-          <w:numId w:val="9"/>
-        </w:numPr>
-        <w:spacing w:after="0" w:line="360" w:lineRule="auto"/>
-        <w:ind w:left="0" w:firstLine="709"/>
+        <w:spacing w:after="0" w:line="360" w:lineRule="auto"/>
+        <w:ind w:left="360"/>
         <w:jc w:val="both"/>
         <w:rPr>
           <w:rFonts w:ascii="Times New Roman" w:hAnsi="Times New Roman" w:cs="Times New Roman"/>
@@ -3876,13 +3911,8 @@
     </w:p>
     <w:p>
       <w:pPr>
-        <w:pStyle w:val="a8"/>
-        <w:numPr>
-          <w:ilvl w:val="0"/>
-          <w:numId w:val="9"/>
-        </w:numPr>
-        <w:spacing w:after="0" w:line="360" w:lineRule="auto"/>
-        <w:ind w:left="0" w:firstLine="709"/>
+        <w:spacing w:after="0" w:line="360" w:lineRule="auto"/>
+        <w:ind w:left="360"/>
         <w:jc w:val="both"/>
         <w:rPr>
           <w:rFonts w:ascii="Times New Roman" w:hAnsi="Times New Roman" w:cs="Times New Roman"/>
@@ -4044,13 +4074,8 @@
     </w:p>
     <w:p>
       <w:pPr>
-        <w:pStyle w:val="a8"/>
-        <w:numPr>
-          <w:ilvl w:val="0"/>
-          <w:numId w:val="9"/>
-        </w:numPr>
-        <w:spacing w:after="0" w:line="360" w:lineRule="auto"/>
-        <w:ind w:left="0" w:firstLine="709"/>
+        <w:spacing w:after="0" w:line="360" w:lineRule="auto"/>
+        <w:ind w:left="360"/>
         <w:jc w:val="both"/>
         <w:rPr>
           <w:rFonts w:ascii="Times New Roman" w:hAnsi="Times New Roman" w:cs="Times New Roman"/>
@@ -4164,13 +4189,8 @@
     </w:p>
     <w:p>
       <w:pPr>
-        <w:pStyle w:val="a8"/>
-        <w:numPr>
-          <w:ilvl w:val="0"/>
-          <w:numId w:val="9"/>
-        </w:numPr>
-        <w:spacing w:after="0" w:line="360" w:lineRule="auto"/>
-        <w:ind w:left="0" w:firstLine="709"/>
+        <w:spacing w:after="0" w:line="360" w:lineRule="auto"/>
+        <w:ind w:left="360"/>
         <w:jc w:val="both"/>
         <w:rPr>
           <w:rFonts w:ascii="Times New Roman" w:hAnsi="Times New Roman" w:cs="Times New Roman"/>
@@ -4256,13 +4276,8 @@
     </w:p>
     <w:p>
       <w:pPr>
-        <w:pStyle w:val="a8"/>
-        <w:numPr>
-          <w:ilvl w:val="0"/>
-          <w:numId w:val="9"/>
-        </w:numPr>
-        <w:spacing w:after="0" w:line="360" w:lineRule="auto"/>
-        <w:ind w:left="0" w:firstLine="709"/>
+        <w:spacing w:after="0" w:line="360" w:lineRule="auto"/>
+        <w:ind w:left="360"/>
         <w:jc w:val="both"/>
         <w:rPr>
           <w:rFonts w:ascii="Times New Roman" w:hAnsi="Times New Roman" w:cs="Times New Roman"/>
@@ -4380,13 +4395,8 @@
     </w:p>
     <w:p>
       <w:pPr>
-        <w:pStyle w:val="a8"/>
-        <w:numPr>
-          <w:ilvl w:val="0"/>
-          <w:numId w:val="9"/>
-        </w:numPr>
-        <w:spacing w:after="0" w:line="360" w:lineRule="auto"/>
-        <w:ind w:left="0" w:firstLine="709"/>
+        <w:spacing w:after="0" w:line="360" w:lineRule="auto"/>
+        <w:ind w:left="360"/>
         <w:jc w:val="both"/>
         <w:rPr>
           <w:rFonts w:ascii="Times New Roman" w:hAnsi="Times New Roman" w:cs="Times New Roman"/>
@@ -4626,12 +4636,8 @@
     <w:p>
       <w:pPr>
         <w:pStyle w:val="a8"/>
-        <w:numPr>
-          <w:ilvl w:val="0"/>
-          <w:numId w:val="9"/>
-        </w:numPr>
-        <w:spacing w:after="0" w:line="360" w:lineRule="auto"/>
-        <w:ind w:left="0" w:firstLine="709"/>
+        <w:spacing w:after="0" w:line="360" w:lineRule="auto"/>
+        <w:ind w:left="709"/>
         <w:jc w:val="both"/>
         <w:rPr>
           <w:rFonts w:ascii="Times New Roman" w:hAnsi="Times New Roman" w:cs="Times New Roman"/>
@@ -4718,12 +4724,8 @@
     <w:p>
       <w:pPr>
         <w:pStyle w:val="a8"/>
-        <w:numPr>
-          <w:ilvl w:val="0"/>
-          <w:numId w:val="9"/>
-        </w:numPr>
-        <w:spacing w:after="0" w:line="360" w:lineRule="auto"/>
-        <w:ind w:left="0" w:firstLine="709"/>
+        <w:spacing w:after="0" w:line="360" w:lineRule="auto"/>
+        <w:ind w:left="709"/>
         <w:jc w:val="both"/>
         <w:rPr>
           <w:rFonts w:ascii="Times New Roman" w:hAnsi="Times New Roman" w:cs="Times New Roman"/>
@@ -4928,12 +4930,8 @@
     <w:p>
       <w:pPr>
         <w:pStyle w:val="a8"/>
-        <w:numPr>
-          <w:ilvl w:val="0"/>
-          <w:numId w:val="9"/>
-        </w:numPr>
-        <w:spacing w:after="0" w:line="360" w:lineRule="auto"/>
-        <w:ind w:left="0" w:firstLine="709"/>
+        <w:spacing w:after="0" w:line="360" w:lineRule="auto"/>
+        <w:ind w:left="709"/>
         <w:jc w:val="both"/>
         <w:rPr>
           <w:rFonts w:ascii="Times New Roman" w:hAnsi="Times New Roman" w:cs="Times New Roman"/>
@@ -5041,18 +5039,7 @@
           <w:sz w:val="28"/>
           <w:szCs w:val="28"/>
         </w:rPr>
-        <w:t>J</w:t>
-      </w:r>
-      <w:bookmarkStart w:id="0" w:name="_GoBack"/>
-      <w:bookmarkEnd w:id="0"/>
-      <w:r>
-        <w:rPr>
-          <w:rFonts w:ascii="Times New Roman" w:hAnsi="Times New Roman" w:cs="Times New Roman"/>
-          <w:bCs/>
-          <w:sz w:val="28"/>
-          <w:szCs w:val="28"/>
-        </w:rPr>
-        <w:t>ira</w:t>
+        <w:t>Jira</w:t>
       </w:r>
     </w:p>
     <w:p>
@@ -5071,12 +5058,8 @@
     <w:p>
       <w:pPr>
         <w:pStyle w:val="a8"/>
-        <w:numPr>
-          <w:ilvl w:val="0"/>
-          <w:numId w:val="9"/>
-        </w:numPr>
-        <w:spacing w:after="0" w:line="360" w:lineRule="auto"/>
-        <w:ind w:left="0" w:firstLine="709"/>
+        <w:spacing w:after="0" w:line="360" w:lineRule="auto"/>
+        <w:ind w:left="709"/>
         <w:jc w:val="both"/>
         <w:rPr>
           <w:rFonts w:ascii="Times New Roman" w:hAnsi="Times New Roman" w:cs="Times New Roman"/>
@@ -5171,12 +5154,8 @@
     <w:p>
       <w:pPr>
         <w:pStyle w:val="a8"/>
-        <w:numPr>
-          <w:ilvl w:val="0"/>
-          <w:numId w:val="9"/>
-        </w:numPr>
-        <w:spacing w:after="0" w:line="360" w:lineRule="auto"/>
-        <w:ind w:left="0" w:firstLine="709"/>
+        <w:spacing w:after="0" w:line="360" w:lineRule="auto"/>
+        <w:ind w:left="709"/>
         <w:jc w:val="both"/>
         <w:rPr>
           <w:rFonts w:ascii="Times New Roman" w:hAnsi="Times New Roman" w:cs="Times New Roman"/>
@@ -5397,12 +5376,8 @@
     <w:p>
       <w:pPr>
         <w:pStyle w:val="a8"/>
-        <w:numPr>
-          <w:ilvl w:val="0"/>
-          <w:numId w:val="9"/>
-        </w:numPr>
-        <w:spacing w:after="0" w:line="360" w:lineRule="auto"/>
-        <w:ind w:left="0" w:firstLine="709"/>
+        <w:spacing w:after="0" w:line="360" w:lineRule="auto"/>
+        <w:ind w:left="709"/>
         <w:jc w:val="both"/>
         <w:rPr>
           <w:rFonts w:ascii="Times New Roman" w:hAnsi="Times New Roman" w:cs="Times New Roman"/>
@@ -5612,12 +5587,8 @@
     <w:p>
       <w:pPr>
         <w:pStyle w:val="a8"/>
-        <w:numPr>
-          <w:ilvl w:val="0"/>
-          <w:numId w:val="9"/>
-        </w:numPr>
-        <w:spacing w:after="0" w:line="360" w:lineRule="auto"/>
-        <w:ind w:left="0" w:firstLine="709"/>
+        <w:spacing w:after="0" w:line="360" w:lineRule="auto"/>
+        <w:ind w:left="709"/>
         <w:jc w:val="both"/>
         <w:rPr>
           <w:rFonts w:ascii="Times New Roman" w:hAnsi="Times New Roman" w:cs="Times New Roman"/>
@@ -5740,12 +5711,8 @@
     <w:p>
       <w:pPr>
         <w:pStyle w:val="a8"/>
-        <w:numPr>
-          <w:ilvl w:val="0"/>
-          <w:numId w:val="9"/>
-        </w:numPr>
-        <w:spacing w:after="0" w:line="360" w:lineRule="auto"/>
-        <w:ind w:left="0" w:firstLine="709"/>
+        <w:spacing w:after="0" w:line="360" w:lineRule="auto"/>
+        <w:ind w:left="709"/>
         <w:jc w:val="both"/>
         <w:rPr>
           <w:rFonts w:ascii="Times New Roman" w:hAnsi="Times New Roman" w:cs="Times New Roman"/>
@@ -5938,12 +5905,8 @@
     <w:p>
       <w:pPr>
         <w:pStyle w:val="a8"/>
-        <w:numPr>
-          <w:ilvl w:val="0"/>
-          <w:numId w:val="9"/>
-        </w:numPr>
-        <w:spacing w:after="0" w:line="360" w:lineRule="auto"/>
-        <w:ind w:left="0" w:firstLine="709"/>
+        <w:spacing w:after="0" w:line="360" w:lineRule="auto"/>
+        <w:ind w:left="709"/>
         <w:jc w:val="both"/>
         <w:rPr>
           <w:rFonts w:ascii="Times New Roman" w:hAnsi="Times New Roman" w:cs="Times New Roman"/>
@@ -6113,20 +6076,18 @@
     <w:p>
       <w:pPr>
         <w:pStyle w:val="a8"/>
-        <w:numPr>
-          <w:ilvl w:val="0"/>
-          <w:numId w:val="9"/>
-        </w:numPr>
-        <w:spacing w:after="0" w:line="360" w:lineRule="auto"/>
-        <w:ind w:left="0" w:firstLine="709"/>
-        <w:jc w:val="both"/>
-        <w:rPr>
-          <w:rFonts w:ascii="Times New Roman" w:hAnsi="Times New Roman" w:cs="Times New Roman"/>
-          <w:bCs/>
-          <w:sz w:val="28"/>
-          <w:szCs w:val="28"/>
-        </w:rPr>
-      </w:pPr>
+        <w:spacing w:after="0" w:line="360" w:lineRule="auto"/>
+        <w:ind w:left="709"/>
+        <w:jc w:val="both"/>
+        <w:rPr>
+          <w:rFonts w:ascii="Times New Roman" w:hAnsi="Times New Roman" w:cs="Times New Roman"/>
+          <w:bCs/>
+          <w:sz w:val="28"/>
+          <w:szCs w:val="28"/>
+        </w:rPr>
+      </w:pPr>
+      <w:bookmarkStart w:id="0" w:name="_GoBack"/>
+      <w:bookmarkEnd w:id="0"/>
       <w:r>
         <w:rPr>
           <w:rFonts w:ascii="Times New Roman" w:hAnsi="Times New Roman" w:cs="Times New Roman"/>
@@ -9111,6 +9072,7 @@
   <w:style w:type="character" w:default="1" w:styleId="a0">
     <w:name w:val="Default Paragraph Font"/>
     <w:uiPriority w:val="1"/>
+    <w:semiHidden/>
     <w:unhideWhenUsed/>
   </w:style>
   <w:style w:type="table" w:default="1" w:styleId="a1">
@@ -9507,7 +9469,7 @@
 </file>
 
 <file path=customXml/itemProps1.xml><?xml version="1.0" encoding="utf-8"?>
-<ds:datastoreItem xmlns:ds="http://schemas.openxmlformats.org/officeDocument/2006/customXml" ds:itemID="{F6444D97-E322-4B3E-8AAF-13319CE6B35E}">
+<ds:datastoreItem xmlns:ds="http://schemas.openxmlformats.org/officeDocument/2006/customXml" ds:itemID="{D782FA3B-4D68-4DD5-B0FD-530DB25E49F8}">
   <ds:schemaRefs>
     <ds:schemaRef ds:uri="http://schemas.openxmlformats.org/officeDocument/2006/bibliography"/>
   </ds:schemaRefs>
